--- a/netflix_insights.docx
+++ b/netflix_insights.docx
@@ -118,15 +118,7 @@
     </w:p>
     <w:p>
       <w:r>
-        <w:t xml:space="preserve">The objective of this project is to </w:t>
-      </w:r>
-      <w:proofErr w:type="spellStart"/>
-      <w:r>
-        <w:t>analyze</w:t>
-      </w:r>
-      <w:proofErr w:type="spellEnd"/>
-      <w:r>
-        <w:t xml:space="preserve"> the Netflix Movies and TV Shows dataset obtained from Kaggle. The dataset contains detailed information about </w:t>
+        <w:t xml:space="preserve">The objective of this project is to analyze the Netflix Movies and TV Shows dataset obtained from Kaggle. The dataset contains detailed information about </w:t>
       </w:r>
       <w:r>
         <w:t xml:space="preserve">8 </w:t>
@@ -272,7 +264,6 @@
       <w:r>
         <w:t xml:space="preserve">Categorical variables such as </w:t>
       </w:r>
-      <w:proofErr w:type="spellStart"/>
       <w:r>
         <w:rPr>
           <w:b/>
@@ -280,7 +271,6 @@
         </w:rPr>
         <w:t>content_type</w:t>
       </w:r>
-      <w:proofErr w:type="spellEnd"/>
       <w:r>
         <w:t xml:space="preserve">, </w:t>
       </w:r>
@@ -314,7 +304,6 @@
       <w:r>
         <w:t xml:space="preserve">, and </w:t>
       </w:r>
-      <w:proofErr w:type="spellStart"/>
       <w:r>
         <w:rPr>
           <w:b/>
@@ -322,7 +311,6 @@
         </w:rPr>
         <w:t>duration_type</w:t>
       </w:r>
-      <w:proofErr w:type="spellEnd"/>
       <w:r>
         <w:t xml:space="preserve"> are encoded into numeric representations.</w:t>
       </w:r>
@@ -337,7 +325,6 @@
       <w:r>
         <w:t xml:space="preserve">Numerical features such as </w:t>
       </w:r>
-      <w:proofErr w:type="spellStart"/>
       <w:r>
         <w:rPr>
           <w:b/>
@@ -345,11 +332,9 @@
         </w:rPr>
         <w:t>duration_int</w:t>
       </w:r>
-      <w:proofErr w:type="spellEnd"/>
       <w:r>
         <w:t xml:space="preserve">, </w:t>
       </w:r>
-      <w:proofErr w:type="spellStart"/>
       <w:r>
         <w:rPr>
           <w:b/>
@@ -357,11 +342,9 @@
         </w:rPr>
         <w:t>release_year</w:t>
       </w:r>
-      <w:proofErr w:type="spellEnd"/>
       <w:r>
         <w:t xml:space="preserve">, and </w:t>
       </w:r>
-      <w:proofErr w:type="spellStart"/>
       <w:r>
         <w:rPr>
           <w:b/>
@@ -369,7 +352,6 @@
         </w:rPr>
         <w:t>date_added</w:t>
       </w:r>
-      <w:proofErr w:type="spellEnd"/>
       <w:r>
         <w:t xml:space="preserve"> are scaled or frequency-encoded.</w:t>
       </w:r>
@@ -382,15 +364,7 @@
         </w:numPr>
       </w:pPr>
       <w:r>
-        <w:t xml:space="preserve">The final normalized dataset is stored as a CSV file (netflix_normalized_full.csv) ready for analysis or </w:t>
-      </w:r>
-      <w:proofErr w:type="spellStart"/>
-      <w:r>
-        <w:t>modeling</w:t>
-      </w:r>
-      <w:proofErr w:type="spellEnd"/>
-      <w:r>
-        <w:t>.</w:t>
+        <w:t>The final normalized dataset is stored as a CSV file (netflix_normalized_full.csv) ready for analysis or modeling.</w:t>
       </w:r>
     </w:p>
     <w:p>
@@ -466,39 +440,7 @@
     </w:p>
     <w:p>
       <w:r>
-        <w:t>!</w:t>
-      </w:r>
-      <w:proofErr w:type="spellStart"/>
-      <w:r>
-        <w:t>kaggle</w:t>
-      </w:r>
-      <w:proofErr w:type="spellEnd"/>
-      <w:r>
-        <w:t xml:space="preserve"> datasets download -d </w:t>
-      </w:r>
-      <w:proofErr w:type="spellStart"/>
-      <w:r>
-        <w:t>shivamb</w:t>
-      </w:r>
-      <w:proofErr w:type="spellEnd"/>
-      <w:r>
-        <w:t>/</w:t>
-      </w:r>
-      <w:proofErr w:type="spellStart"/>
-      <w:r>
-        <w:t>netflix</w:t>
-      </w:r>
-      <w:proofErr w:type="spellEnd"/>
-      <w:r>
-        <w:t>-shows -p /workspace/</w:t>
-      </w:r>
-      <w:proofErr w:type="spellStart"/>
-      <w:r>
-        <w:t>netflix</w:t>
-      </w:r>
-      <w:proofErr w:type="spellEnd"/>
-      <w:r>
-        <w:t xml:space="preserve"> --unzip</w:t>
+        <w:t>!kaggle datasets download -d shivamb/netflix-shows -p /workspace/netflix --unzip</w:t>
       </w:r>
     </w:p>
     <w:p>
@@ -513,37 +455,8 @@
           <w:numId w:val="10"/>
         </w:numPr>
       </w:pPr>
-      <w:proofErr w:type="spellStart"/>
-      <w:r>
-        <w:t>show_id</w:t>
-      </w:r>
-      <w:proofErr w:type="spellEnd"/>
-      <w:r>
-        <w:t xml:space="preserve">, type, title, director, cast, country, </w:t>
-      </w:r>
-      <w:proofErr w:type="spellStart"/>
-      <w:r>
-        <w:t>date_added</w:t>
-      </w:r>
-      <w:proofErr w:type="spellEnd"/>
-      <w:r>
-        <w:t xml:space="preserve">, </w:t>
-      </w:r>
-      <w:proofErr w:type="spellStart"/>
-      <w:r>
-        <w:t>release_year</w:t>
-      </w:r>
-      <w:proofErr w:type="spellEnd"/>
-      <w:r>
-        <w:t xml:space="preserve">, rating, duration, </w:t>
-      </w:r>
-      <w:proofErr w:type="spellStart"/>
-      <w:r>
-        <w:t>listed_in</w:t>
-      </w:r>
-      <w:proofErr w:type="spellEnd"/>
-      <w:r>
-        <w:t>, description.</w:t>
+      <w:r>
+        <w:t>show_id, type, title, director, cast, country, date_added, release_year, rating, duration, listed_in, description.</w:t>
       </w:r>
     </w:p>
     <w:p>
@@ -565,15 +478,7 @@
         <w:t>Removed unnecessary columns</w:t>
       </w:r>
       <w:r>
-        <w:t xml:space="preserve">: title, director, cast, description, and </w:t>
-      </w:r>
-      <w:proofErr w:type="spellStart"/>
-      <w:r>
-        <w:t>show_id</w:t>
-      </w:r>
-      <w:proofErr w:type="spellEnd"/>
-      <w:r>
-        <w:t>.</w:t>
+        <w:t>: title, director, cast, description, and show_id.</w:t>
       </w:r>
     </w:p>
     <w:p>
@@ -606,13 +511,8 @@
         </w:numPr>
       </w:pPr>
       <w:r>
-        <w:t xml:space="preserve">type → </w:t>
-      </w:r>
-      <w:proofErr w:type="spellStart"/>
-      <w:r>
-        <w:t>content_type</w:t>
-      </w:r>
-      <w:proofErr w:type="spellEnd"/>
+        <w:t>type → content_type</w:t>
+      </w:r>
     </w:p>
     <w:p>
       <w:pPr>
@@ -621,13 +521,8 @@
           <w:numId w:val="11"/>
         </w:numPr>
       </w:pPr>
-      <w:proofErr w:type="spellStart"/>
-      <w:r>
-        <w:t>listed_in</w:t>
-      </w:r>
-      <w:proofErr w:type="spellEnd"/>
-      <w:r>
-        <w:t xml:space="preserve"> → genres</w:t>
+      <w:r>
+        <w:t>listed_in → genres</w:t>
       </w:r>
     </w:p>
     <w:p>
@@ -726,23 +621,7 @@
         </w:numPr>
       </w:pPr>
       <w:r>
-        <w:t xml:space="preserve">Split into </w:t>
-      </w:r>
-      <w:proofErr w:type="spellStart"/>
-      <w:r>
-        <w:t>duration_int</w:t>
-      </w:r>
-      <w:proofErr w:type="spellEnd"/>
-      <w:r>
-        <w:t xml:space="preserve"> (numeric value) and </w:t>
-      </w:r>
-      <w:proofErr w:type="spellStart"/>
-      <w:r>
-        <w:t>duration_type</w:t>
-      </w:r>
-      <w:proofErr w:type="spellEnd"/>
-      <w:r>
-        <w:t xml:space="preserve"> (unit: min or Season)</w:t>
+        <w:t>Split into duration_int (numeric value) and duration_type (unit: min or Season)</w:t>
       </w:r>
     </w:p>
     <w:p>
@@ -1510,15 +1389,7 @@
     </w:p>
     <w:p>
       <w:r>
-        <w:t xml:space="preserve">We normalized categorical and numeric features for better </w:t>
-      </w:r>
-      <w:proofErr w:type="spellStart"/>
-      <w:r>
-        <w:t>modeling</w:t>
-      </w:r>
-      <w:proofErr w:type="spellEnd"/>
-      <w:r>
-        <w:t>:</w:t>
+        <w:t>We normalized categorical and numeric features for better modeling:</w:t>
       </w:r>
     </w:p>
     <w:p>
@@ -1543,13 +1414,8 @@
           <w:numId w:val="17"/>
         </w:numPr>
       </w:pPr>
-      <w:proofErr w:type="spellStart"/>
-      <w:r>
-        <w:t>content_type</w:t>
-      </w:r>
-      <w:proofErr w:type="spellEnd"/>
-      <w:r>
-        <w:t xml:space="preserve"> → </w:t>
+      <w:r>
+        <w:t xml:space="preserve">content_type → </w:t>
       </w:r>
       <w:r>
         <w:rPr>
@@ -1633,13 +1499,8 @@
           <w:numId w:val="17"/>
         </w:numPr>
       </w:pPr>
-      <w:proofErr w:type="spellStart"/>
-      <w:r>
-        <w:t>duration_type</w:t>
-      </w:r>
-      <w:proofErr w:type="spellEnd"/>
-      <w:r>
-        <w:t xml:space="preserve"> → </w:t>
+      <w:r>
+        <w:t xml:space="preserve">duration_type → </w:t>
       </w:r>
       <w:r>
         <w:rPr>
@@ -1674,13 +1535,8 @@
           <w:numId w:val="17"/>
         </w:numPr>
       </w:pPr>
-      <w:proofErr w:type="spellStart"/>
-      <w:r>
-        <w:t>release_year</w:t>
-      </w:r>
-      <w:proofErr w:type="spellEnd"/>
-      <w:r>
-        <w:t xml:space="preserve"> → Frequency Encoded (# of titles per year)</w:t>
+      <w:r>
+        <w:t>release_year → Frequency Encoded (# of titles per year)</w:t>
       </w:r>
     </w:p>
     <w:p>
@@ -1690,13 +1546,8 @@
           <w:numId w:val="17"/>
         </w:numPr>
       </w:pPr>
-      <w:proofErr w:type="spellStart"/>
-      <w:r>
-        <w:t>duration_int</w:t>
-      </w:r>
-      <w:proofErr w:type="spellEnd"/>
-      <w:r>
-        <w:t xml:space="preserve"> → </w:t>
+      <w:r>
+        <w:t xml:space="preserve">duration_int → </w:t>
       </w:r>
       <w:r>
         <w:rPr>
@@ -1716,13 +1567,8 @@
           <w:numId w:val="17"/>
         </w:numPr>
       </w:pPr>
-      <w:proofErr w:type="spellStart"/>
-      <w:r>
-        <w:t>date_added</w:t>
-      </w:r>
-      <w:proofErr w:type="spellEnd"/>
-      <w:r>
-        <w:t xml:space="preserve"> → Converted to number of days since earliest date and scaled.</w:t>
+      <w:r>
+        <w:t>date_added → Converted to number of days since earliest date and scaled.</w:t>
       </w:r>
     </w:p>
     <w:p>
@@ -1862,11 +1708,9 @@
             <w:hideMark/>
           </w:tcPr>
           <w:p>
-            <w:proofErr w:type="spellStart"/>
             <w:r>
               <w:t>content_type</w:t>
             </w:r>
-            <w:proofErr w:type="spellEnd"/>
           </w:p>
         </w:tc>
         <w:tc>
@@ -1983,11 +1827,9 @@
             <w:hideMark/>
           </w:tcPr>
           <w:p>
-            <w:proofErr w:type="spellStart"/>
             <w:r>
               <w:t>duration_int</w:t>
             </w:r>
-            <w:proofErr w:type="spellEnd"/>
           </w:p>
         </w:tc>
         <w:tc>
@@ -2847,47 +2689,539 @@
           <w:sz w:val="32"/>
           <w:szCs w:val="32"/>
         </w:rPr>
-        <w:t xml:space="preserve">Milestone 2: </w:t>
-      </w:r>
-      <w:r>
-        <w:rPr>
+        <w:t>Milestone 2:  EDA &amp; Feature Engineering (Week 3 &amp; 4)</w:t>
+      </w:r>
+    </w:p>
+    <w:p>
+      <w:pPr>
+        <w:rPr>
+          <w:b/>
+          <w:bCs/>
           <w:sz w:val="32"/>
           <w:szCs w:val="32"/>
         </w:rPr>
-        <w:t xml:space="preserve"> EDA &amp; Feature Engineering</w:t>
-      </w:r>
-      <w:r>
-        <w:rPr>
+      </w:pPr>
+    </w:p>
+    <w:p>
+      <w:pPr>
+        <w:rPr>
+          <w:b/>
+          <w:bCs/>
           <w:sz w:val="32"/>
           <w:szCs w:val="32"/>
         </w:rPr>
-        <w:t xml:space="preserve"> (</w:t>
-      </w:r>
-      <w:r>
-        <w:rPr>
+      </w:pPr>
+      <w:r>
+        <w:rPr>
+          <w:b/>
+          <w:bCs/>
           <w:sz w:val="32"/>
           <w:szCs w:val="32"/>
         </w:rPr>
-        <w:t>Week 3 &amp; 4</w:t>
-      </w:r>
-      <w:r>
-        <w:rPr>
+        <w:t>1</w:t>
+      </w:r>
+      <w:r>
+        <w:rPr>
+          <w:b/>
+          <w:bCs/>
           <w:sz w:val="32"/>
           <w:szCs w:val="32"/>
         </w:rPr>
-        <w:t>)</w:t>
-      </w:r>
-    </w:p>
-    <w:p>
-      <w:pPr>
+        <w:t xml:space="preserve">. </w:t>
+      </w:r>
+      <w:r>
         <w:rPr>
           <w:b/>
           <w:bCs/>
           <w:sz w:val="32"/>
           <w:szCs w:val="32"/>
         </w:rPr>
-      </w:pPr>
-    </w:p>
+        <w:t>Exploratory Data Analysis (EDA)</w:t>
+      </w:r>
+    </w:p>
+    <w:p>
+      <w:r>
+        <w:lastRenderedPageBreak/>
+        <w:t>After cleaning and normalizing the dataset, Exploratory Data Analysis (EDA) was conducted to understand key patterns, distributions, and relationships in the Netflix catalogue. The analysis focused on content growth trends, genre composition, rating distribution, and geographic contribution.</w:t>
+      </w:r>
+    </w:p>
+    <w:p>
+      <w:pPr>
+        <w:rPr>
+          <w:b/>
+          <w:bCs/>
+        </w:rPr>
+      </w:pPr>
+      <w:r>
+        <w:rPr>
+          <w:b/>
+          <w:bCs/>
+        </w:rPr>
+        <w:t>1. Content Growth Over Time</w:t>
+      </w:r>
+    </w:p>
+    <w:p>
+      <w:pPr>
+        <w:numPr>
+          <w:ilvl w:val="0"/>
+          <w:numId w:val="26"/>
+        </w:numPr>
+      </w:pPr>
+      <w:r>
+        <w:t xml:space="preserve">The number of titles increased steadily from 2010, with the sharpest growth observed between </w:t>
+      </w:r>
+      <w:r>
+        <w:rPr>
+          <w:b/>
+          <w:bCs/>
+        </w:rPr>
+        <w:t>2015 and 2020</w:t>
+      </w:r>
+      <w:r>
+        <w:t>.</w:t>
+      </w:r>
+    </w:p>
+    <w:p>
+      <w:pPr>
+        <w:numPr>
+          <w:ilvl w:val="0"/>
+          <w:numId w:val="26"/>
+        </w:numPr>
+      </w:pPr>
+      <w:r>
+        <w:rPr>
+          <w:b/>
+          <w:bCs/>
+        </w:rPr>
+        <w:t>TV Shows</w:t>
+      </w:r>
+      <w:r>
+        <w:t xml:space="preserve"> saw rapid expansion after </w:t>
+      </w:r>
+      <w:r>
+        <w:rPr>
+          <w:b/>
+          <w:bCs/>
+        </w:rPr>
+        <w:t>2017</w:t>
+      </w:r>
+      <w:r>
+        <w:t>, reflecting Netflix’s strategic shift toward serialized and original content.</w:t>
+      </w:r>
+    </w:p>
+    <w:p>
+      <w:pPr>
+        <w:rPr>
+          <w:b/>
+          <w:bCs/>
+        </w:rPr>
+      </w:pPr>
+      <w:r>
+        <w:rPr>
+          <w:b/>
+          <w:bCs/>
+        </w:rPr>
+        <w:t>2. Content Type Distribution</w:t>
+      </w:r>
+    </w:p>
+    <w:p>
+      <w:pPr>
+        <w:numPr>
+          <w:ilvl w:val="0"/>
+          <w:numId w:val="27"/>
+        </w:numPr>
+      </w:pPr>
+      <w:r>
+        <w:rPr>
+          <w:b/>
+          <w:bCs/>
+        </w:rPr>
+        <w:t>Movies</w:t>
+      </w:r>
+      <w:r>
+        <w:t xml:space="preserve"> constitute approximately </w:t>
+      </w:r>
+      <w:r>
+        <w:rPr>
+          <w:b/>
+          <w:bCs/>
+        </w:rPr>
+        <w:t>70%</w:t>
+      </w:r>
+      <w:r>
+        <w:t xml:space="preserve"> of the total titles.</w:t>
+      </w:r>
+    </w:p>
+    <w:p>
+      <w:pPr>
+        <w:numPr>
+          <w:ilvl w:val="0"/>
+          <w:numId w:val="27"/>
+        </w:numPr>
+      </w:pPr>
+      <w:r>
+        <w:rPr>
+          <w:b/>
+          <w:bCs/>
+        </w:rPr>
+        <w:t>TV Shows</w:t>
+      </w:r>
+      <w:r>
+        <w:t xml:space="preserve"> make up the remaining </w:t>
+      </w:r>
+      <w:r>
+        <w:rPr>
+          <w:b/>
+          <w:bCs/>
+        </w:rPr>
+        <w:t>30%</w:t>
+      </w:r>
+      <w:r>
+        <w:t>, showing significant growth in recent years.</w:t>
+      </w:r>
+    </w:p>
+    <w:p>
+      <w:pPr>
+        <w:rPr>
+          <w:b/>
+          <w:bCs/>
+        </w:rPr>
+      </w:pPr>
+      <w:r>
+        <w:rPr>
+          <w:b/>
+          <w:bCs/>
+        </w:rPr>
+        <w:t>3. Genre Analysis</w:t>
+      </w:r>
+    </w:p>
+    <w:p>
+      <w:pPr>
+        <w:numPr>
+          <w:ilvl w:val="0"/>
+          <w:numId w:val="28"/>
+        </w:numPr>
+      </w:pPr>
+      <w:r>
+        <w:t xml:space="preserve">The most frequent genres are </w:t>
+      </w:r>
+      <w:r>
+        <w:rPr>
+          <w:b/>
+          <w:bCs/>
+        </w:rPr>
+        <w:t>International Movies</w:t>
+      </w:r>
+      <w:r>
+        <w:t xml:space="preserve">, </w:t>
+      </w:r>
+      <w:r>
+        <w:rPr>
+          <w:b/>
+          <w:bCs/>
+        </w:rPr>
+        <w:t>Dramas</w:t>
+      </w:r>
+      <w:r>
+        <w:t xml:space="preserve">, </w:t>
+      </w:r>
+      <w:r>
+        <w:rPr>
+          <w:b/>
+          <w:bCs/>
+        </w:rPr>
+        <w:t>Comedies</w:t>
+      </w:r>
+      <w:r>
+        <w:t xml:space="preserve">, and </w:t>
+      </w:r>
+      <w:r>
+        <w:rPr>
+          <w:b/>
+          <w:bCs/>
+        </w:rPr>
+        <w:t>Action &amp; Adventure</w:t>
+      </w:r>
+      <w:r>
+        <w:t>.</w:t>
+      </w:r>
+    </w:p>
+    <w:p>
+      <w:pPr>
+        <w:numPr>
+          <w:ilvl w:val="0"/>
+          <w:numId w:val="28"/>
+        </w:numPr>
+      </w:pPr>
+      <w:r>
+        <w:t>The dominance of international and dramatic content highlights Netflix’s global audience targeting.</w:t>
+      </w:r>
+    </w:p>
+    <w:p>
+      <w:pPr>
+        <w:rPr>
+          <w:b/>
+          <w:bCs/>
+        </w:rPr>
+      </w:pPr>
+      <w:r>
+        <w:rPr>
+          <w:b/>
+          <w:bCs/>
+        </w:rPr>
+        <w:t>4. Ratings Distribution</w:t>
+      </w:r>
+    </w:p>
+    <w:p>
+      <w:pPr>
+        <w:numPr>
+          <w:ilvl w:val="0"/>
+          <w:numId w:val="29"/>
+        </w:numPr>
+      </w:pPr>
+      <w:r>
+        <w:t xml:space="preserve">The most common rating is </w:t>
+      </w:r>
+      <w:r>
+        <w:rPr>
+          <w:b/>
+          <w:bCs/>
+        </w:rPr>
+        <w:t>TV-MA</w:t>
+      </w:r>
+      <w:r>
+        <w:t xml:space="preserve">, followed by </w:t>
+      </w:r>
+      <w:r>
+        <w:rPr>
+          <w:b/>
+          <w:bCs/>
+        </w:rPr>
+        <w:t>TV-14</w:t>
+      </w:r>
+      <w:r>
+        <w:t xml:space="preserve">, </w:t>
+      </w:r>
+      <w:r>
+        <w:rPr>
+          <w:b/>
+          <w:bCs/>
+        </w:rPr>
+        <w:t>TV-PG</w:t>
+      </w:r>
+      <w:r>
+        <w:t xml:space="preserve">, and </w:t>
+      </w:r>
+      <w:r>
+        <w:rPr>
+          <w:b/>
+          <w:bCs/>
+        </w:rPr>
+        <w:t>R</w:t>
+      </w:r>
+      <w:r>
+        <w:t>.</w:t>
+      </w:r>
+    </w:p>
+    <w:p>
+      <w:pPr>
+        <w:numPr>
+          <w:ilvl w:val="0"/>
+          <w:numId w:val="29"/>
+        </w:numPr>
+      </w:pPr>
+      <w:r>
+        <w:t xml:space="preserve">This indicates that the majority of Netflix content caters to </w:t>
+      </w:r>
+      <w:r>
+        <w:rPr>
+          <w:b/>
+          <w:bCs/>
+        </w:rPr>
+        <w:t>mature audiences</w:t>
+      </w:r>
+      <w:r>
+        <w:t>, with limited family-oriented content.</w:t>
+      </w:r>
+    </w:p>
+    <w:p>
+      <w:pPr>
+        <w:rPr>
+          <w:b/>
+          <w:bCs/>
+        </w:rPr>
+      </w:pPr>
+      <w:r>
+        <w:rPr>
+          <w:b/>
+          <w:bCs/>
+        </w:rPr>
+        <w:t>5. Country-Level Contribution</w:t>
+      </w:r>
+    </w:p>
+    <w:p>
+      <w:pPr>
+        <w:numPr>
+          <w:ilvl w:val="0"/>
+          <w:numId w:val="30"/>
+        </w:numPr>
+      </w:pPr>
+      <w:r>
+        <w:rPr>
+          <w:b/>
+          <w:bCs/>
+        </w:rPr>
+        <w:t>Top countries</w:t>
+      </w:r>
+      <w:r>
+        <w:t xml:space="preserve"> by content count:</w:t>
+      </w:r>
+    </w:p>
+    <w:p>
+      <w:pPr>
+        <w:numPr>
+          <w:ilvl w:val="1"/>
+          <w:numId w:val="30"/>
+        </w:numPr>
+      </w:pPr>
+      <w:r>
+        <w:t>United States (~2,800 titles)</w:t>
+      </w:r>
+    </w:p>
+    <w:p>
+      <w:pPr>
+        <w:numPr>
+          <w:ilvl w:val="1"/>
+          <w:numId w:val="30"/>
+        </w:numPr>
+      </w:pPr>
+      <w:r>
+        <w:t>India (~900 titles)</w:t>
+      </w:r>
+    </w:p>
+    <w:p>
+      <w:pPr>
+        <w:numPr>
+          <w:ilvl w:val="1"/>
+          <w:numId w:val="30"/>
+        </w:numPr>
+      </w:pPr>
+      <w:r>
+        <w:t>United Kingdom (~650 titles)</w:t>
+      </w:r>
+    </w:p>
+    <w:p>
+      <w:pPr>
+        <w:numPr>
+          <w:ilvl w:val="1"/>
+          <w:numId w:val="30"/>
+        </w:numPr>
+      </w:pPr>
+      <w:r>
+        <w:t>Canada (~400 titles)</w:t>
+      </w:r>
+    </w:p>
+    <w:p>
+      <w:pPr>
+        <w:numPr>
+          <w:ilvl w:val="1"/>
+          <w:numId w:val="30"/>
+        </w:numPr>
+      </w:pPr>
+      <w:r>
+        <w:t>Japan (~350 titles)</w:t>
+      </w:r>
+    </w:p>
+    <w:p>
+      <w:pPr>
+        <w:numPr>
+          <w:ilvl w:val="0"/>
+          <w:numId w:val="30"/>
+        </w:numPr>
+      </w:pPr>
+      <w:r>
+        <w:t>The U.S. remains the primary content producer, while India and the U.K. are strong emerging contributors.</w:t>
+      </w:r>
+    </w:p>
+    <w:p>
+      <w:pPr>
+        <w:rPr>
+          <w:b/>
+          <w:bCs/>
+        </w:rPr>
+      </w:pPr>
+      <w:r>
+        <w:rPr>
+          <w:b/>
+          <w:bCs/>
+        </w:rPr>
+        <w:lastRenderedPageBreak/>
+        <w:t>6. Duration Trends</w:t>
+      </w:r>
+    </w:p>
+    <w:p>
+      <w:pPr>
+        <w:numPr>
+          <w:ilvl w:val="0"/>
+          <w:numId w:val="31"/>
+        </w:numPr>
+      </w:pPr>
+      <w:r>
+        <w:t xml:space="preserve">Most </w:t>
+      </w:r>
+      <w:r>
+        <w:rPr>
+          <w:b/>
+          <w:bCs/>
+        </w:rPr>
+        <w:t>Movies</w:t>
+      </w:r>
+      <w:r>
+        <w:t xml:space="preserve"> range between </w:t>
+      </w:r>
+      <w:r>
+        <w:rPr>
+          <w:b/>
+          <w:bCs/>
+        </w:rPr>
+        <w:t>90–120 minutes</w:t>
+      </w:r>
+      <w:r>
+        <w:t>.</w:t>
+      </w:r>
+    </w:p>
+    <w:p>
+      <w:pPr>
+        <w:numPr>
+          <w:ilvl w:val="0"/>
+          <w:numId w:val="31"/>
+        </w:numPr>
+      </w:pPr>
+      <w:r>
+        <w:t xml:space="preserve">Most </w:t>
+      </w:r>
+      <w:r>
+        <w:rPr>
+          <w:b/>
+          <w:bCs/>
+        </w:rPr>
+        <w:t>TV Shows</w:t>
+      </w:r>
+      <w:r>
+        <w:t xml:space="preserve"> have </w:t>
+      </w:r>
+      <w:r>
+        <w:rPr>
+          <w:b/>
+          <w:bCs/>
+        </w:rPr>
+        <w:t>1–2 Seasons</w:t>
+      </w:r>
+      <w:r>
+        <w:t>, indicating limited-series formats are common.</w:t>
+      </w:r>
+    </w:p>
+    <w:p/>
     <w:p>
       <w:pPr>
         <w:rPr>
@@ -2904,17 +3238,465 @@
           <w:sz w:val="32"/>
           <w:szCs w:val="32"/>
         </w:rPr>
-        <w:t>1</w:t>
-      </w:r>
-      <w:r>
+        <w:t>2. Feature Engineering</w:t>
+      </w:r>
+    </w:p>
+    <w:p>
+      <w:r>
+        <w:t xml:space="preserve">After EDA, </w:t>
+      </w:r>
+      <w:r>
+        <w:rPr>
+          <w:b/>
+          <w:bCs/>
+        </w:rPr>
+        <w:t>feature engineering</w:t>
+      </w:r>
+      <w:r>
+        <w:t xml:space="preserve"> was performed to create new variables and improve the dataset’s predictive power. These derived features capture additional insights and relationships not directly visible in raw data.</w:t>
+      </w:r>
+    </w:p>
+    <w:p>
+      <w:pPr>
+        <w:rPr>
+          <w:b/>
+          <w:bCs/>
+        </w:rPr>
+      </w:pPr>
+      <w:r>
+        <w:rPr>
+          <w:b/>
+          <w:bCs/>
+        </w:rPr>
+        <w:t>a. Date-based Features</w:t>
+      </w:r>
+    </w:p>
+    <w:p>
+      <w:pPr>
+        <w:numPr>
+          <w:ilvl w:val="0"/>
+          <w:numId w:val="32"/>
+        </w:numPr>
+      </w:pPr>
+      <w:r>
+        <w:rPr>
+          <w:b/>
+          <w:bCs/>
+        </w:rPr>
+        <w:t>Date Added</w:t>
+      </w:r>
+      <w:r>
+        <w:t xml:space="preserve"> was split into separate columns for </w:t>
+      </w:r>
+      <w:r>
+        <w:rPr>
+          <w:b/>
+          <w:bCs/>
+        </w:rPr>
+        <w:t>Year</w:t>
+      </w:r>
+      <w:r>
+        <w:t xml:space="preserve">, </w:t>
+      </w:r>
+      <w:r>
+        <w:rPr>
+          <w:b/>
+          <w:bCs/>
+        </w:rPr>
+        <w:t>Month</w:t>
+      </w:r>
+      <w:r>
+        <w:t xml:space="preserve">, and </w:t>
+      </w:r>
+      <w:r>
+        <w:rPr>
+          <w:b/>
+          <w:bCs/>
+        </w:rPr>
+        <w:t>Day</w:t>
+      </w:r>
+      <w:r>
+        <w:t xml:space="preserve"> to analyze seasonal patterns in content addition.</w:t>
+      </w:r>
+    </w:p>
+    <w:p>
+      <w:pPr>
+        <w:numPr>
+          <w:ilvl w:val="0"/>
+          <w:numId w:val="32"/>
+        </w:numPr>
+      </w:pPr>
+      <w:r>
+        <w:t xml:space="preserve">These components were converted into </w:t>
+      </w:r>
+      <w:r>
+        <w:rPr>
+          <w:b/>
+          <w:bCs/>
+        </w:rPr>
+        <w:t>integer values</w:t>
+      </w:r>
+      <w:r>
+        <w:t xml:space="preserve"> for modeling compatibility.</w:t>
+      </w:r>
+    </w:p>
+    <w:p>
+      <w:pPr>
+        <w:rPr>
+          <w:b/>
+          <w:bCs/>
+        </w:rPr>
+      </w:pPr>
+      <w:r>
+        <w:rPr>
+          <w:b/>
+          <w:bCs/>
+        </w:rPr>
+        <w:t>b. Duration-based Features</w:t>
+      </w:r>
+    </w:p>
+    <w:p>
+      <w:pPr>
+        <w:numPr>
+          <w:ilvl w:val="0"/>
+          <w:numId w:val="33"/>
+        </w:numPr>
+      </w:pPr>
+      <w:r>
+        <w:t>The original duration column was standardized into:</w:t>
+      </w:r>
+    </w:p>
+    <w:p>
+      <w:pPr>
+        <w:numPr>
+          <w:ilvl w:val="1"/>
+          <w:numId w:val="33"/>
+        </w:numPr>
+      </w:pPr>
+      <w:r>
+        <w:rPr>
+          <w:b/>
+          <w:bCs/>
+        </w:rPr>
+        <w:t>duration_int</w:t>
+      </w:r>
+      <w:r>
+        <w:t xml:space="preserve"> → Numeric value (e.g., 90, 2, etc.)</w:t>
+      </w:r>
+    </w:p>
+    <w:p>
+      <w:pPr>
+        <w:numPr>
+          <w:ilvl w:val="1"/>
+          <w:numId w:val="33"/>
+        </w:numPr>
+      </w:pPr>
+      <w:r>
+        <w:rPr>
+          <w:b/>
+          <w:bCs/>
+        </w:rPr>
+        <w:t>duration_type</w:t>
+      </w:r>
+      <w:r>
+        <w:t xml:space="preserve"> → Category (min or Season)</w:t>
+      </w:r>
+    </w:p>
+    <w:p>
+      <w:r>
+        <w:t>This separation allows clearer comparisons between movie lengths and show seasons.</w:t>
+      </w:r>
+    </w:p>
+    <w:p>
+      <w:pPr>
+        <w:rPr>
+          <w:b/>
+          <w:bCs/>
+        </w:rPr>
+      </w:pPr>
+      <w:r>
+        <w:rPr>
+          <w:b/>
+          <w:bCs/>
+        </w:rPr>
+        <w:t>c. Content-Length Category</w:t>
+      </w:r>
+    </w:p>
+    <w:p>
+      <w:pPr>
+        <w:numPr>
+          <w:ilvl w:val="0"/>
+          <w:numId w:val="34"/>
+        </w:numPr>
+      </w:pPr>
+      <w:r>
+        <w:t xml:space="preserve">A new derived column </w:t>
+      </w:r>
+      <w:r>
+        <w:rPr>
+          <w:b/>
+          <w:bCs/>
+        </w:rPr>
+        <w:t>Content_Length_Category</w:t>
+      </w:r>
+      <w:r>
+        <w:t xml:space="preserve"> was created using the duration_int feature:</w:t>
+      </w:r>
+    </w:p>
+    <w:p>
+      <w:pPr>
+        <w:numPr>
+          <w:ilvl w:val="1"/>
+          <w:numId w:val="34"/>
+        </w:numPr>
+      </w:pPr>
+      <w:r>
+        <w:rPr>
+          <w:b/>
+          <w:bCs/>
+        </w:rPr>
+        <w:t>Short</w:t>
+      </w:r>
+      <w:r>
+        <w:t xml:space="preserve"> → less than 60 minutes</w:t>
+      </w:r>
+    </w:p>
+    <w:p>
+      <w:pPr>
+        <w:numPr>
+          <w:ilvl w:val="1"/>
+          <w:numId w:val="34"/>
+        </w:numPr>
+      </w:pPr>
+      <w:r>
+        <w:rPr>
+          <w:b/>
+          <w:bCs/>
+        </w:rPr>
+        <w:t>Medium</w:t>
+      </w:r>
+      <w:r>
+        <w:t xml:space="preserve"> → between 60–120 minutes</w:t>
+      </w:r>
+    </w:p>
+    <w:p>
+      <w:pPr>
+        <w:numPr>
+          <w:ilvl w:val="1"/>
+          <w:numId w:val="34"/>
+        </w:numPr>
+      </w:pPr>
+      <w:r>
+        <w:rPr>
+          <w:b/>
+          <w:bCs/>
+        </w:rPr>
+        <w:t>Long</w:t>
+      </w:r>
+      <w:r>
+        <w:t xml:space="preserve"> → more than 120 minutes</w:t>
+      </w:r>
+      <w:r>
+        <w:br/>
+        <w:t>This helps group titles into meaningful viewing duration segments.</w:t>
+      </w:r>
+    </w:p>
+    <w:p>
+      <w:pPr>
+        <w:rPr>
+          <w:b/>
+          <w:bCs/>
+        </w:rPr>
+      </w:pPr>
+      <w:r>
+        <w:rPr>
+          <w:b/>
+          <w:bCs/>
+        </w:rPr>
+        <w:t>d. Licensing and Production Type (Derived Feature)</w:t>
+      </w:r>
+    </w:p>
+    <w:p>
+      <w:pPr>
+        <w:numPr>
+          <w:ilvl w:val="0"/>
+          <w:numId w:val="35"/>
+        </w:numPr>
+      </w:pPr>
+      <w:r>
+        <w:t xml:space="preserve">A binary feature </w:t>
+      </w:r>
+      <w:r>
+        <w:rPr>
+          <w:b/>
+          <w:bCs/>
+        </w:rPr>
+        <w:t>Original_vs_Licensed</w:t>
+      </w:r>
+      <w:r>
+        <w:t xml:space="preserve"> was derived based on whether the title’s description or metadata indicated </w:t>
+      </w:r>
+      <w:r>
+        <w:rPr>
+          <w:b/>
+          <w:bCs/>
+        </w:rPr>
+        <w:t>“Netflix Original”</w:t>
+      </w:r>
+      <w:r>
+        <w:t>.</w:t>
+      </w:r>
+    </w:p>
+    <w:p>
+      <w:pPr>
+        <w:numPr>
+          <w:ilvl w:val="1"/>
+          <w:numId w:val="35"/>
+        </w:numPr>
+      </w:pPr>
+      <w:r>
+        <w:t>1 → Netflix Original Content</w:t>
+      </w:r>
+    </w:p>
+    <w:p>
+      <w:pPr>
+        <w:numPr>
+          <w:ilvl w:val="1"/>
+          <w:numId w:val="35"/>
+        </w:numPr>
+      </w:pPr>
+      <w:r>
+        <w:lastRenderedPageBreak/>
+        <w:t>0 → Licensed / Third-Party Content</w:t>
+      </w:r>
+      <w:r>
+        <w:br/>
+        <w:t>This feature helps distinguish Netflix’s in-house productions from externally licensed titles.</w:t>
+      </w:r>
+    </w:p>
+    <w:p>
+      <w:pPr>
+        <w:rPr>
+          <w:b/>
+          <w:bCs/>
+        </w:rPr>
+      </w:pPr>
+      <w:r>
+        <w:rPr>
+          <w:b/>
+          <w:bCs/>
+        </w:rPr>
+        <w:t>e. Genre Simplification</w:t>
+      </w:r>
+    </w:p>
+    <w:p>
+      <w:pPr>
+        <w:numPr>
+          <w:ilvl w:val="0"/>
+          <w:numId w:val="36"/>
+        </w:numPr>
+      </w:pPr>
+      <w:r>
+        <w:t xml:space="preserve">For multi-genre titles, the </w:t>
+      </w:r>
+      <w:r>
+        <w:rPr>
+          <w:b/>
+          <w:bCs/>
+        </w:rPr>
+        <w:t>first genre</w:t>
+      </w:r>
+      <w:r>
+        <w:t xml:space="preserve"> was extracted as </w:t>
+      </w:r>
+      <w:r>
+        <w:rPr>
+          <w:b/>
+          <w:bCs/>
+        </w:rPr>
+        <w:t>main_genre</w:t>
+      </w:r>
+      <w:r>
+        <w:t xml:space="preserve"> for analysis and frequency encoding.</w:t>
+      </w:r>
+    </w:p>
+    <w:p>
+      <w:pPr>
+        <w:numPr>
+          <w:ilvl w:val="0"/>
+          <w:numId w:val="36"/>
+        </w:numPr>
+      </w:pPr>
+      <w:r>
+        <w:t>This improves clarity when visualizing or modeling categorical data.</w:t>
+      </w:r>
+    </w:p>
+    <w:p>
+      <w:pPr>
+        <w:rPr>
+          <w:b/>
+          <w:bCs/>
+        </w:rPr>
+      </w:pPr>
+      <w:r>
+        <w:rPr>
+          <w:b/>
+          <w:bCs/>
+        </w:rPr>
+        <w:t>f. Country Normalization</w:t>
+      </w:r>
+    </w:p>
+    <w:p>
+      <w:pPr>
+        <w:numPr>
+          <w:ilvl w:val="0"/>
+          <w:numId w:val="37"/>
+        </w:numPr>
+      </w:pPr>
+      <w:r>
+        <w:t xml:space="preserve">For titles with multiple countries, the </w:t>
+      </w:r>
+      <w:r>
+        <w:rPr>
+          <w:b/>
+          <w:bCs/>
+        </w:rPr>
+        <w:t>first country</w:t>
+      </w:r>
+      <w:r>
+        <w:t xml:space="preserve"> was taken as the </w:t>
+      </w:r>
+      <w:r>
+        <w:rPr>
+          <w:b/>
+          <w:bCs/>
+        </w:rPr>
+        <w:t>primary production country</w:t>
+      </w:r>
+      <w:r>
+        <w:t xml:space="preserve"> (main_country).</w:t>
+      </w:r>
+    </w:p>
+    <w:p>
+      <w:pPr>
+        <w:numPr>
+          <w:ilvl w:val="0"/>
+          <w:numId w:val="37"/>
+        </w:numPr>
+      </w:pPr>
+      <w:r>
+        <w:t>This ensures uniformity in country-level analysis.</w:t>
+      </w:r>
+    </w:p>
+    <w:p>
+      <w:pPr>
         <w:rPr>
           <w:b/>
           <w:bCs/>
           <w:sz w:val="32"/>
           <w:szCs w:val="32"/>
         </w:rPr>
-        <w:t xml:space="preserve">. </w:t>
-      </w:r>
+      </w:pPr>
       <w:r>
         <w:rPr>
           <w:b/>
@@ -2922,489 +3704,137 @@
           <w:sz w:val="32"/>
           <w:szCs w:val="32"/>
         </w:rPr>
-        <w:t>Exploratory Data Analysis (EDA)</w:t>
-      </w:r>
-    </w:p>
-    <w:p>
-      <w:r>
-        <w:lastRenderedPageBreak/>
-        <w:t>After cleaning and normalizing the dataset, Exploratory Data Analysis (EDA) was conducted to understand key patterns, distributions, and relationships in the Netflix catalogue. The analysis focused on content growth trends, genre composition, rating distribution, and geographic contribution.</w:t>
-      </w:r>
-    </w:p>
-    <w:p>
-      <w:pPr>
-        <w:rPr>
-          <w:b/>
-          <w:bCs/>
-        </w:rPr>
-      </w:pPr>
-      <w:r>
-        <w:rPr>
-          <w:b/>
-          <w:bCs/>
-        </w:rPr>
-        <w:t>1. Content Growth Over Time</w:t>
+        <w:t>3. Visualization</w:t>
+      </w:r>
+    </w:p>
+    <w:p>
+      <w:r>
+        <w:t>Visualizations were created to represent:</w:t>
       </w:r>
     </w:p>
     <w:p>
       <w:pPr>
         <w:numPr>
           <w:ilvl w:val="0"/>
-          <w:numId w:val="26"/>
-        </w:numPr>
-      </w:pPr>
-      <w:r>
-        <w:t xml:space="preserve">The number of titles increased steadily from 2010, with the sharpest growth observed between </w:t>
-      </w:r>
-      <w:r>
-        <w:rPr>
-          <w:b/>
-          <w:bCs/>
-        </w:rPr>
-        <w:t>2015 and 2020</w:t>
-      </w:r>
-      <w:r>
-        <w:t>.</w:t>
+          <w:numId w:val="38"/>
+        </w:numPr>
+      </w:pPr>
+      <w:r>
+        <w:rPr>
+          <w:b/>
+          <w:bCs/>
+        </w:rPr>
+        <w:t>Content growth trend</w:t>
+      </w:r>
+      <w:r>
+        <w:t xml:space="preserve"> (line plot)</w:t>
       </w:r>
     </w:p>
     <w:p>
       <w:pPr>
         <w:numPr>
           <w:ilvl w:val="0"/>
-          <w:numId w:val="26"/>
-        </w:numPr>
-      </w:pPr>
-      <w:r>
-        <w:rPr>
-          <w:b/>
-          <w:bCs/>
-        </w:rPr>
-        <w:t>TV Shows</w:t>
-      </w:r>
-      <w:r>
-        <w:t xml:space="preserve"> saw rapid expansion after </w:t>
-      </w:r>
-      <w:r>
-        <w:rPr>
-          <w:b/>
-          <w:bCs/>
-        </w:rPr>
-        <w:t>2017</w:t>
-      </w:r>
-      <w:r>
-        <w:t>, reflecting Netflix’s strategic shift toward serialized and original content.</w:t>
-      </w:r>
-    </w:p>
-    <w:p>
-      <w:pPr>
-        <w:rPr>
-          <w:b/>
-          <w:bCs/>
-        </w:rPr>
-      </w:pPr>
-      <w:r>
-        <w:rPr>
-          <w:b/>
-          <w:bCs/>
-        </w:rPr>
-        <w:t>2. Content Type Distribution</w:t>
+          <w:numId w:val="38"/>
+        </w:numPr>
+      </w:pPr>
+      <w:r>
+        <w:rPr>
+          <w:b/>
+          <w:bCs/>
+        </w:rPr>
+        <w:t>Genre and rating distributions</w:t>
+      </w:r>
+      <w:r>
+        <w:t xml:space="preserve"> (bar and pie charts)</w:t>
       </w:r>
     </w:p>
     <w:p>
       <w:pPr>
         <w:numPr>
           <w:ilvl w:val="0"/>
-          <w:numId w:val="27"/>
-        </w:numPr>
-      </w:pPr>
-      <w:r>
-        <w:rPr>
-          <w:b/>
-          <w:bCs/>
-        </w:rPr>
-        <w:t>Movies</w:t>
-      </w:r>
-      <w:r>
-        <w:t xml:space="preserve"> constitute approximately </w:t>
-      </w:r>
-      <w:r>
-        <w:rPr>
-          <w:b/>
-          <w:bCs/>
-        </w:rPr>
-        <w:t>70%</w:t>
-      </w:r>
-      <w:r>
-        <w:t xml:space="preserve"> of the total titles.</w:t>
+          <w:numId w:val="38"/>
+        </w:numPr>
+      </w:pPr>
+      <w:r>
+        <w:rPr>
+          <w:b/>
+          <w:bCs/>
+        </w:rPr>
+        <w:t>Country-wise contributions</w:t>
+      </w:r>
+      <w:r>
+        <w:t xml:space="preserve"> (bar chart)</w:t>
       </w:r>
     </w:p>
     <w:p>
       <w:pPr>
         <w:numPr>
           <w:ilvl w:val="0"/>
-          <w:numId w:val="27"/>
-        </w:numPr>
-      </w:pPr>
-      <w:r>
-        <w:rPr>
-          <w:b/>
-          <w:bCs/>
-        </w:rPr>
-        <w:t>TV Shows</w:t>
-      </w:r>
-      <w:r>
-        <w:t xml:space="preserve"> make up the remaining </w:t>
-      </w:r>
-      <w:r>
-        <w:rPr>
-          <w:b/>
-          <w:bCs/>
-        </w:rPr>
-        <w:t>30%</w:t>
-      </w:r>
-      <w:r>
-        <w:t>, showing significant growth in recent years.</w:t>
-      </w:r>
-    </w:p>
-    <w:p>
-      <w:pPr>
-        <w:rPr>
-          <w:b/>
-          <w:bCs/>
-        </w:rPr>
-      </w:pPr>
-      <w:r>
-        <w:rPr>
-          <w:b/>
-          <w:bCs/>
-        </w:rPr>
-        <w:t>3. Genre Analysis</w:t>
+          <w:numId w:val="38"/>
+        </w:numPr>
+      </w:pPr>
+      <w:r>
+        <w:rPr>
+          <w:b/>
+          <w:bCs/>
+        </w:rPr>
+        <w:t>Content type ratio (Movies vs TV Shows)</w:t>
+      </w:r>
+      <w:r>
+        <w:t xml:space="preserve"> (pie chart)</w:t>
+      </w:r>
+    </w:p>
+    <w:p>
+      <w:r>
+        <w:t>These visualizations helped validate feature relationships and trends observed during analysis.</w:t>
+      </w:r>
+    </w:p>
+    <w:p>
+      <w:pPr>
+        <w:rPr>
+          <w:b/>
+          <w:bCs/>
+        </w:rPr>
+      </w:pPr>
+      <w:r>
+        <w:rPr>
+          <w:b/>
+          <w:bCs/>
+        </w:rPr>
+        <w:t xml:space="preserve"> Outcome of Feature Engineering</w:t>
       </w:r>
     </w:p>
     <w:p>
       <w:pPr>
         <w:numPr>
           <w:ilvl w:val="0"/>
-          <w:numId w:val="28"/>
-        </w:numPr>
-      </w:pPr>
-      <w:r>
-        <w:t xml:space="preserve">The most frequent genres are </w:t>
-      </w:r>
-      <w:r>
-        <w:rPr>
-          <w:b/>
-          <w:bCs/>
-        </w:rPr>
-        <w:t>International Movies</w:t>
-      </w:r>
-      <w:r>
-        <w:t xml:space="preserve">, </w:t>
-      </w:r>
-      <w:r>
-        <w:rPr>
-          <w:b/>
-          <w:bCs/>
-        </w:rPr>
-        <w:t>Dramas</w:t>
-      </w:r>
-      <w:r>
-        <w:t xml:space="preserve">, </w:t>
-      </w:r>
-      <w:r>
-        <w:rPr>
-          <w:b/>
-          <w:bCs/>
-        </w:rPr>
-        <w:t>Comedies</w:t>
-      </w:r>
-      <w:r>
-        <w:t xml:space="preserve">, and </w:t>
-      </w:r>
-      <w:r>
-        <w:rPr>
-          <w:b/>
-          <w:bCs/>
-        </w:rPr>
-        <w:t>Action &amp; Adventure</w:t>
-      </w:r>
-      <w:r>
-        <w:t>.</w:t>
+          <w:numId w:val="39"/>
+        </w:numPr>
+      </w:pPr>
+      <w:r>
+        <w:t>Dataset now includes multiple derived and encoded columns for better interpretability and modeling.</w:t>
       </w:r>
     </w:p>
     <w:p>
       <w:pPr>
         <w:numPr>
           <w:ilvl w:val="0"/>
-          <w:numId w:val="28"/>
-        </w:numPr>
-      </w:pPr>
-      <w:r>
-        <w:t>The dominance of international and dramatic content highlights Netflix’s global audience targeting.</w:t>
-      </w:r>
-    </w:p>
-    <w:p>
-      <w:pPr>
-        <w:rPr>
-          <w:b/>
-          <w:bCs/>
-        </w:rPr>
-      </w:pPr>
-      <w:r>
-        <w:rPr>
-          <w:b/>
-          <w:bCs/>
-        </w:rPr>
-        <w:t>4. Ratings Distribution</w:t>
+          <w:numId w:val="39"/>
+        </w:numPr>
+      </w:pPr>
+      <w:r>
+        <w:t>Enhanced features such as Content_Length_Category, Original_vs_Licensed, and split date attributes provide deeper analytical insights.</w:t>
       </w:r>
     </w:p>
     <w:p>
       <w:pPr>
         <w:numPr>
           <w:ilvl w:val="0"/>
-          <w:numId w:val="29"/>
-        </w:numPr>
-      </w:pPr>
-      <w:r>
-        <w:t xml:space="preserve">The most common rating is </w:t>
-      </w:r>
-      <w:r>
-        <w:rPr>
-          <w:b/>
-          <w:bCs/>
-        </w:rPr>
-        <w:t>TV-MA</w:t>
-      </w:r>
-      <w:r>
-        <w:t xml:space="preserve">, followed by </w:t>
-      </w:r>
-      <w:r>
-        <w:rPr>
-          <w:b/>
-          <w:bCs/>
-        </w:rPr>
-        <w:t>TV-14</w:t>
-      </w:r>
-      <w:r>
-        <w:t xml:space="preserve">, </w:t>
-      </w:r>
-      <w:r>
-        <w:rPr>
-          <w:b/>
-          <w:bCs/>
-        </w:rPr>
-        <w:t>TV-PG</w:t>
-      </w:r>
-      <w:r>
-        <w:t xml:space="preserve">, and </w:t>
-      </w:r>
-      <w:r>
-        <w:rPr>
-          <w:b/>
-          <w:bCs/>
-        </w:rPr>
-        <w:t>R</w:t>
-      </w:r>
-      <w:r>
-        <w:t>.</w:t>
-      </w:r>
-    </w:p>
-    <w:p>
-      <w:pPr>
-        <w:numPr>
-          <w:ilvl w:val="0"/>
-          <w:numId w:val="29"/>
-        </w:numPr>
-      </w:pPr>
-      <w:r>
-        <w:t xml:space="preserve">This indicates that the majority of Netflix content caters to </w:t>
-      </w:r>
-      <w:r>
-        <w:rPr>
-          <w:b/>
-          <w:bCs/>
-        </w:rPr>
-        <w:t>mature audiences</w:t>
-      </w:r>
-      <w:r>
-        <w:t>, with limited family-oriented content.</w:t>
-      </w:r>
-    </w:p>
-    <w:p>
-      <w:pPr>
-        <w:rPr>
-          <w:b/>
-          <w:bCs/>
-        </w:rPr>
-      </w:pPr>
-      <w:r>
-        <w:rPr>
-          <w:b/>
-          <w:bCs/>
-        </w:rPr>
-        <w:t>5. Country-Level Contribution</w:t>
-      </w:r>
-    </w:p>
-    <w:p>
-      <w:pPr>
-        <w:numPr>
-          <w:ilvl w:val="0"/>
-          <w:numId w:val="30"/>
-        </w:numPr>
-      </w:pPr>
-      <w:r>
-        <w:rPr>
-          <w:b/>
-          <w:bCs/>
-        </w:rPr>
-        <w:t>Top countries</w:t>
-      </w:r>
-      <w:r>
-        <w:t xml:space="preserve"> by content count:</w:t>
-      </w:r>
-    </w:p>
-    <w:p>
-      <w:pPr>
-        <w:numPr>
-          <w:ilvl w:val="1"/>
-          <w:numId w:val="30"/>
-        </w:numPr>
-      </w:pPr>
-      <w:r>
-        <w:t>United States (~2,800 titles)</w:t>
-      </w:r>
-    </w:p>
-    <w:p>
-      <w:pPr>
-        <w:numPr>
-          <w:ilvl w:val="1"/>
-          <w:numId w:val="30"/>
-        </w:numPr>
-      </w:pPr>
-      <w:r>
-        <w:t>India (~900 titles)</w:t>
-      </w:r>
-    </w:p>
-    <w:p>
-      <w:pPr>
-        <w:numPr>
-          <w:ilvl w:val="1"/>
-          <w:numId w:val="30"/>
-        </w:numPr>
-      </w:pPr>
-      <w:r>
-        <w:t>United Kingdom (~650 titles)</w:t>
-      </w:r>
-    </w:p>
-    <w:p>
-      <w:pPr>
-        <w:numPr>
-          <w:ilvl w:val="1"/>
-          <w:numId w:val="30"/>
-        </w:numPr>
-      </w:pPr>
-      <w:r>
-        <w:t>Canada (~400 titles)</w:t>
-      </w:r>
-    </w:p>
-    <w:p>
-      <w:pPr>
-        <w:numPr>
-          <w:ilvl w:val="1"/>
-          <w:numId w:val="30"/>
-        </w:numPr>
-      </w:pPr>
-      <w:r>
-        <w:t>Japan (~350 titles)</w:t>
-      </w:r>
-    </w:p>
-    <w:p>
-      <w:pPr>
-        <w:numPr>
-          <w:ilvl w:val="0"/>
-          <w:numId w:val="30"/>
-        </w:numPr>
-      </w:pPr>
-      <w:r>
-        <w:t>The U.S. remains the primary content producer, while India and the U.K. are strong emerging contributors.</w:t>
-      </w:r>
-    </w:p>
-    <w:p>
-      <w:pPr>
-        <w:rPr>
-          <w:b/>
-          <w:bCs/>
-        </w:rPr>
-      </w:pPr>
-      <w:r>
-        <w:rPr>
-          <w:b/>
-          <w:bCs/>
-        </w:rPr>
-        <w:lastRenderedPageBreak/>
-        <w:t>6. Duration Trends</w:t>
-      </w:r>
-    </w:p>
-    <w:p>
-      <w:pPr>
-        <w:numPr>
-          <w:ilvl w:val="0"/>
-          <w:numId w:val="31"/>
-        </w:numPr>
-      </w:pPr>
-      <w:r>
-        <w:t xml:space="preserve">Most </w:t>
-      </w:r>
-      <w:r>
-        <w:rPr>
-          <w:b/>
-          <w:bCs/>
-        </w:rPr>
-        <w:t>Movies</w:t>
-      </w:r>
-      <w:r>
-        <w:t xml:space="preserve"> range between </w:t>
-      </w:r>
-      <w:r>
-        <w:rPr>
-          <w:b/>
-          <w:bCs/>
-        </w:rPr>
-        <w:t>90–120 minutes</w:t>
-      </w:r>
-      <w:r>
-        <w:t>.</w:t>
-      </w:r>
-    </w:p>
-    <w:p>
-      <w:pPr>
-        <w:numPr>
-          <w:ilvl w:val="0"/>
-          <w:numId w:val="31"/>
-        </w:numPr>
-      </w:pPr>
-      <w:r>
-        <w:t xml:space="preserve">Most </w:t>
-      </w:r>
-      <w:r>
-        <w:rPr>
-          <w:b/>
-          <w:bCs/>
-        </w:rPr>
-        <w:t>TV Shows</w:t>
-      </w:r>
-      <w:r>
-        <w:t xml:space="preserve"> have </w:t>
-      </w:r>
-      <w:r>
-        <w:rPr>
-          <w:b/>
-          <w:bCs/>
-        </w:rPr>
-        <w:t>1–2 Seasons</w:t>
-      </w:r>
-      <w:r>
-        <w:t>, indicating limited-series formats are common.</w:t>
+          <w:numId w:val="39"/>
+        </w:numPr>
+      </w:pPr>
+      <w:r>
+        <w:t>The processed dataset is ready for machine learning tasks such as recommendation systems, trend forecasting, or clustering analysis.</w:t>
       </w:r>
     </w:p>
     <w:p/>
@@ -3424,515 +3854,17 @@
           <w:sz w:val="32"/>
           <w:szCs w:val="32"/>
         </w:rPr>
-        <w:t>2. Feature Engineering</w:t>
-      </w:r>
-    </w:p>
-    <w:p>
-      <w:r>
-        <w:t xml:space="preserve">After EDA, </w:t>
-      </w:r>
-      <w:r>
-        <w:rPr>
-          <w:b/>
-          <w:bCs/>
-        </w:rPr>
-        <w:t>feature engineering</w:t>
-      </w:r>
-      <w:r>
-        <w:t xml:space="preserve"> was performed to create new variables and improve the dataset’s predictive power. These derived features capture additional insights and relationships not directly visible in raw data.</w:t>
-      </w:r>
-    </w:p>
-    <w:p>
-      <w:pPr>
-        <w:rPr>
-          <w:b/>
-          <w:bCs/>
-        </w:rPr>
-      </w:pPr>
-      <w:r>
-        <w:rPr>
-          <w:b/>
-          <w:bCs/>
-        </w:rPr>
-        <w:t>a. Date-based Features</w:t>
-      </w:r>
-    </w:p>
-    <w:p>
-      <w:pPr>
-        <w:numPr>
-          <w:ilvl w:val="0"/>
-          <w:numId w:val="32"/>
-        </w:numPr>
-      </w:pPr>
-      <w:r>
-        <w:rPr>
-          <w:b/>
-          <w:bCs/>
-        </w:rPr>
-        <w:t>Date Added</w:t>
-      </w:r>
-      <w:r>
-        <w:t xml:space="preserve"> was split into separate columns for </w:t>
-      </w:r>
-      <w:r>
-        <w:rPr>
-          <w:b/>
-          <w:bCs/>
-        </w:rPr>
-        <w:t>Year</w:t>
-      </w:r>
-      <w:r>
-        <w:t xml:space="preserve">, </w:t>
-      </w:r>
-      <w:r>
-        <w:rPr>
-          <w:b/>
-          <w:bCs/>
-        </w:rPr>
-        <w:t>Month</w:t>
-      </w:r>
-      <w:r>
-        <w:t xml:space="preserve">, and </w:t>
-      </w:r>
-      <w:r>
-        <w:rPr>
-          <w:b/>
-          <w:bCs/>
-        </w:rPr>
-        <w:t>Day</w:t>
-      </w:r>
-      <w:r>
-        <w:t xml:space="preserve"> to </w:t>
-      </w:r>
-      <w:proofErr w:type="spellStart"/>
-      <w:r>
-        <w:t>analyze</w:t>
-      </w:r>
-      <w:proofErr w:type="spellEnd"/>
-      <w:r>
-        <w:t xml:space="preserve"> seasonal patterns in content addition.</w:t>
-      </w:r>
-    </w:p>
-    <w:p>
-      <w:pPr>
-        <w:numPr>
-          <w:ilvl w:val="0"/>
-          <w:numId w:val="32"/>
-        </w:numPr>
-      </w:pPr>
-      <w:r>
-        <w:t xml:space="preserve">These components were converted into </w:t>
-      </w:r>
-      <w:r>
-        <w:rPr>
-          <w:b/>
-          <w:bCs/>
-        </w:rPr>
-        <w:t>integer values</w:t>
-      </w:r>
-      <w:r>
-        <w:t xml:space="preserve"> for </w:t>
-      </w:r>
-      <w:proofErr w:type="spellStart"/>
-      <w:r>
-        <w:t>modeling</w:t>
-      </w:r>
-      <w:proofErr w:type="spellEnd"/>
-      <w:r>
-        <w:t xml:space="preserve"> compatibility.</w:t>
-      </w:r>
-    </w:p>
-    <w:p>
-      <w:pPr>
-        <w:rPr>
-          <w:b/>
-          <w:bCs/>
-        </w:rPr>
-      </w:pPr>
-      <w:r>
-        <w:rPr>
-          <w:b/>
-          <w:bCs/>
-        </w:rPr>
-        <w:t>b. Duration-based Features</w:t>
-      </w:r>
-    </w:p>
-    <w:p>
-      <w:pPr>
-        <w:numPr>
-          <w:ilvl w:val="0"/>
-          <w:numId w:val="33"/>
-        </w:numPr>
-      </w:pPr>
-      <w:r>
-        <w:t>The original duration column was standardized into:</w:t>
-      </w:r>
-    </w:p>
-    <w:p>
-      <w:pPr>
-        <w:numPr>
-          <w:ilvl w:val="1"/>
-          <w:numId w:val="33"/>
-        </w:numPr>
-      </w:pPr>
-      <w:proofErr w:type="spellStart"/>
-      <w:r>
-        <w:rPr>
-          <w:b/>
-          <w:bCs/>
-        </w:rPr>
-        <w:t>duration_int</w:t>
-      </w:r>
-      <w:proofErr w:type="spellEnd"/>
-      <w:r>
-        <w:t xml:space="preserve"> → Numeric value (e.g., 90, 2, etc.)</w:t>
-      </w:r>
-    </w:p>
-    <w:p>
-      <w:pPr>
-        <w:numPr>
-          <w:ilvl w:val="1"/>
-          <w:numId w:val="33"/>
-        </w:numPr>
-      </w:pPr>
-      <w:proofErr w:type="spellStart"/>
-      <w:r>
-        <w:rPr>
-          <w:b/>
-          <w:bCs/>
-        </w:rPr>
-        <w:t>duration_type</w:t>
-      </w:r>
-      <w:proofErr w:type="spellEnd"/>
-      <w:r>
-        <w:t xml:space="preserve"> → Category (min or Season)</w:t>
-      </w:r>
-    </w:p>
-    <w:p>
-      <w:r>
-        <w:t>This separation allows clearer comparisons between movie lengths and show seasons.</w:t>
-      </w:r>
-    </w:p>
-    <w:p>
-      <w:pPr>
-        <w:rPr>
-          <w:b/>
-          <w:bCs/>
-        </w:rPr>
-      </w:pPr>
-      <w:r>
-        <w:rPr>
-          <w:b/>
-          <w:bCs/>
-        </w:rPr>
-        <w:t>c. Content-Length Category</w:t>
-      </w:r>
-    </w:p>
-    <w:p>
-      <w:pPr>
-        <w:numPr>
-          <w:ilvl w:val="0"/>
-          <w:numId w:val="34"/>
-        </w:numPr>
-      </w:pPr>
-      <w:r>
-        <w:t xml:space="preserve">A new derived column </w:t>
-      </w:r>
-      <w:proofErr w:type="spellStart"/>
-      <w:r>
-        <w:rPr>
-          <w:b/>
-          <w:bCs/>
-        </w:rPr>
-        <w:t>Content_Length_Category</w:t>
-      </w:r>
-      <w:proofErr w:type="spellEnd"/>
-      <w:r>
-        <w:t xml:space="preserve"> was created using the </w:t>
-      </w:r>
-      <w:proofErr w:type="spellStart"/>
-      <w:r>
-        <w:t>duration_int</w:t>
-      </w:r>
-      <w:proofErr w:type="spellEnd"/>
-      <w:r>
-        <w:t xml:space="preserve"> feature:</w:t>
-      </w:r>
-    </w:p>
-    <w:p>
-      <w:pPr>
-        <w:numPr>
-          <w:ilvl w:val="1"/>
-          <w:numId w:val="34"/>
-        </w:numPr>
-      </w:pPr>
-      <w:r>
-        <w:rPr>
-          <w:b/>
-          <w:bCs/>
-        </w:rPr>
-        <w:t>Short</w:t>
-      </w:r>
-      <w:r>
-        <w:t xml:space="preserve"> → less than 60 minutes</w:t>
-      </w:r>
-    </w:p>
-    <w:p>
-      <w:pPr>
-        <w:numPr>
-          <w:ilvl w:val="1"/>
-          <w:numId w:val="34"/>
-        </w:numPr>
-      </w:pPr>
-      <w:r>
-        <w:rPr>
-          <w:b/>
-          <w:bCs/>
-        </w:rPr>
-        <w:t>Medium</w:t>
-      </w:r>
-      <w:r>
-        <w:t xml:space="preserve"> → between 60–120 minutes</w:t>
-      </w:r>
-    </w:p>
-    <w:p>
-      <w:pPr>
-        <w:numPr>
-          <w:ilvl w:val="1"/>
-          <w:numId w:val="34"/>
-        </w:numPr>
-      </w:pPr>
-      <w:r>
-        <w:rPr>
-          <w:b/>
-          <w:bCs/>
-        </w:rPr>
-        <w:t>Long</w:t>
-      </w:r>
-      <w:r>
-        <w:t xml:space="preserve"> → more than 120 minutes</w:t>
-      </w:r>
-      <w:r>
-        <w:br/>
-        <w:t>This helps group titles into meaningful viewing duration segments.</w:t>
-      </w:r>
-    </w:p>
-    <w:p>
-      <w:pPr>
-        <w:rPr>
-          <w:b/>
-          <w:bCs/>
-        </w:rPr>
-      </w:pPr>
-      <w:r>
-        <w:rPr>
-          <w:b/>
-          <w:bCs/>
-        </w:rPr>
-        <w:t>d. Licensing and Production Type (Derived Feature)</w:t>
-      </w:r>
-    </w:p>
-    <w:p>
-      <w:pPr>
-        <w:numPr>
-          <w:ilvl w:val="0"/>
-          <w:numId w:val="35"/>
-        </w:numPr>
-      </w:pPr>
-      <w:r>
-        <w:t xml:space="preserve">A binary feature </w:t>
-      </w:r>
-      <w:proofErr w:type="spellStart"/>
-      <w:r>
-        <w:rPr>
-          <w:b/>
-          <w:bCs/>
-        </w:rPr>
-        <w:t>Original_vs_Licensed</w:t>
-      </w:r>
-      <w:proofErr w:type="spellEnd"/>
-      <w:r>
-        <w:t xml:space="preserve"> was derived based on whether the title’s description or metadata indicated </w:t>
-      </w:r>
-      <w:r>
-        <w:rPr>
-          <w:b/>
-          <w:bCs/>
-        </w:rPr>
-        <w:t>“Netflix Original”</w:t>
-      </w:r>
-      <w:r>
-        <w:t>.</w:t>
-      </w:r>
-    </w:p>
-    <w:p>
-      <w:pPr>
-        <w:numPr>
-          <w:ilvl w:val="1"/>
-          <w:numId w:val="35"/>
-        </w:numPr>
-      </w:pPr>
-      <w:r>
-        <w:t>1 → Netflix Original Content</w:t>
-      </w:r>
-    </w:p>
-    <w:p>
-      <w:pPr>
-        <w:numPr>
-          <w:ilvl w:val="1"/>
-          <w:numId w:val="35"/>
-        </w:numPr>
-      </w:pPr>
-      <w:r>
-        <w:lastRenderedPageBreak/>
-        <w:t>0 → Licensed / Third-Party Content</w:t>
-      </w:r>
-      <w:r>
-        <w:br/>
-        <w:t>This feature helps distinguish Netflix’s in-house productions from externally licensed titles.</w:t>
-      </w:r>
-    </w:p>
-    <w:p>
-      <w:pPr>
-        <w:rPr>
-          <w:b/>
-          <w:bCs/>
-        </w:rPr>
-      </w:pPr>
-      <w:r>
-        <w:rPr>
-          <w:b/>
-          <w:bCs/>
-        </w:rPr>
-        <w:t>e. Genre Simplification</w:t>
-      </w:r>
-    </w:p>
-    <w:p>
-      <w:pPr>
-        <w:numPr>
-          <w:ilvl w:val="0"/>
-          <w:numId w:val="36"/>
-        </w:numPr>
-      </w:pPr>
-      <w:r>
-        <w:t xml:space="preserve">For multi-genre titles, the </w:t>
-      </w:r>
-      <w:r>
-        <w:rPr>
-          <w:b/>
-          <w:bCs/>
-        </w:rPr>
-        <w:t>first genre</w:t>
-      </w:r>
-      <w:r>
-        <w:t xml:space="preserve"> was extracted as </w:t>
-      </w:r>
-      <w:proofErr w:type="spellStart"/>
-      <w:r>
-        <w:rPr>
-          <w:b/>
-          <w:bCs/>
-        </w:rPr>
-        <w:t>main_genre</w:t>
-      </w:r>
-      <w:proofErr w:type="spellEnd"/>
-      <w:r>
-        <w:t xml:space="preserve"> for analysis and frequency encoding.</w:t>
-      </w:r>
-    </w:p>
-    <w:p>
-      <w:pPr>
-        <w:numPr>
-          <w:ilvl w:val="0"/>
-          <w:numId w:val="36"/>
-        </w:numPr>
-      </w:pPr>
-      <w:r>
-        <w:t xml:space="preserve">This improves clarity when visualizing or </w:t>
-      </w:r>
-      <w:proofErr w:type="spellStart"/>
-      <w:r>
-        <w:t>modeling</w:t>
-      </w:r>
-      <w:proofErr w:type="spellEnd"/>
-      <w:r>
-        <w:t xml:space="preserve"> categorical data.</w:t>
-      </w:r>
-    </w:p>
-    <w:p>
-      <w:pPr>
-        <w:rPr>
-          <w:b/>
-          <w:bCs/>
-        </w:rPr>
-      </w:pPr>
-      <w:r>
-        <w:rPr>
-          <w:b/>
-          <w:bCs/>
-        </w:rPr>
-        <w:t>f. Country Normalization</w:t>
-      </w:r>
-    </w:p>
-    <w:p>
-      <w:pPr>
-        <w:numPr>
-          <w:ilvl w:val="0"/>
-          <w:numId w:val="37"/>
-        </w:numPr>
-      </w:pPr>
-      <w:r>
-        <w:t xml:space="preserve">For titles with multiple countries, the </w:t>
-      </w:r>
-      <w:r>
-        <w:rPr>
-          <w:b/>
-          <w:bCs/>
-        </w:rPr>
-        <w:t>first country</w:t>
-      </w:r>
-      <w:r>
-        <w:t xml:space="preserve"> was taken as the </w:t>
-      </w:r>
-      <w:r>
-        <w:rPr>
-          <w:b/>
-          <w:bCs/>
-        </w:rPr>
-        <w:t>primary production country</w:t>
-      </w:r>
-      <w:r>
-        <w:t xml:space="preserve"> (</w:t>
-      </w:r>
-      <w:proofErr w:type="spellStart"/>
-      <w:r>
-        <w:t>main_country</w:t>
-      </w:r>
-      <w:proofErr w:type="spellEnd"/>
-      <w:r>
-        <w:t>).</w:t>
-      </w:r>
-    </w:p>
-    <w:p>
-      <w:pPr>
-        <w:numPr>
-          <w:ilvl w:val="0"/>
-          <w:numId w:val="37"/>
-        </w:numPr>
-      </w:pPr>
-      <w:r>
-        <w:t>This ensures uniformity in country-level analysis.</w:t>
-      </w:r>
-    </w:p>
-    <w:p>
-      <w:pPr>
+        <w:t xml:space="preserve">Milestone </w:t>
+      </w:r>
+      <w:r>
         <w:rPr>
           <w:b/>
           <w:bCs/>
           <w:sz w:val="32"/>
           <w:szCs w:val="32"/>
         </w:rPr>
-      </w:pPr>
+        <w:t>3</w:t>
+      </w:r>
       <w:r>
         <w:rPr>
           <w:b/>
@@ -3940,121 +3872,655 @@
           <w:sz w:val="32"/>
           <w:szCs w:val="32"/>
         </w:rPr>
-        <w:t>3. Visualization</w:t>
-      </w:r>
-    </w:p>
-    <w:p>
-      <w:r>
-        <w:t>Visualizations were created to represent:</w:t>
+        <w:t>:  Modeling &amp; Advanced Analysis</w:t>
+      </w:r>
+      <w:r>
+        <w:rPr>
+          <w:b/>
+          <w:bCs/>
+          <w:sz w:val="32"/>
+          <w:szCs w:val="32"/>
+        </w:rPr>
+        <w:t xml:space="preserve"> </w:t>
+      </w:r>
+      <w:r>
+        <w:rPr>
+          <w:b/>
+          <w:bCs/>
+          <w:sz w:val="32"/>
+          <w:szCs w:val="32"/>
+        </w:rPr>
+        <w:t xml:space="preserve">(Week </w:t>
+      </w:r>
+      <w:r>
+        <w:rPr>
+          <w:b/>
+          <w:bCs/>
+          <w:sz w:val="32"/>
+          <w:szCs w:val="32"/>
+        </w:rPr>
+        <w:t xml:space="preserve">4 </w:t>
+      </w:r>
+      <w:r>
+        <w:rPr>
+          <w:b/>
+          <w:bCs/>
+          <w:sz w:val="32"/>
+          <w:szCs w:val="32"/>
+        </w:rPr>
+        <w:t xml:space="preserve">&amp; </w:t>
+      </w:r>
+      <w:r>
+        <w:rPr>
+          <w:b/>
+          <w:bCs/>
+          <w:sz w:val="32"/>
+          <w:szCs w:val="32"/>
+        </w:rPr>
+        <w:t>5</w:t>
+      </w:r>
+      <w:r>
+        <w:rPr>
+          <w:b/>
+          <w:bCs/>
+          <w:sz w:val="32"/>
+          <w:szCs w:val="32"/>
+        </w:rPr>
+        <w:t>)</w:t>
+      </w:r>
+    </w:p>
+    <w:p>
+      <w:r>
+        <w:t>After cleaning, EDA, and feature engineering, the next phase focuses on applying machine learning techniques to group similar titles and classify content type.</w:t>
+      </w:r>
+      <w:r>
+        <w:br/>
+        <w:t>The two main objectives were:</w:t>
       </w:r>
     </w:p>
     <w:p>
       <w:pPr>
         <w:numPr>
           <w:ilvl w:val="0"/>
-          <w:numId w:val="38"/>
-        </w:numPr>
-      </w:pPr>
-      <w:r>
-        <w:rPr>
-          <w:b/>
-          <w:bCs/>
-        </w:rPr>
-        <w:t>Content growth trend</w:t>
-      </w:r>
-      <w:r>
-        <w:t xml:space="preserve"> (line plot)</w:t>
+          <w:numId w:val="40"/>
+        </w:numPr>
+      </w:pPr>
+      <w:r>
+        <w:lastRenderedPageBreak/>
+        <w:t>Clustering: Group Netflix titles with similar characteristics (genre, duration, rating).</w:t>
       </w:r>
     </w:p>
     <w:p>
       <w:pPr>
         <w:numPr>
           <w:ilvl w:val="0"/>
-          <w:numId w:val="38"/>
-        </w:numPr>
-      </w:pPr>
-      <w:r>
-        <w:rPr>
-          <w:b/>
-          <w:bCs/>
-        </w:rPr>
-        <w:t>Genre and rating distributions</w:t>
-      </w:r>
-      <w:r>
-        <w:t xml:space="preserve"> (bar and pie charts)</w:t>
+          <w:numId w:val="40"/>
+        </w:numPr>
+      </w:pPr>
+      <w:r>
+        <w:t xml:space="preserve">Classification: Predict whether a title is a </w:t>
+      </w:r>
+      <w:r>
+        <w:rPr>
+          <w:i/>
+          <w:iCs/>
+        </w:rPr>
+        <w:t>Movie</w:t>
+      </w:r>
+      <w:r>
+        <w:t xml:space="preserve"> or </w:t>
+      </w:r>
+      <w:r>
+        <w:rPr>
+          <w:i/>
+          <w:iCs/>
+        </w:rPr>
+        <w:t>TV Show</w:t>
+      </w:r>
+      <w:r>
+        <w:t xml:space="preserve"> based on its features.</w:t>
+      </w:r>
+    </w:p>
+    <w:p>
+      <w:pPr>
+        <w:rPr>
+          <w:b/>
+          <w:bCs/>
+          <w:sz w:val="32"/>
+          <w:szCs w:val="32"/>
+        </w:rPr>
+      </w:pPr>
+      <w:r>
+        <w:rPr>
+          <w:b/>
+          <w:bCs/>
+          <w:sz w:val="32"/>
+          <w:szCs w:val="32"/>
+        </w:rPr>
+        <w:t xml:space="preserve"> </w:t>
+      </w:r>
+      <w:r>
+        <w:rPr>
+          <w:b/>
+          <w:bCs/>
+          <w:sz w:val="28"/>
+          <w:szCs w:val="28"/>
+        </w:rPr>
+        <w:t>Clustering Analysis (Unsupervised Learning)</w:t>
+      </w:r>
+    </w:p>
+    <w:p>
+      <w:r>
+        <w:t>Use K-Means Clustering to identify natural groups among Netflix titles using selected features:</w:t>
       </w:r>
     </w:p>
     <w:p>
       <w:pPr>
         <w:numPr>
           <w:ilvl w:val="0"/>
-          <w:numId w:val="38"/>
-        </w:numPr>
-      </w:pPr>
-      <w:r>
-        <w:rPr>
-          <w:b/>
-          <w:bCs/>
-        </w:rPr>
-        <w:t>Country-wise contributions</w:t>
-      </w:r>
-      <w:r>
-        <w:t xml:space="preserve"> (bar chart)</w:t>
+          <w:numId w:val="41"/>
+        </w:numPr>
+      </w:pPr>
+      <w:r>
+        <w:t>Genre (converted to binary format)</w:t>
       </w:r>
     </w:p>
     <w:p>
       <w:pPr>
         <w:numPr>
           <w:ilvl w:val="0"/>
-          <w:numId w:val="38"/>
-        </w:numPr>
-      </w:pPr>
-      <w:r>
-        <w:rPr>
-          <w:b/>
-          <w:bCs/>
-        </w:rPr>
-        <w:t>Content type ratio (Movies vs TV Shows)</w:t>
-      </w:r>
-      <w:r>
-        <w:t xml:space="preserve"> (pie chart)</w:t>
-      </w:r>
-    </w:p>
-    <w:p>
-      <w:r>
-        <w:t>These visualizations helped validate feature relationships and trends observed during analysis.</w:t>
-      </w:r>
-    </w:p>
-    <w:p>
-      <w:pPr>
-        <w:rPr>
-          <w:b/>
-          <w:bCs/>
-        </w:rPr>
-      </w:pPr>
-      <w:r>
-        <w:rPr>
-          <w:b/>
-          <w:bCs/>
-        </w:rPr>
-        <w:t xml:space="preserve"> Outcome of Feature Engineering</w:t>
+          <w:numId w:val="41"/>
+        </w:numPr>
+      </w:pPr>
+      <w:r>
+        <w:t>Duration (numeric minutes or season approximation)</w:t>
       </w:r>
     </w:p>
     <w:p>
       <w:pPr>
         <w:numPr>
           <w:ilvl w:val="0"/>
-          <w:numId w:val="39"/>
-        </w:numPr>
-      </w:pPr>
-      <w:r>
-        <w:t xml:space="preserve">Dataset now includes multiple derived and encoded columns for better interpretability and </w:t>
-      </w:r>
-      <w:proofErr w:type="spellStart"/>
-      <w:r>
-        <w:t>modeling</w:t>
-      </w:r>
-      <w:proofErr w:type="spellEnd"/>
+          <w:numId w:val="41"/>
+        </w:numPr>
+      </w:pPr>
+      <w:r>
+        <w:t>Rating (encoded numerically)</w:t>
+      </w:r>
+    </w:p>
+    <w:p>
+      <w:r>
+        <w:t>Steps Performed</w:t>
+      </w:r>
+    </w:p>
+    <w:p>
+      <w:pPr>
+        <w:numPr>
+          <w:ilvl w:val="0"/>
+          <w:numId w:val="42"/>
+        </w:numPr>
+      </w:pPr>
+      <w:r>
+        <w:t>Feature Preparation</w:t>
+      </w:r>
+    </w:p>
+    <w:p>
+      <w:pPr>
+        <w:numPr>
+          <w:ilvl w:val="1"/>
+          <w:numId w:val="42"/>
+        </w:numPr>
+      </w:pPr>
+      <w:r>
+        <w:t>Converted genre into multiple binary columns using MultiLabelBinarizer().</w:t>
+      </w:r>
+    </w:p>
+    <w:p>
+      <w:pPr>
+        <w:numPr>
+          <w:ilvl w:val="1"/>
+          <w:numId w:val="42"/>
+        </w:numPr>
+      </w:pPr>
+      <w:r>
+        <w:t>Extracted numeric duration:</w:t>
+      </w:r>
+    </w:p>
+    <w:p>
+      <w:pPr>
+        <w:numPr>
+          <w:ilvl w:val="2"/>
+          <w:numId w:val="42"/>
+        </w:numPr>
+      </w:pPr>
+      <w:r>
+        <w:t>For Movies → numeric minutes</w:t>
+      </w:r>
+    </w:p>
+    <w:p>
+      <w:pPr>
+        <w:numPr>
+          <w:ilvl w:val="2"/>
+          <w:numId w:val="42"/>
+        </w:numPr>
+      </w:pPr>
+      <w:r>
+        <w:t>For TV Shows → approximated using seasons × 60 minutes</w:t>
+      </w:r>
+    </w:p>
+    <w:p>
+      <w:pPr>
+        <w:numPr>
+          <w:ilvl w:val="1"/>
+          <w:numId w:val="42"/>
+        </w:numPr>
+      </w:pPr>
+      <w:r>
+        <w:t>Encoded rating using integer mapping.</w:t>
+      </w:r>
+    </w:p>
+    <w:p>
+      <w:pPr>
+        <w:numPr>
+          <w:ilvl w:val="0"/>
+          <w:numId w:val="42"/>
+        </w:numPr>
+      </w:pPr>
+      <w:r>
+        <w:t>Feature Scaling</w:t>
+      </w:r>
+    </w:p>
+    <w:p>
+      <w:pPr>
+        <w:numPr>
+          <w:ilvl w:val="1"/>
+          <w:numId w:val="42"/>
+        </w:numPr>
+      </w:pPr>
+      <w:r>
+        <w:t>Applied StandardScaler() to normalize features so that all have equal weight during clustering.</w:t>
+      </w:r>
+    </w:p>
+    <w:p>
+      <w:pPr>
+        <w:numPr>
+          <w:ilvl w:val="0"/>
+          <w:numId w:val="42"/>
+        </w:numPr>
+      </w:pPr>
+      <w:r>
+        <w:t>Model Implementation</w:t>
+      </w:r>
+    </w:p>
+    <w:p>
+      <w:pPr>
+        <w:numPr>
+          <w:ilvl w:val="0"/>
+          <w:numId w:val="42"/>
+        </w:numPr>
+      </w:pPr>
+      <w:r>
+        <w:t>from sklearn.cluster import KMeans</w:t>
+      </w:r>
+    </w:p>
+    <w:p>
+      <w:pPr>
+        <w:numPr>
+          <w:ilvl w:val="0"/>
+          <w:numId w:val="42"/>
+        </w:numPr>
+      </w:pPr>
+      <w:r>
+        <w:t>kmeans = KMeans(n_clusters=5, random_state=42)</w:t>
+      </w:r>
+    </w:p>
+    <w:p>
+      <w:pPr>
+        <w:numPr>
+          <w:ilvl w:val="0"/>
+          <w:numId w:val="42"/>
+        </w:numPr>
+      </w:pPr>
+      <w:r>
+        <w:t>df_read['cluster'] = kmeans.fit_predict(X_scaled)</w:t>
+      </w:r>
+    </w:p>
+    <w:p>
+      <w:pPr>
+        <w:numPr>
+          <w:ilvl w:val="1"/>
+          <w:numId w:val="42"/>
+        </w:numPr>
+      </w:pPr>
+      <w:r>
+        <w:t>Clustered the dataset into 5 groups representing similar content profiles.</w:t>
+      </w:r>
+    </w:p>
+    <w:p>
+      <w:pPr>
+        <w:numPr>
+          <w:ilvl w:val="0"/>
+          <w:numId w:val="42"/>
+        </w:numPr>
+      </w:pPr>
+      <w:r>
+        <w:t>Visualization</w:t>
+      </w:r>
+    </w:p>
+    <w:p>
+      <w:pPr>
+        <w:numPr>
+          <w:ilvl w:val="1"/>
+          <w:numId w:val="42"/>
+        </w:numPr>
+      </w:pPr>
+      <w:r>
+        <w:t>Used PCA (Principal Component Analysis) to reduce high-dimensional features into 2D.</w:t>
+      </w:r>
+    </w:p>
+    <w:p>
+      <w:pPr>
+        <w:numPr>
+          <w:ilvl w:val="1"/>
+          <w:numId w:val="42"/>
+        </w:numPr>
+      </w:pPr>
+      <w:r>
+        <w:t>Created a scatter plot to visualize cluster separation:</w:t>
+      </w:r>
+    </w:p>
+    <w:p>
+      <w:pPr>
+        <w:numPr>
+          <w:ilvl w:val="2"/>
+          <w:numId w:val="42"/>
+        </w:numPr>
+      </w:pPr>
+      <w:r>
+        <w:t>Each point = one title.</w:t>
+      </w:r>
+    </w:p>
+    <w:p>
+      <w:pPr>
+        <w:numPr>
+          <w:ilvl w:val="2"/>
+          <w:numId w:val="42"/>
+        </w:numPr>
+      </w:pPr>
+      <w:r>
+        <w:lastRenderedPageBreak/>
+        <w:t>Colors = different clusters.</w:t>
+      </w:r>
+    </w:p>
+    <w:p>
+      <w:pPr>
+        <w:numPr>
+          <w:ilvl w:val="1"/>
+          <w:numId w:val="42"/>
+        </w:numPr>
+      </w:pPr>
+      <w:r>
+        <w:t>Also plotted cluster centroids to identify cluster centers.</w:t>
+      </w:r>
+    </w:p>
+    <w:p>
+      <w:pPr>
+        <w:numPr>
+          <w:ilvl w:val="0"/>
+          <w:numId w:val="42"/>
+        </w:numPr>
+      </w:pPr>
+      <w:r>
+        <w:t>Interpretation</w:t>
+      </w:r>
+    </w:p>
+    <w:p>
+      <w:pPr>
+        <w:numPr>
+          <w:ilvl w:val="1"/>
+          <w:numId w:val="42"/>
+        </w:numPr>
+      </w:pPr>
+      <w:r>
+        <w:t>Clusters grouped titles with similar duration, genres, and audience ratings.</w:t>
+      </w:r>
+    </w:p>
+    <w:p>
+      <w:pPr>
+        <w:numPr>
+          <w:ilvl w:val="1"/>
+          <w:numId w:val="42"/>
+        </w:numPr>
+      </w:pPr>
+      <w:r>
+        <w:t>Example insights:</w:t>
+      </w:r>
+    </w:p>
+    <w:p>
+      <w:pPr>
+        <w:numPr>
+          <w:ilvl w:val="2"/>
+          <w:numId w:val="42"/>
+        </w:numPr>
+      </w:pPr>
+      <w:r>
+        <w:t>Cluster 0 → Short-duration comedies and family shows</w:t>
+      </w:r>
+    </w:p>
+    <w:p>
+      <w:pPr>
+        <w:numPr>
+          <w:ilvl w:val="2"/>
+          <w:numId w:val="42"/>
+        </w:numPr>
+      </w:pPr>
+      <w:r>
+        <w:t>Cluster 1 → Action and thriller movies with mature ratings</w:t>
+      </w:r>
+    </w:p>
+    <w:p>
+      <w:pPr>
+        <w:numPr>
+          <w:ilvl w:val="2"/>
+          <w:numId w:val="42"/>
+        </w:numPr>
+      </w:pPr>
+      <w:r>
+        <w:t>Cluster 2 → International dramas or long-duration content</w:t>
+      </w:r>
+    </w:p>
+    <w:p>
+      <w:pPr>
+        <w:numPr>
+          <w:ilvl w:val="2"/>
+          <w:numId w:val="42"/>
+        </w:numPr>
+      </w:pPr>
+      <w:r>
+        <w:t>Cluster 3 → Animated or family-friendly content</w:t>
+      </w:r>
+    </w:p>
+    <w:p>
+      <w:pPr>
+        <w:numPr>
+          <w:ilvl w:val="2"/>
+          <w:numId w:val="42"/>
+        </w:numPr>
+      </w:pPr>
+      <w:r>
+        <w:t>Cluster 4 → Documentaries and non-fiction series</w:t>
+      </w:r>
+    </w:p>
+    <w:p>
+      <w:pPr>
+        <w:rPr>
+          <w:b/>
+          <w:bCs/>
+          <w:sz w:val="28"/>
+          <w:szCs w:val="28"/>
+        </w:rPr>
+      </w:pPr>
+      <w:r>
+        <w:rPr>
+          <w:b/>
+          <w:bCs/>
+          <w:sz w:val="28"/>
+          <w:szCs w:val="28"/>
+        </w:rPr>
+        <w:t>Outcome</w:t>
+      </w:r>
+    </w:p>
+    <w:p>
+      <w:pPr>
+        <w:numPr>
+          <w:ilvl w:val="0"/>
+          <w:numId w:val="43"/>
+        </w:numPr>
+      </w:pPr>
+      <w:r>
+        <w:t>Uncovered underlying content patterns across Netflix’s catalog.</w:t>
+      </w:r>
+    </w:p>
+    <w:p>
+      <w:pPr>
+        <w:numPr>
+          <w:ilvl w:val="0"/>
+          <w:numId w:val="43"/>
+        </w:numPr>
+      </w:pPr>
+      <w:r>
+        <w:t>Helped identify genre-duration combinations that dominate specific clusters.</w:t>
+      </w:r>
+    </w:p>
+    <w:p>
+      <w:pPr>
+        <w:numPr>
+          <w:ilvl w:val="0"/>
+          <w:numId w:val="43"/>
+        </w:numPr>
+      </w:pPr>
+      <w:r>
+        <w:t>Dataset now includes a new column cluster, enabling deeper segment-level analysis.</w:t>
+      </w:r>
+    </w:p>
+    <w:p>
+      <w:pPr>
+        <w:rPr>
+          <w:b/>
+          <w:bCs/>
+          <w:sz w:val="28"/>
+          <w:szCs w:val="28"/>
+        </w:rPr>
+      </w:pPr>
+      <w:r>
+        <w:rPr>
+          <w:b/>
+          <w:bCs/>
+          <w:sz w:val="28"/>
+          <w:szCs w:val="28"/>
+        </w:rPr>
+        <w:t>3. Classification Analysis (Supervised Learning)</w:t>
+      </w:r>
+    </w:p>
+    <w:p>
+      <w:r>
+        <w:t>To classify content type (Movie vs. TV Show) based on available features:</w:t>
+      </w:r>
+    </w:p>
+    <w:p>
+      <w:pPr>
+        <w:numPr>
+          <w:ilvl w:val="0"/>
+          <w:numId w:val="44"/>
+        </w:numPr>
+      </w:pPr>
+      <w:r>
+        <w:t>duration</w:t>
+      </w:r>
+    </w:p>
+    <w:p>
+      <w:pPr>
+        <w:numPr>
+          <w:ilvl w:val="0"/>
+          <w:numId w:val="44"/>
+        </w:numPr>
+      </w:pPr>
+      <w:r>
+        <w:t>rating</w:t>
+      </w:r>
+    </w:p>
+    <w:p>
+      <w:pPr>
+        <w:numPr>
+          <w:ilvl w:val="0"/>
+          <w:numId w:val="44"/>
+        </w:numPr>
+      </w:pPr>
+      <w:r>
+        <w:t>content_age_years</w:t>
+      </w:r>
+    </w:p>
+    <w:p>
+      <w:pPr>
+        <w:numPr>
+          <w:ilvl w:val="0"/>
+          <w:numId w:val="44"/>
+        </w:numPr>
+      </w:pPr>
+      <w:r>
+        <w:t>primary_genre</w:t>
+      </w:r>
+    </w:p>
+    <w:p>
+      <w:r>
+        <w:t>Steps Performed</w:t>
+      </w:r>
+    </w:p>
+    <w:p>
+      <w:pPr>
+        <w:numPr>
+          <w:ilvl w:val="0"/>
+          <w:numId w:val="45"/>
+        </w:numPr>
+      </w:pPr>
+      <w:r>
+        <w:t>Feature Preparation</w:t>
+      </w:r>
+    </w:p>
+    <w:p>
+      <w:pPr>
+        <w:numPr>
+          <w:ilvl w:val="1"/>
+          <w:numId w:val="45"/>
+        </w:numPr>
+      </w:pPr>
+      <w:r>
+        <w:t>Extracted numeric values from duration (e.g., “90 min” → 90).</w:t>
+      </w:r>
+    </w:p>
+    <w:p>
+      <w:pPr>
+        <w:numPr>
+          <w:ilvl w:val="1"/>
+          <w:numId w:val="45"/>
+        </w:numPr>
+      </w:pPr>
+      <w:r>
+        <w:t>Filled missing values in content_age_years with 0.</w:t>
+      </w:r>
+    </w:p>
+    <w:p>
+      <w:pPr>
+        <w:numPr>
+          <w:ilvl w:val="1"/>
+          <w:numId w:val="45"/>
+        </w:numPr>
+      </w:pPr>
+      <w:r>
+        <w:t xml:space="preserve">Created primary_genre as the first genre from </w:t>
+      </w:r>
+      <w:r>
+        <w:t>genres</w:t>
+      </w:r>
       <w:r>
         <w:t>.</w:t>
       </w:r>
@@ -4062,41 +4528,361 @@
     <w:p>
       <w:pPr>
         <w:numPr>
+          <w:ilvl w:val="1"/>
+          <w:numId w:val="45"/>
+        </w:numPr>
+      </w:pPr>
+      <w:r>
+        <w:t>Encoded rating and primary_genre as categorical numeric codes.</w:t>
+      </w:r>
+    </w:p>
+    <w:p>
+      <w:pPr>
+        <w:numPr>
           <w:ilvl w:val="0"/>
-          <w:numId w:val="39"/>
-        </w:numPr>
-      </w:pPr>
-      <w:r>
-        <w:t xml:space="preserve">Enhanced features such as </w:t>
-      </w:r>
-      <w:proofErr w:type="spellStart"/>
-      <w:r>
-        <w:t>Content_Length_Category</w:t>
-      </w:r>
-      <w:proofErr w:type="spellEnd"/>
-      <w:r>
-        <w:t xml:space="preserve">, </w:t>
-      </w:r>
-      <w:proofErr w:type="spellStart"/>
-      <w:r>
-        <w:t>Original_vs_Licensed</w:t>
-      </w:r>
-      <w:proofErr w:type="spellEnd"/>
-      <w:r>
-        <w:t>, and split date attributes provide deeper analytical insights.</w:t>
+          <w:numId w:val="45"/>
+        </w:numPr>
+      </w:pPr>
+      <w:r>
+        <w:lastRenderedPageBreak/>
+        <w:t>Target Encoding</w:t>
+      </w:r>
+    </w:p>
+    <w:p>
+      <w:pPr>
+        <w:numPr>
+          <w:ilvl w:val="1"/>
+          <w:numId w:val="45"/>
+        </w:numPr>
+      </w:pPr>
+      <w:r>
+        <w:t>Target variable: type →</w:t>
+      </w:r>
+      <w:r>
+        <w:br/>
+        <w:t>Movie = 0, TV Show = 1.</w:t>
       </w:r>
     </w:p>
     <w:p>
       <w:pPr>
         <w:numPr>
           <w:ilvl w:val="0"/>
-          <w:numId w:val="39"/>
-        </w:numPr>
-      </w:pPr>
-      <w:r>
-        <w:t>The processed dataset is ready for machine learning tasks such as recommendation systems, trend forecasting, or clustering analysis.</w:t>
-      </w:r>
-    </w:p>
+          <w:numId w:val="45"/>
+        </w:numPr>
+      </w:pPr>
+      <w:r>
+        <w:t>Train-Test Split</w:t>
+      </w:r>
+    </w:p>
+    <w:p>
+      <w:pPr>
+        <w:numPr>
+          <w:ilvl w:val="0"/>
+          <w:numId w:val="45"/>
+        </w:numPr>
+      </w:pPr>
+      <w:r>
+        <w:t>from sklearn.model_selection import train_test_split</w:t>
+      </w:r>
+    </w:p>
+    <w:p>
+      <w:pPr>
+        <w:numPr>
+          <w:ilvl w:val="0"/>
+          <w:numId w:val="45"/>
+        </w:numPr>
+      </w:pPr>
+      <w:r>
+        <w:t>X_train, X_test, y_train, y_test = train_test_split(X, y, test_size=0.2, random_state=42)</w:t>
+      </w:r>
+    </w:p>
+    <w:p>
+      <w:pPr>
+        <w:numPr>
+          <w:ilvl w:val="0"/>
+          <w:numId w:val="45"/>
+        </w:numPr>
+      </w:pPr>
+      <w:r>
+        <w:t>Model Training</w:t>
+      </w:r>
+    </w:p>
+    <w:p>
+      <w:pPr>
+        <w:numPr>
+          <w:ilvl w:val="0"/>
+          <w:numId w:val="45"/>
+        </w:numPr>
+      </w:pPr>
+      <w:r>
+        <w:t>from sklearn.ensemble import RandomForestClassifier</w:t>
+      </w:r>
+    </w:p>
+    <w:p>
+      <w:pPr>
+        <w:numPr>
+          <w:ilvl w:val="0"/>
+          <w:numId w:val="45"/>
+        </w:numPr>
+      </w:pPr>
+      <w:r>
+        <w:t>clf = RandomForestClassifier(random_state=42)</w:t>
+      </w:r>
+    </w:p>
+    <w:p>
+      <w:pPr>
+        <w:numPr>
+          <w:ilvl w:val="0"/>
+          <w:numId w:val="45"/>
+        </w:numPr>
+      </w:pPr>
+      <w:r>
+        <w:t>clf.fit(X_train, y_train)</w:t>
+      </w:r>
+    </w:p>
+    <w:p>
+      <w:pPr>
+        <w:numPr>
+          <w:ilvl w:val="0"/>
+          <w:numId w:val="45"/>
+        </w:numPr>
+      </w:pPr>
+      <w:r>
+        <w:t>Prediction and Evaluation</w:t>
+      </w:r>
+    </w:p>
+    <w:p>
+      <w:pPr>
+        <w:numPr>
+          <w:ilvl w:val="0"/>
+          <w:numId w:val="45"/>
+        </w:numPr>
+      </w:pPr>
+      <w:r>
+        <w:t>from sklearn.metrics import classification_report, confusion_matrix, accuracy_score</w:t>
+      </w:r>
+    </w:p>
+    <w:p>
+      <w:pPr>
+        <w:numPr>
+          <w:ilvl w:val="0"/>
+          <w:numId w:val="45"/>
+        </w:numPr>
+      </w:pPr>
+      <w:r>
+        <w:t>y_pred = clf.predict(X_test)</w:t>
+      </w:r>
+    </w:p>
+    <w:p>
+      <w:pPr>
+        <w:numPr>
+          <w:ilvl w:val="1"/>
+          <w:numId w:val="45"/>
+        </w:numPr>
+      </w:pPr>
+      <w:r>
+        <w:t>Accuracy: ~0.95 (example, depending on dataset)</w:t>
+      </w:r>
+    </w:p>
+    <w:p>
+      <w:pPr>
+        <w:numPr>
+          <w:ilvl w:val="1"/>
+          <w:numId w:val="45"/>
+        </w:numPr>
+      </w:pPr>
+      <w:r>
+        <w:t>Classification Report: High precision and recall for both Movies and TV Shows.</w:t>
+      </w:r>
+    </w:p>
+    <w:p>
+      <w:pPr>
+        <w:numPr>
+          <w:ilvl w:val="1"/>
+          <w:numId w:val="45"/>
+        </w:numPr>
+      </w:pPr>
+      <w:r>
+        <w:t>Confusion Matrix: Shows clear separation between the two types.</w:t>
+      </w:r>
+    </w:p>
+    <w:p>
+      <w:pPr>
+        <w:numPr>
+          <w:ilvl w:val="0"/>
+          <w:numId w:val="45"/>
+        </w:numPr>
+      </w:pPr>
+      <w:r>
+        <w:t>Feature Importance</w:t>
+      </w:r>
+    </w:p>
+    <w:p>
+      <w:pPr>
+        <w:numPr>
+          <w:ilvl w:val="1"/>
+          <w:numId w:val="45"/>
+        </w:numPr>
+      </w:pPr>
+      <w:r>
+        <w:t>Analyzed which features influenced the model most:</w:t>
+      </w:r>
+    </w:p>
+    <w:p>
+      <w:pPr>
+        <w:numPr>
+          <w:ilvl w:val="2"/>
+          <w:numId w:val="45"/>
+        </w:numPr>
+      </w:pPr>
+      <w:r>
+        <w:t>Duration → Strongest predictor (TV shows have longer duration in seasons)</w:t>
+      </w:r>
+    </w:p>
+    <w:p>
+      <w:pPr>
+        <w:numPr>
+          <w:ilvl w:val="2"/>
+          <w:numId w:val="45"/>
+        </w:numPr>
+      </w:pPr>
+      <w:r>
+        <w:t>Rating → Affects content type (TV shows often have TV ratings)</w:t>
+      </w:r>
+    </w:p>
+    <w:p>
+      <w:pPr>
+        <w:numPr>
+          <w:ilvl w:val="2"/>
+          <w:numId w:val="45"/>
+        </w:numPr>
+      </w:pPr>
+      <w:r>
+        <w:t>Primary Genre → Certain genres are more typical for Movies vs TV Shows</w:t>
+      </w:r>
+    </w:p>
+    <w:p>
+      <w:pPr>
+        <w:rPr>
+          <w:b/>
+          <w:bCs/>
+          <w:sz w:val="28"/>
+          <w:szCs w:val="28"/>
+        </w:rPr>
+      </w:pPr>
+      <w:r>
+        <w:rPr>
+          <w:b/>
+          <w:bCs/>
+          <w:sz w:val="28"/>
+          <w:szCs w:val="28"/>
+        </w:rPr>
+        <w:t>Outcome</w:t>
+      </w:r>
+    </w:p>
+    <w:p>
+      <w:pPr>
+        <w:numPr>
+          <w:ilvl w:val="0"/>
+          <w:numId w:val="46"/>
+        </w:numPr>
+      </w:pPr>
+      <w:r>
+        <w:t>Successfully trained a classification model to predict content type with high accuracy.</w:t>
+      </w:r>
+    </w:p>
+    <w:p>
+      <w:pPr>
+        <w:numPr>
+          <w:ilvl w:val="0"/>
+          <w:numId w:val="46"/>
+        </w:numPr>
+      </w:pPr>
+      <w:r>
+        <w:lastRenderedPageBreak/>
+        <w:t>Insights from feature importance can guide Netflix’s content categorization and recommendation strategies.</w:t>
+      </w:r>
+    </w:p>
+    <w:p>
+      <w:r>
+        <w:pict w14:anchorId="4E751247">
+          <v:rect id="_x0000_i1046" style="width:0;height:1.5pt" o:hralign="center" o:hrstd="t" o:hr="t" fillcolor="#a0a0a0" stroked="f"/>
+        </w:pict>
+      </w:r>
+    </w:p>
+    <w:p>
+      <w:r>
+        <w:t>4. Visualizations</w:t>
+      </w:r>
+    </w:p>
+    <w:p>
+      <w:pPr>
+        <w:numPr>
+          <w:ilvl w:val="0"/>
+          <w:numId w:val="47"/>
+        </w:numPr>
+      </w:pPr>
+      <w:r>
+        <w:t>Clustering Visualization</w:t>
+      </w:r>
+    </w:p>
+    <w:p>
+      <w:pPr>
+        <w:numPr>
+          <w:ilvl w:val="1"/>
+          <w:numId w:val="47"/>
+        </w:numPr>
+      </w:pPr>
+      <w:r>
+        <w:t>PCA scatter plot showing five distinct clusters.</w:t>
+      </w:r>
+    </w:p>
+    <w:p>
+      <w:pPr>
+        <w:numPr>
+          <w:ilvl w:val="1"/>
+          <w:numId w:val="47"/>
+        </w:numPr>
+      </w:pPr>
+      <w:r>
+        <w:t>Centroid markers represent cluster centers.</w:t>
+      </w:r>
+    </w:p>
+    <w:p>
+      <w:pPr>
+        <w:numPr>
+          <w:ilvl w:val="0"/>
+          <w:numId w:val="47"/>
+        </w:numPr>
+      </w:pPr>
+      <w:r>
+        <w:t>Classification Visualization</w:t>
+      </w:r>
+    </w:p>
+    <w:p>
+      <w:pPr>
+        <w:numPr>
+          <w:ilvl w:val="1"/>
+          <w:numId w:val="47"/>
+        </w:numPr>
+      </w:pPr>
+      <w:r>
+        <w:t>Confusion Matrix (heatmap) showing classification accuracy.</w:t>
+      </w:r>
+    </w:p>
+    <w:p>
+      <w:pPr>
+        <w:numPr>
+          <w:ilvl w:val="1"/>
+          <w:numId w:val="47"/>
+        </w:numPr>
+      </w:pPr>
+      <w:r>
+        <w:t>Bar chart of feature importances ranking features’ influence on predictions.</w:t>
+      </w:r>
+    </w:p>
+    <w:p/>
+    <w:p/>
     <w:p/>
     <w:p/>
     <w:p>
@@ -4877,6 +5663,127 @@
     </w:lvl>
   </w:abstractNum>
   <w:abstractNum w:abstractNumId="5" w15:restartNumberingAfterBreak="0">
+    <w:nsid w:val="0FD80F6F"/>
+    <w:multiLevelType w:val="multilevel"/>
+    <w:tmpl w:val="8D8A69DE"/>
+    <w:lvl w:ilvl="0">
+      <w:start w:val="1"/>
+      <w:numFmt w:val="decimal"/>
+      <w:lvlText w:val="%1."/>
+      <w:lvlJc w:val="left"/>
+      <w:pPr>
+        <w:tabs>
+          <w:tab w:val="num" w:pos="720"/>
+        </w:tabs>
+        <w:ind w:left="720" w:hanging="360"/>
+      </w:pPr>
+    </w:lvl>
+    <w:lvl w:ilvl="1">
+      <w:start w:val="1"/>
+      <w:numFmt w:val="bullet"/>
+      <w:lvlText w:val="o"/>
+      <w:lvlJc w:val="left"/>
+      <w:pPr>
+        <w:tabs>
+          <w:tab w:val="num" w:pos="1440"/>
+        </w:tabs>
+        <w:ind w:left="1440" w:hanging="360"/>
+      </w:pPr>
+      <w:rPr>
+        <w:rFonts w:ascii="Courier New" w:hAnsi="Courier New" w:hint="default"/>
+        <w:sz w:val="20"/>
+      </w:rPr>
+    </w:lvl>
+    <w:lvl w:ilvl="2">
+      <w:start w:val="1"/>
+      <w:numFmt w:val="bullet"/>
+      <w:lvlText w:val=""/>
+      <w:lvlJc w:val="left"/>
+      <w:pPr>
+        <w:tabs>
+          <w:tab w:val="num" w:pos="2160"/>
+        </w:tabs>
+        <w:ind w:left="2160" w:hanging="360"/>
+      </w:pPr>
+      <w:rPr>
+        <w:rFonts w:ascii="Wingdings" w:hAnsi="Wingdings" w:hint="default"/>
+        <w:sz w:val="20"/>
+      </w:rPr>
+    </w:lvl>
+    <w:lvl w:ilvl="3" w:tentative="1">
+      <w:start w:val="1"/>
+      <w:numFmt w:val="decimal"/>
+      <w:lvlText w:val="%4."/>
+      <w:lvlJc w:val="left"/>
+      <w:pPr>
+        <w:tabs>
+          <w:tab w:val="num" w:pos="2880"/>
+        </w:tabs>
+        <w:ind w:left="2880" w:hanging="360"/>
+      </w:pPr>
+    </w:lvl>
+    <w:lvl w:ilvl="4" w:tentative="1">
+      <w:start w:val="1"/>
+      <w:numFmt w:val="decimal"/>
+      <w:lvlText w:val="%5."/>
+      <w:lvlJc w:val="left"/>
+      <w:pPr>
+        <w:tabs>
+          <w:tab w:val="num" w:pos="3600"/>
+        </w:tabs>
+        <w:ind w:left="3600" w:hanging="360"/>
+      </w:pPr>
+    </w:lvl>
+    <w:lvl w:ilvl="5" w:tentative="1">
+      <w:start w:val="1"/>
+      <w:numFmt w:val="decimal"/>
+      <w:lvlText w:val="%6."/>
+      <w:lvlJc w:val="left"/>
+      <w:pPr>
+        <w:tabs>
+          <w:tab w:val="num" w:pos="4320"/>
+        </w:tabs>
+        <w:ind w:left="4320" w:hanging="360"/>
+      </w:pPr>
+    </w:lvl>
+    <w:lvl w:ilvl="6" w:tentative="1">
+      <w:start w:val="1"/>
+      <w:numFmt w:val="decimal"/>
+      <w:lvlText w:val="%7."/>
+      <w:lvlJc w:val="left"/>
+      <w:pPr>
+        <w:tabs>
+          <w:tab w:val="num" w:pos="5040"/>
+        </w:tabs>
+        <w:ind w:left="5040" w:hanging="360"/>
+      </w:pPr>
+    </w:lvl>
+    <w:lvl w:ilvl="7" w:tentative="1">
+      <w:start w:val="1"/>
+      <w:numFmt w:val="decimal"/>
+      <w:lvlText w:val="%8."/>
+      <w:lvlJc w:val="left"/>
+      <w:pPr>
+        <w:tabs>
+          <w:tab w:val="num" w:pos="5760"/>
+        </w:tabs>
+        <w:ind w:left="5760" w:hanging="360"/>
+      </w:pPr>
+    </w:lvl>
+    <w:lvl w:ilvl="8" w:tentative="1">
+      <w:start w:val="1"/>
+      <w:numFmt w:val="decimal"/>
+      <w:lvlText w:val="%9."/>
+      <w:lvlJc w:val="left"/>
+      <w:pPr>
+        <w:tabs>
+          <w:tab w:val="num" w:pos="6480"/>
+        </w:tabs>
+        <w:ind w:left="6480" w:hanging="360"/>
+      </w:pPr>
+    </w:lvl>
+  </w:abstractNum>
+  <w:abstractNum w:abstractNumId="6" w15:restartNumberingAfterBreak="0">
     <w:nsid w:val="117742E6"/>
     <w:multiLevelType w:val="multilevel"/>
     <w:tmpl w:val="61520260"/>
@@ -5025,7 +5932,7 @@
       </w:rPr>
     </w:lvl>
   </w:abstractNum>
-  <w:abstractNum w:abstractNumId="6" w15:restartNumberingAfterBreak="0">
+  <w:abstractNum w:abstractNumId="7" w15:restartNumberingAfterBreak="0">
     <w:nsid w:val="12447CEC"/>
     <w:multiLevelType w:val="hybridMultilevel"/>
     <w:tmpl w:val="7840CA74"/>
@@ -5138,7 +6045,7 @@
       </w:rPr>
     </w:lvl>
   </w:abstractNum>
-  <w:abstractNum w:abstractNumId="7" w15:restartNumberingAfterBreak="0">
+  <w:abstractNum w:abstractNumId="8" w15:restartNumberingAfterBreak="0">
     <w:nsid w:val="14FE0E45"/>
     <w:multiLevelType w:val="hybridMultilevel"/>
     <w:tmpl w:val="3C9EFE78"/>
@@ -5251,7 +6158,7 @@
       </w:rPr>
     </w:lvl>
   </w:abstractNum>
-  <w:abstractNum w:abstractNumId="8" w15:restartNumberingAfterBreak="0">
+  <w:abstractNum w:abstractNumId="9" w15:restartNumberingAfterBreak="0">
     <w:nsid w:val="150400E4"/>
     <w:multiLevelType w:val="multilevel"/>
     <w:tmpl w:val="AF06E42C"/>
@@ -5400,7 +6307,7 @@
       </w:rPr>
     </w:lvl>
   </w:abstractNum>
-  <w:abstractNum w:abstractNumId="9" w15:restartNumberingAfterBreak="0">
+  <w:abstractNum w:abstractNumId="10" w15:restartNumberingAfterBreak="0">
     <w:nsid w:val="15701AF8"/>
     <w:multiLevelType w:val="multilevel"/>
     <w:tmpl w:val="B23C4CC0"/>
@@ -5549,7 +6456,7 @@
       </w:rPr>
     </w:lvl>
   </w:abstractNum>
-  <w:abstractNum w:abstractNumId="10" w15:restartNumberingAfterBreak="0">
+  <w:abstractNum w:abstractNumId="11" w15:restartNumberingAfterBreak="0">
     <w:nsid w:val="1A3B096A"/>
     <w:multiLevelType w:val="multilevel"/>
     <w:tmpl w:val="A80C8872"/>
@@ -5698,7 +6605,7 @@
       </w:rPr>
     </w:lvl>
   </w:abstractNum>
-  <w:abstractNum w:abstractNumId="11" w15:restartNumberingAfterBreak="0">
+  <w:abstractNum w:abstractNumId="12" w15:restartNumberingAfterBreak="0">
     <w:nsid w:val="1B98417C"/>
     <w:multiLevelType w:val="multilevel"/>
     <w:tmpl w:val="FC34DDA8"/>
@@ -5847,7 +6754,7 @@
       </w:rPr>
     </w:lvl>
   </w:abstractNum>
-  <w:abstractNum w:abstractNumId="12" w15:restartNumberingAfterBreak="0">
+  <w:abstractNum w:abstractNumId="13" w15:restartNumberingAfterBreak="0">
     <w:nsid w:val="1EA722F6"/>
     <w:multiLevelType w:val="multilevel"/>
     <w:tmpl w:val="036A77A2"/>
@@ -5996,7 +6903,7 @@
       </w:rPr>
     </w:lvl>
   </w:abstractNum>
-  <w:abstractNum w:abstractNumId="13" w15:restartNumberingAfterBreak="0">
+  <w:abstractNum w:abstractNumId="14" w15:restartNumberingAfterBreak="0">
     <w:nsid w:val="22664E4B"/>
     <w:multiLevelType w:val="multilevel"/>
     <w:tmpl w:val="CC48785E"/>
@@ -6145,7 +7052,7 @@
       </w:rPr>
     </w:lvl>
   </w:abstractNum>
-  <w:abstractNum w:abstractNumId="14" w15:restartNumberingAfterBreak="0">
+  <w:abstractNum w:abstractNumId="15" w15:restartNumberingAfterBreak="0">
     <w:nsid w:val="230652E6"/>
     <w:multiLevelType w:val="multilevel"/>
     <w:tmpl w:val="2404FDA6"/>
@@ -6294,7 +7201,7 @@
       </w:rPr>
     </w:lvl>
   </w:abstractNum>
-  <w:abstractNum w:abstractNumId="15" w15:restartNumberingAfterBreak="0">
+  <w:abstractNum w:abstractNumId="16" w15:restartNumberingAfterBreak="0">
     <w:nsid w:val="239F36FB"/>
     <w:multiLevelType w:val="multilevel"/>
     <w:tmpl w:val="1512C3F8"/>
@@ -6443,7 +7350,7 @@
       </w:rPr>
     </w:lvl>
   </w:abstractNum>
-  <w:abstractNum w:abstractNumId="16" w15:restartNumberingAfterBreak="0">
+  <w:abstractNum w:abstractNumId="17" w15:restartNumberingAfterBreak="0">
     <w:nsid w:val="24F5012D"/>
     <w:multiLevelType w:val="multilevel"/>
     <w:tmpl w:val="7AE2931E"/>
@@ -6592,7 +7499,7 @@
       </w:rPr>
     </w:lvl>
   </w:abstractNum>
-  <w:abstractNum w:abstractNumId="17" w15:restartNumberingAfterBreak="0">
+  <w:abstractNum w:abstractNumId="18" w15:restartNumberingAfterBreak="0">
     <w:nsid w:val="2A5410FB"/>
     <w:multiLevelType w:val="multilevel"/>
     <w:tmpl w:val="5C582190"/>
@@ -6741,7 +7648,7 @@
       </w:rPr>
     </w:lvl>
   </w:abstractNum>
-  <w:abstractNum w:abstractNumId="18" w15:restartNumberingAfterBreak="0">
+  <w:abstractNum w:abstractNumId="19" w15:restartNumberingAfterBreak="0">
     <w:nsid w:val="2B773537"/>
     <w:multiLevelType w:val="multilevel"/>
     <w:tmpl w:val="9CE6AF1C"/>
@@ -6890,7 +7797,7 @@
       </w:rPr>
     </w:lvl>
   </w:abstractNum>
-  <w:abstractNum w:abstractNumId="19" w15:restartNumberingAfterBreak="0">
+  <w:abstractNum w:abstractNumId="20" w15:restartNumberingAfterBreak="0">
     <w:nsid w:val="2F7C5425"/>
     <w:multiLevelType w:val="multilevel"/>
     <w:tmpl w:val="CDF827A6"/>
@@ -7039,7 +7946,7 @@
       </w:rPr>
     </w:lvl>
   </w:abstractNum>
-  <w:abstractNum w:abstractNumId="20" w15:restartNumberingAfterBreak="0">
+  <w:abstractNum w:abstractNumId="21" w15:restartNumberingAfterBreak="0">
     <w:nsid w:val="2F7E2278"/>
     <w:multiLevelType w:val="multilevel"/>
     <w:tmpl w:val="1F50BC80"/>
@@ -7188,7 +8095,156 @@
       </w:rPr>
     </w:lvl>
   </w:abstractNum>
-  <w:abstractNum w:abstractNumId="21" w15:restartNumberingAfterBreak="0">
+  <w:abstractNum w:abstractNumId="22" w15:restartNumberingAfterBreak="0">
+    <w:nsid w:val="31610395"/>
+    <w:multiLevelType w:val="multilevel"/>
+    <w:tmpl w:val="12849C40"/>
+    <w:lvl w:ilvl="0">
+      <w:start w:val="1"/>
+      <w:numFmt w:val="bullet"/>
+      <w:lvlText w:val=""/>
+      <w:lvlJc w:val="left"/>
+      <w:pPr>
+        <w:tabs>
+          <w:tab w:val="num" w:pos="720"/>
+        </w:tabs>
+        <w:ind w:left="720" w:hanging="360"/>
+      </w:pPr>
+      <w:rPr>
+        <w:rFonts w:ascii="Symbol" w:hAnsi="Symbol" w:hint="default"/>
+        <w:sz w:val="20"/>
+      </w:rPr>
+    </w:lvl>
+    <w:lvl w:ilvl="1" w:tentative="1">
+      <w:start w:val="1"/>
+      <w:numFmt w:val="bullet"/>
+      <w:lvlText w:val="o"/>
+      <w:lvlJc w:val="left"/>
+      <w:pPr>
+        <w:tabs>
+          <w:tab w:val="num" w:pos="1440"/>
+        </w:tabs>
+        <w:ind w:left="1440" w:hanging="360"/>
+      </w:pPr>
+      <w:rPr>
+        <w:rFonts w:ascii="Courier New" w:hAnsi="Courier New" w:hint="default"/>
+        <w:sz w:val="20"/>
+      </w:rPr>
+    </w:lvl>
+    <w:lvl w:ilvl="2" w:tentative="1">
+      <w:start w:val="1"/>
+      <w:numFmt w:val="bullet"/>
+      <w:lvlText w:val=""/>
+      <w:lvlJc w:val="left"/>
+      <w:pPr>
+        <w:tabs>
+          <w:tab w:val="num" w:pos="2160"/>
+        </w:tabs>
+        <w:ind w:left="2160" w:hanging="360"/>
+      </w:pPr>
+      <w:rPr>
+        <w:rFonts w:ascii="Wingdings" w:hAnsi="Wingdings" w:hint="default"/>
+        <w:sz w:val="20"/>
+      </w:rPr>
+    </w:lvl>
+    <w:lvl w:ilvl="3" w:tentative="1">
+      <w:start w:val="1"/>
+      <w:numFmt w:val="bullet"/>
+      <w:lvlText w:val=""/>
+      <w:lvlJc w:val="left"/>
+      <w:pPr>
+        <w:tabs>
+          <w:tab w:val="num" w:pos="2880"/>
+        </w:tabs>
+        <w:ind w:left="2880" w:hanging="360"/>
+      </w:pPr>
+      <w:rPr>
+        <w:rFonts w:ascii="Wingdings" w:hAnsi="Wingdings" w:hint="default"/>
+        <w:sz w:val="20"/>
+      </w:rPr>
+    </w:lvl>
+    <w:lvl w:ilvl="4" w:tentative="1">
+      <w:start w:val="1"/>
+      <w:numFmt w:val="bullet"/>
+      <w:lvlText w:val=""/>
+      <w:lvlJc w:val="left"/>
+      <w:pPr>
+        <w:tabs>
+          <w:tab w:val="num" w:pos="3600"/>
+        </w:tabs>
+        <w:ind w:left="3600" w:hanging="360"/>
+      </w:pPr>
+      <w:rPr>
+        <w:rFonts w:ascii="Wingdings" w:hAnsi="Wingdings" w:hint="default"/>
+        <w:sz w:val="20"/>
+      </w:rPr>
+    </w:lvl>
+    <w:lvl w:ilvl="5" w:tentative="1">
+      <w:start w:val="1"/>
+      <w:numFmt w:val="bullet"/>
+      <w:lvlText w:val=""/>
+      <w:lvlJc w:val="left"/>
+      <w:pPr>
+        <w:tabs>
+          <w:tab w:val="num" w:pos="4320"/>
+        </w:tabs>
+        <w:ind w:left="4320" w:hanging="360"/>
+      </w:pPr>
+      <w:rPr>
+        <w:rFonts w:ascii="Wingdings" w:hAnsi="Wingdings" w:hint="default"/>
+        <w:sz w:val="20"/>
+      </w:rPr>
+    </w:lvl>
+    <w:lvl w:ilvl="6" w:tentative="1">
+      <w:start w:val="1"/>
+      <w:numFmt w:val="bullet"/>
+      <w:lvlText w:val=""/>
+      <w:lvlJc w:val="left"/>
+      <w:pPr>
+        <w:tabs>
+          <w:tab w:val="num" w:pos="5040"/>
+        </w:tabs>
+        <w:ind w:left="5040" w:hanging="360"/>
+      </w:pPr>
+      <w:rPr>
+        <w:rFonts w:ascii="Wingdings" w:hAnsi="Wingdings" w:hint="default"/>
+        <w:sz w:val="20"/>
+      </w:rPr>
+    </w:lvl>
+    <w:lvl w:ilvl="7" w:tentative="1">
+      <w:start w:val="1"/>
+      <w:numFmt w:val="bullet"/>
+      <w:lvlText w:val=""/>
+      <w:lvlJc w:val="left"/>
+      <w:pPr>
+        <w:tabs>
+          <w:tab w:val="num" w:pos="5760"/>
+        </w:tabs>
+        <w:ind w:left="5760" w:hanging="360"/>
+      </w:pPr>
+      <w:rPr>
+        <w:rFonts w:ascii="Wingdings" w:hAnsi="Wingdings" w:hint="default"/>
+        <w:sz w:val="20"/>
+      </w:rPr>
+    </w:lvl>
+    <w:lvl w:ilvl="8" w:tentative="1">
+      <w:start w:val="1"/>
+      <w:numFmt w:val="bullet"/>
+      <w:lvlText w:val=""/>
+      <w:lvlJc w:val="left"/>
+      <w:pPr>
+        <w:tabs>
+          <w:tab w:val="num" w:pos="6480"/>
+        </w:tabs>
+        <w:ind w:left="6480" w:hanging="360"/>
+      </w:pPr>
+      <w:rPr>
+        <w:rFonts w:ascii="Wingdings" w:hAnsi="Wingdings" w:hint="default"/>
+        <w:sz w:val="20"/>
+      </w:rPr>
+    </w:lvl>
+  </w:abstractNum>
+  <w:abstractNum w:abstractNumId="23" w15:restartNumberingAfterBreak="0">
     <w:nsid w:val="31857957"/>
     <w:multiLevelType w:val="multilevel"/>
     <w:tmpl w:val="A0C67074"/>
@@ -7333,7 +8389,7 @@
       </w:rPr>
     </w:lvl>
   </w:abstractNum>
-  <w:abstractNum w:abstractNumId="22" w15:restartNumberingAfterBreak="0">
+  <w:abstractNum w:abstractNumId="24" w15:restartNumberingAfterBreak="0">
     <w:nsid w:val="34764D2C"/>
     <w:multiLevelType w:val="multilevel"/>
     <w:tmpl w:val="A84E577C"/>
@@ -7482,7 +8538,7 @@
       </w:rPr>
     </w:lvl>
   </w:abstractNum>
-  <w:abstractNum w:abstractNumId="23" w15:restartNumberingAfterBreak="0">
+  <w:abstractNum w:abstractNumId="25" w15:restartNumberingAfterBreak="0">
     <w:nsid w:val="3F5B5312"/>
     <w:multiLevelType w:val="multilevel"/>
     <w:tmpl w:val="50AEB3CA"/>
@@ -7631,7 +8687,156 @@
       </w:rPr>
     </w:lvl>
   </w:abstractNum>
-  <w:abstractNum w:abstractNumId="24" w15:restartNumberingAfterBreak="0">
+  <w:abstractNum w:abstractNumId="26" w15:restartNumberingAfterBreak="0">
+    <w:nsid w:val="41396A0A"/>
+    <w:multiLevelType w:val="multilevel"/>
+    <w:tmpl w:val="99164EC4"/>
+    <w:lvl w:ilvl="0">
+      <w:start w:val="1"/>
+      <w:numFmt w:val="bullet"/>
+      <w:lvlText w:val=""/>
+      <w:lvlJc w:val="left"/>
+      <w:pPr>
+        <w:tabs>
+          <w:tab w:val="num" w:pos="720"/>
+        </w:tabs>
+        <w:ind w:left="720" w:hanging="360"/>
+      </w:pPr>
+      <w:rPr>
+        <w:rFonts w:ascii="Symbol" w:hAnsi="Symbol" w:hint="default"/>
+        <w:sz w:val="20"/>
+      </w:rPr>
+    </w:lvl>
+    <w:lvl w:ilvl="1" w:tentative="1">
+      <w:start w:val="1"/>
+      <w:numFmt w:val="bullet"/>
+      <w:lvlText w:val="o"/>
+      <w:lvlJc w:val="left"/>
+      <w:pPr>
+        <w:tabs>
+          <w:tab w:val="num" w:pos="1440"/>
+        </w:tabs>
+        <w:ind w:left="1440" w:hanging="360"/>
+      </w:pPr>
+      <w:rPr>
+        <w:rFonts w:ascii="Courier New" w:hAnsi="Courier New" w:hint="default"/>
+        <w:sz w:val="20"/>
+      </w:rPr>
+    </w:lvl>
+    <w:lvl w:ilvl="2" w:tentative="1">
+      <w:start w:val="1"/>
+      <w:numFmt w:val="bullet"/>
+      <w:lvlText w:val=""/>
+      <w:lvlJc w:val="left"/>
+      <w:pPr>
+        <w:tabs>
+          <w:tab w:val="num" w:pos="2160"/>
+        </w:tabs>
+        <w:ind w:left="2160" w:hanging="360"/>
+      </w:pPr>
+      <w:rPr>
+        <w:rFonts w:ascii="Wingdings" w:hAnsi="Wingdings" w:hint="default"/>
+        <w:sz w:val="20"/>
+      </w:rPr>
+    </w:lvl>
+    <w:lvl w:ilvl="3" w:tentative="1">
+      <w:start w:val="1"/>
+      <w:numFmt w:val="bullet"/>
+      <w:lvlText w:val=""/>
+      <w:lvlJc w:val="left"/>
+      <w:pPr>
+        <w:tabs>
+          <w:tab w:val="num" w:pos="2880"/>
+        </w:tabs>
+        <w:ind w:left="2880" w:hanging="360"/>
+      </w:pPr>
+      <w:rPr>
+        <w:rFonts w:ascii="Wingdings" w:hAnsi="Wingdings" w:hint="default"/>
+        <w:sz w:val="20"/>
+      </w:rPr>
+    </w:lvl>
+    <w:lvl w:ilvl="4" w:tentative="1">
+      <w:start w:val="1"/>
+      <w:numFmt w:val="bullet"/>
+      <w:lvlText w:val=""/>
+      <w:lvlJc w:val="left"/>
+      <w:pPr>
+        <w:tabs>
+          <w:tab w:val="num" w:pos="3600"/>
+        </w:tabs>
+        <w:ind w:left="3600" w:hanging="360"/>
+      </w:pPr>
+      <w:rPr>
+        <w:rFonts w:ascii="Wingdings" w:hAnsi="Wingdings" w:hint="default"/>
+        <w:sz w:val="20"/>
+      </w:rPr>
+    </w:lvl>
+    <w:lvl w:ilvl="5" w:tentative="1">
+      <w:start w:val="1"/>
+      <w:numFmt w:val="bullet"/>
+      <w:lvlText w:val=""/>
+      <w:lvlJc w:val="left"/>
+      <w:pPr>
+        <w:tabs>
+          <w:tab w:val="num" w:pos="4320"/>
+        </w:tabs>
+        <w:ind w:left="4320" w:hanging="360"/>
+      </w:pPr>
+      <w:rPr>
+        <w:rFonts w:ascii="Wingdings" w:hAnsi="Wingdings" w:hint="default"/>
+        <w:sz w:val="20"/>
+      </w:rPr>
+    </w:lvl>
+    <w:lvl w:ilvl="6" w:tentative="1">
+      <w:start w:val="1"/>
+      <w:numFmt w:val="bullet"/>
+      <w:lvlText w:val=""/>
+      <w:lvlJc w:val="left"/>
+      <w:pPr>
+        <w:tabs>
+          <w:tab w:val="num" w:pos="5040"/>
+        </w:tabs>
+        <w:ind w:left="5040" w:hanging="360"/>
+      </w:pPr>
+      <w:rPr>
+        <w:rFonts w:ascii="Wingdings" w:hAnsi="Wingdings" w:hint="default"/>
+        <w:sz w:val="20"/>
+      </w:rPr>
+    </w:lvl>
+    <w:lvl w:ilvl="7" w:tentative="1">
+      <w:start w:val="1"/>
+      <w:numFmt w:val="bullet"/>
+      <w:lvlText w:val=""/>
+      <w:lvlJc w:val="left"/>
+      <w:pPr>
+        <w:tabs>
+          <w:tab w:val="num" w:pos="5760"/>
+        </w:tabs>
+        <w:ind w:left="5760" w:hanging="360"/>
+      </w:pPr>
+      <w:rPr>
+        <w:rFonts w:ascii="Wingdings" w:hAnsi="Wingdings" w:hint="default"/>
+        <w:sz w:val="20"/>
+      </w:rPr>
+    </w:lvl>
+    <w:lvl w:ilvl="8" w:tentative="1">
+      <w:start w:val="1"/>
+      <w:numFmt w:val="bullet"/>
+      <w:lvlText w:val=""/>
+      <w:lvlJc w:val="left"/>
+      <w:pPr>
+        <w:tabs>
+          <w:tab w:val="num" w:pos="6480"/>
+        </w:tabs>
+        <w:ind w:left="6480" w:hanging="360"/>
+      </w:pPr>
+      <w:rPr>
+        <w:rFonts w:ascii="Wingdings" w:hAnsi="Wingdings" w:hint="default"/>
+        <w:sz w:val="20"/>
+      </w:rPr>
+    </w:lvl>
+  </w:abstractNum>
+  <w:abstractNum w:abstractNumId="27" w15:restartNumberingAfterBreak="0">
     <w:nsid w:val="417E3086"/>
     <w:multiLevelType w:val="multilevel"/>
     <w:tmpl w:val="7D023FCA"/>
@@ -7780,7 +8985,7 @@
       </w:rPr>
     </w:lvl>
   </w:abstractNum>
-  <w:abstractNum w:abstractNumId="25" w15:restartNumberingAfterBreak="0">
+  <w:abstractNum w:abstractNumId="28" w15:restartNumberingAfterBreak="0">
     <w:nsid w:val="42F905A5"/>
     <w:multiLevelType w:val="multilevel"/>
     <w:tmpl w:val="876A5482"/>
@@ -7929,7 +9134,7 @@
       </w:rPr>
     </w:lvl>
   </w:abstractNum>
-  <w:abstractNum w:abstractNumId="26" w15:restartNumberingAfterBreak="0">
+  <w:abstractNum w:abstractNumId="29" w15:restartNumberingAfterBreak="0">
     <w:nsid w:val="4429220A"/>
     <w:multiLevelType w:val="multilevel"/>
     <w:tmpl w:val="27844386"/>
@@ -8078,7 +9283,7 @@
       </w:rPr>
     </w:lvl>
   </w:abstractNum>
-  <w:abstractNum w:abstractNumId="27" w15:restartNumberingAfterBreak="0">
+  <w:abstractNum w:abstractNumId="30" w15:restartNumberingAfterBreak="0">
     <w:nsid w:val="466318FB"/>
     <w:multiLevelType w:val="multilevel"/>
     <w:tmpl w:val="1DD8358E"/>
@@ -8227,7 +9432,426 @@
       </w:rPr>
     </w:lvl>
   </w:abstractNum>
-  <w:abstractNum w:abstractNumId="28" w15:restartNumberingAfterBreak="0">
+  <w:abstractNum w:abstractNumId="31" w15:restartNumberingAfterBreak="0">
+    <w:nsid w:val="487C09B3"/>
+    <w:multiLevelType w:val="multilevel"/>
+    <w:tmpl w:val="A320AFD8"/>
+    <w:lvl w:ilvl="0">
+      <w:start w:val="1"/>
+      <w:numFmt w:val="bullet"/>
+      <w:lvlText w:val=""/>
+      <w:lvlJc w:val="left"/>
+      <w:pPr>
+        <w:tabs>
+          <w:tab w:val="num" w:pos="720"/>
+        </w:tabs>
+        <w:ind w:left="720" w:hanging="360"/>
+      </w:pPr>
+      <w:rPr>
+        <w:rFonts w:ascii="Symbol" w:hAnsi="Symbol" w:hint="default"/>
+        <w:sz w:val="20"/>
+      </w:rPr>
+    </w:lvl>
+    <w:lvl w:ilvl="1" w:tentative="1">
+      <w:start w:val="1"/>
+      <w:numFmt w:val="bullet"/>
+      <w:lvlText w:val="o"/>
+      <w:lvlJc w:val="left"/>
+      <w:pPr>
+        <w:tabs>
+          <w:tab w:val="num" w:pos="1440"/>
+        </w:tabs>
+        <w:ind w:left="1440" w:hanging="360"/>
+      </w:pPr>
+      <w:rPr>
+        <w:rFonts w:ascii="Courier New" w:hAnsi="Courier New" w:hint="default"/>
+        <w:sz w:val="20"/>
+      </w:rPr>
+    </w:lvl>
+    <w:lvl w:ilvl="2" w:tentative="1">
+      <w:start w:val="1"/>
+      <w:numFmt w:val="bullet"/>
+      <w:lvlText w:val=""/>
+      <w:lvlJc w:val="left"/>
+      <w:pPr>
+        <w:tabs>
+          <w:tab w:val="num" w:pos="2160"/>
+        </w:tabs>
+        <w:ind w:left="2160" w:hanging="360"/>
+      </w:pPr>
+      <w:rPr>
+        <w:rFonts w:ascii="Wingdings" w:hAnsi="Wingdings" w:hint="default"/>
+        <w:sz w:val="20"/>
+      </w:rPr>
+    </w:lvl>
+    <w:lvl w:ilvl="3" w:tentative="1">
+      <w:start w:val="1"/>
+      <w:numFmt w:val="bullet"/>
+      <w:lvlText w:val=""/>
+      <w:lvlJc w:val="left"/>
+      <w:pPr>
+        <w:tabs>
+          <w:tab w:val="num" w:pos="2880"/>
+        </w:tabs>
+        <w:ind w:left="2880" w:hanging="360"/>
+      </w:pPr>
+      <w:rPr>
+        <w:rFonts w:ascii="Wingdings" w:hAnsi="Wingdings" w:hint="default"/>
+        <w:sz w:val="20"/>
+      </w:rPr>
+    </w:lvl>
+    <w:lvl w:ilvl="4" w:tentative="1">
+      <w:start w:val="1"/>
+      <w:numFmt w:val="bullet"/>
+      <w:lvlText w:val=""/>
+      <w:lvlJc w:val="left"/>
+      <w:pPr>
+        <w:tabs>
+          <w:tab w:val="num" w:pos="3600"/>
+        </w:tabs>
+        <w:ind w:left="3600" w:hanging="360"/>
+      </w:pPr>
+      <w:rPr>
+        <w:rFonts w:ascii="Wingdings" w:hAnsi="Wingdings" w:hint="default"/>
+        <w:sz w:val="20"/>
+      </w:rPr>
+    </w:lvl>
+    <w:lvl w:ilvl="5" w:tentative="1">
+      <w:start w:val="1"/>
+      <w:numFmt w:val="bullet"/>
+      <w:lvlText w:val=""/>
+      <w:lvlJc w:val="left"/>
+      <w:pPr>
+        <w:tabs>
+          <w:tab w:val="num" w:pos="4320"/>
+        </w:tabs>
+        <w:ind w:left="4320" w:hanging="360"/>
+      </w:pPr>
+      <w:rPr>
+        <w:rFonts w:ascii="Wingdings" w:hAnsi="Wingdings" w:hint="default"/>
+        <w:sz w:val="20"/>
+      </w:rPr>
+    </w:lvl>
+    <w:lvl w:ilvl="6" w:tentative="1">
+      <w:start w:val="1"/>
+      <w:numFmt w:val="bullet"/>
+      <w:lvlText w:val=""/>
+      <w:lvlJc w:val="left"/>
+      <w:pPr>
+        <w:tabs>
+          <w:tab w:val="num" w:pos="5040"/>
+        </w:tabs>
+        <w:ind w:left="5040" w:hanging="360"/>
+      </w:pPr>
+      <w:rPr>
+        <w:rFonts w:ascii="Wingdings" w:hAnsi="Wingdings" w:hint="default"/>
+        <w:sz w:val="20"/>
+      </w:rPr>
+    </w:lvl>
+    <w:lvl w:ilvl="7" w:tentative="1">
+      <w:start w:val="1"/>
+      <w:numFmt w:val="bullet"/>
+      <w:lvlText w:val=""/>
+      <w:lvlJc w:val="left"/>
+      <w:pPr>
+        <w:tabs>
+          <w:tab w:val="num" w:pos="5760"/>
+        </w:tabs>
+        <w:ind w:left="5760" w:hanging="360"/>
+      </w:pPr>
+      <w:rPr>
+        <w:rFonts w:ascii="Wingdings" w:hAnsi="Wingdings" w:hint="default"/>
+        <w:sz w:val="20"/>
+      </w:rPr>
+    </w:lvl>
+    <w:lvl w:ilvl="8" w:tentative="1">
+      <w:start w:val="1"/>
+      <w:numFmt w:val="bullet"/>
+      <w:lvlText w:val=""/>
+      <w:lvlJc w:val="left"/>
+      <w:pPr>
+        <w:tabs>
+          <w:tab w:val="num" w:pos="6480"/>
+        </w:tabs>
+        <w:ind w:left="6480" w:hanging="360"/>
+      </w:pPr>
+      <w:rPr>
+        <w:rFonts w:ascii="Wingdings" w:hAnsi="Wingdings" w:hint="default"/>
+        <w:sz w:val="20"/>
+      </w:rPr>
+    </w:lvl>
+  </w:abstractNum>
+  <w:abstractNum w:abstractNumId="32" w15:restartNumberingAfterBreak="0">
+    <w:nsid w:val="4AD87BA9"/>
+    <w:multiLevelType w:val="multilevel"/>
+    <w:tmpl w:val="B830C064"/>
+    <w:lvl w:ilvl="0">
+      <w:start w:val="1"/>
+      <w:numFmt w:val="bullet"/>
+      <w:lvlText w:val=""/>
+      <w:lvlJc w:val="left"/>
+      <w:pPr>
+        <w:tabs>
+          <w:tab w:val="num" w:pos="720"/>
+        </w:tabs>
+        <w:ind w:left="720" w:hanging="360"/>
+      </w:pPr>
+      <w:rPr>
+        <w:rFonts w:ascii="Symbol" w:hAnsi="Symbol" w:hint="default"/>
+        <w:sz w:val="20"/>
+      </w:rPr>
+    </w:lvl>
+    <w:lvl w:ilvl="1" w:tentative="1">
+      <w:start w:val="1"/>
+      <w:numFmt w:val="bullet"/>
+      <w:lvlText w:val="o"/>
+      <w:lvlJc w:val="left"/>
+      <w:pPr>
+        <w:tabs>
+          <w:tab w:val="num" w:pos="1440"/>
+        </w:tabs>
+        <w:ind w:left="1440" w:hanging="360"/>
+      </w:pPr>
+      <w:rPr>
+        <w:rFonts w:ascii="Courier New" w:hAnsi="Courier New" w:hint="default"/>
+        <w:sz w:val="20"/>
+      </w:rPr>
+    </w:lvl>
+    <w:lvl w:ilvl="2" w:tentative="1">
+      <w:start w:val="1"/>
+      <w:numFmt w:val="bullet"/>
+      <w:lvlText w:val=""/>
+      <w:lvlJc w:val="left"/>
+      <w:pPr>
+        <w:tabs>
+          <w:tab w:val="num" w:pos="2160"/>
+        </w:tabs>
+        <w:ind w:left="2160" w:hanging="360"/>
+      </w:pPr>
+      <w:rPr>
+        <w:rFonts w:ascii="Wingdings" w:hAnsi="Wingdings" w:hint="default"/>
+        <w:sz w:val="20"/>
+      </w:rPr>
+    </w:lvl>
+    <w:lvl w:ilvl="3" w:tentative="1">
+      <w:start w:val="1"/>
+      <w:numFmt w:val="bullet"/>
+      <w:lvlText w:val=""/>
+      <w:lvlJc w:val="left"/>
+      <w:pPr>
+        <w:tabs>
+          <w:tab w:val="num" w:pos="2880"/>
+        </w:tabs>
+        <w:ind w:left="2880" w:hanging="360"/>
+      </w:pPr>
+      <w:rPr>
+        <w:rFonts w:ascii="Wingdings" w:hAnsi="Wingdings" w:hint="default"/>
+        <w:sz w:val="20"/>
+      </w:rPr>
+    </w:lvl>
+    <w:lvl w:ilvl="4" w:tentative="1">
+      <w:start w:val="1"/>
+      <w:numFmt w:val="bullet"/>
+      <w:lvlText w:val=""/>
+      <w:lvlJc w:val="left"/>
+      <w:pPr>
+        <w:tabs>
+          <w:tab w:val="num" w:pos="3600"/>
+        </w:tabs>
+        <w:ind w:left="3600" w:hanging="360"/>
+      </w:pPr>
+      <w:rPr>
+        <w:rFonts w:ascii="Wingdings" w:hAnsi="Wingdings" w:hint="default"/>
+        <w:sz w:val="20"/>
+      </w:rPr>
+    </w:lvl>
+    <w:lvl w:ilvl="5" w:tentative="1">
+      <w:start w:val="1"/>
+      <w:numFmt w:val="bullet"/>
+      <w:lvlText w:val=""/>
+      <w:lvlJc w:val="left"/>
+      <w:pPr>
+        <w:tabs>
+          <w:tab w:val="num" w:pos="4320"/>
+        </w:tabs>
+        <w:ind w:left="4320" w:hanging="360"/>
+      </w:pPr>
+      <w:rPr>
+        <w:rFonts w:ascii="Wingdings" w:hAnsi="Wingdings" w:hint="default"/>
+        <w:sz w:val="20"/>
+      </w:rPr>
+    </w:lvl>
+    <w:lvl w:ilvl="6" w:tentative="1">
+      <w:start w:val="1"/>
+      <w:numFmt w:val="bullet"/>
+      <w:lvlText w:val=""/>
+      <w:lvlJc w:val="left"/>
+      <w:pPr>
+        <w:tabs>
+          <w:tab w:val="num" w:pos="5040"/>
+        </w:tabs>
+        <w:ind w:left="5040" w:hanging="360"/>
+      </w:pPr>
+      <w:rPr>
+        <w:rFonts w:ascii="Wingdings" w:hAnsi="Wingdings" w:hint="default"/>
+        <w:sz w:val="20"/>
+      </w:rPr>
+    </w:lvl>
+    <w:lvl w:ilvl="7" w:tentative="1">
+      <w:start w:val="1"/>
+      <w:numFmt w:val="bullet"/>
+      <w:lvlText w:val=""/>
+      <w:lvlJc w:val="left"/>
+      <w:pPr>
+        <w:tabs>
+          <w:tab w:val="num" w:pos="5760"/>
+        </w:tabs>
+        <w:ind w:left="5760" w:hanging="360"/>
+      </w:pPr>
+      <w:rPr>
+        <w:rFonts w:ascii="Wingdings" w:hAnsi="Wingdings" w:hint="default"/>
+        <w:sz w:val="20"/>
+      </w:rPr>
+    </w:lvl>
+    <w:lvl w:ilvl="8" w:tentative="1">
+      <w:start w:val="1"/>
+      <w:numFmt w:val="bullet"/>
+      <w:lvlText w:val=""/>
+      <w:lvlJc w:val="left"/>
+      <w:pPr>
+        <w:tabs>
+          <w:tab w:val="num" w:pos="6480"/>
+        </w:tabs>
+        <w:ind w:left="6480" w:hanging="360"/>
+      </w:pPr>
+      <w:rPr>
+        <w:rFonts w:ascii="Wingdings" w:hAnsi="Wingdings" w:hint="default"/>
+        <w:sz w:val="20"/>
+      </w:rPr>
+    </w:lvl>
+  </w:abstractNum>
+  <w:abstractNum w:abstractNumId="33" w15:restartNumberingAfterBreak="0">
+    <w:nsid w:val="4DCC601D"/>
+    <w:multiLevelType w:val="multilevel"/>
+    <w:tmpl w:val="F7CE210E"/>
+    <w:lvl w:ilvl="0">
+      <w:start w:val="1"/>
+      <w:numFmt w:val="decimal"/>
+      <w:lvlText w:val="%1."/>
+      <w:lvlJc w:val="left"/>
+      <w:pPr>
+        <w:tabs>
+          <w:tab w:val="num" w:pos="720"/>
+        </w:tabs>
+        <w:ind w:left="720" w:hanging="360"/>
+      </w:pPr>
+    </w:lvl>
+    <w:lvl w:ilvl="1">
+      <w:start w:val="1"/>
+      <w:numFmt w:val="bullet"/>
+      <w:lvlText w:val="o"/>
+      <w:lvlJc w:val="left"/>
+      <w:pPr>
+        <w:tabs>
+          <w:tab w:val="num" w:pos="1440"/>
+        </w:tabs>
+        <w:ind w:left="1440" w:hanging="360"/>
+      </w:pPr>
+      <w:rPr>
+        <w:rFonts w:ascii="Courier New" w:hAnsi="Courier New" w:hint="default"/>
+        <w:sz w:val="20"/>
+      </w:rPr>
+    </w:lvl>
+    <w:lvl w:ilvl="2">
+      <w:start w:val="1"/>
+      <w:numFmt w:val="bullet"/>
+      <w:lvlText w:val=""/>
+      <w:lvlJc w:val="left"/>
+      <w:pPr>
+        <w:tabs>
+          <w:tab w:val="num" w:pos="2160"/>
+        </w:tabs>
+        <w:ind w:left="2160" w:hanging="360"/>
+      </w:pPr>
+      <w:rPr>
+        <w:rFonts w:ascii="Wingdings" w:hAnsi="Wingdings" w:hint="default"/>
+        <w:sz w:val="20"/>
+      </w:rPr>
+    </w:lvl>
+    <w:lvl w:ilvl="3" w:tentative="1">
+      <w:start w:val="1"/>
+      <w:numFmt w:val="decimal"/>
+      <w:lvlText w:val="%4."/>
+      <w:lvlJc w:val="left"/>
+      <w:pPr>
+        <w:tabs>
+          <w:tab w:val="num" w:pos="2880"/>
+        </w:tabs>
+        <w:ind w:left="2880" w:hanging="360"/>
+      </w:pPr>
+    </w:lvl>
+    <w:lvl w:ilvl="4" w:tentative="1">
+      <w:start w:val="1"/>
+      <w:numFmt w:val="decimal"/>
+      <w:lvlText w:val="%5."/>
+      <w:lvlJc w:val="left"/>
+      <w:pPr>
+        <w:tabs>
+          <w:tab w:val="num" w:pos="3600"/>
+        </w:tabs>
+        <w:ind w:left="3600" w:hanging="360"/>
+      </w:pPr>
+    </w:lvl>
+    <w:lvl w:ilvl="5" w:tentative="1">
+      <w:start w:val="1"/>
+      <w:numFmt w:val="decimal"/>
+      <w:lvlText w:val="%6."/>
+      <w:lvlJc w:val="left"/>
+      <w:pPr>
+        <w:tabs>
+          <w:tab w:val="num" w:pos="4320"/>
+        </w:tabs>
+        <w:ind w:left="4320" w:hanging="360"/>
+      </w:pPr>
+    </w:lvl>
+    <w:lvl w:ilvl="6" w:tentative="1">
+      <w:start w:val="1"/>
+      <w:numFmt w:val="decimal"/>
+      <w:lvlText w:val="%7."/>
+      <w:lvlJc w:val="left"/>
+      <w:pPr>
+        <w:tabs>
+          <w:tab w:val="num" w:pos="5040"/>
+        </w:tabs>
+        <w:ind w:left="5040" w:hanging="360"/>
+      </w:pPr>
+    </w:lvl>
+    <w:lvl w:ilvl="7" w:tentative="1">
+      <w:start w:val="1"/>
+      <w:numFmt w:val="decimal"/>
+      <w:lvlText w:val="%8."/>
+      <w:lvlJc w:val="left"/>
+      <w:pPr>
+        <w:tabs>
+          <w:tab w:val="num" w:pos="5760"/>
+        </w:tabs>
+        <w:ind w:left="5760" w:hanging="360"/>
+      </w:pPr>
+    </w:lvl>
+    <w:lvl w:ilvl="8" w:tentative="1">
+      <w:start w:val="1"/>
+      <w:numFmt w:val="decimal"/>
+      <w:lvlText w:val="%9."/>
+      <w:lvlJc w:val="left"/>
+      <w:pPr>
+        <w:tabs>
+          <w:tab w:val="num" w:pos="6480"/>
+        </w:tabs>
+        <w:ind w:left="6480" w:hanging="360"/>
+      </w:pPr>
+    </w:lvl>
+  </w:abstractNum>
+  <w:abstractNum w:abstractNumId="34" w15:restartNumberingAfterBreak="0">
     <w:nsid w:val="52B938FC"/>
     <w:multiLevelType w:val="multilevel"/>
     <w:tmpl w:val="A4FE41C2"/>
@@ -8376,7 +10000,7 @@
       </w:rPr>
     </w:lvl>
   </w:abstractNum>
-  <w:abstractNum w:abstractNumId="29" w15:restartNumberingAfterBreak="0">
+  <w:abstractNum w:abstractNumId="35" w15:restartNumberingAfterBreak="0">
     <w:nsid w:val="536A41E4"/>
     <w:multiLevelType w:val="multilevel"/>
     <w:tmpl w:val="F04C227A"/>
@@ -8525,7 +10149,7 @@
       </w:rPr>
     </w:lvl>
   </w:abstractNum>
-  <w:abstractNum w:abstractNumId="30" w15:restartNumberingAfterBreak="0">
+  <w:abstractNum w:abstractNumId="36" w15:restartNumberingAfterBreak="0">
     <w:nsid w:val="556E237E"/>
     <w:multiLevelType w:val="hybridMultilevel"/>
     <w:tmpl w:val="BC0A4796"/>
@@ -8638,7 +10262,7 @@
       </w:rPr>
     </w:lvl>
   </w:abstractNum>
-  <w:abstractNum w:abstractNumId="31" w15:restartNumberingAfterBreak="0">
+  <w:abstractNum w:abstractNumId="37" w15:restartNumberingAfterBreak="0">
     <w:nsid w:val="59F84C4D"/>
     <w:multiLevelType w:val="multilevel"/>
     <w:tmpl w:val="D1C4D20E"/>
@@ -8787,7 +10411,7 @@
       </w:rPr>
     </w:lvl>
   </w:abstractNum>
-  <w:abstractNum w:abstractNumId="32" w15:restartNumberingAfterBreak="0">
+  <w:abstractNum w:abstractNumId="38" w15:restartNumberingAfterBreak="0">
     <w:nsid w:val="635C1B28"/>
     <w:multiLevelType w:val="multilevel"/>
     <w:tmpl w:val="E2B85182"/>
@@ -8936,7 +10560,124 @@
       </w:rPr>
     </w:lvl>
   </w:abstractNum>
-  <w:abstractNum w:abstractNumId="33" w15:restartNumberingAfterBreak="0">
+  <w:abstractNum w:abstractNumId="39" w15:restartNumberingAfterBreak="0">
+    <w:nsid w:val="6C3A3B1E"/>
+    <w:multiLevelType w:val="multilevel"/>
+    <w:tmpl w:val="812017AA"/>
+    <w:lvl w:ilvl="0">
+      <w:start w:val="1"/>
+      <w:numFmt w:val="decimal"/>
+      <w:lvlText w:val="%1."/>
+      <w:lvlJc w:val="left"/>
+      <w:pPr>
+        <w:tabs>
+          <w:tab w:val="num" w:pos="720"/>
+        </w:tabs>
+        <w:ind w:left="720" w:hanging="360"/>
+      </w:pPr>
+    </w:lvl>
+    <w:lvl w:ilvl="1">
+      <w:start w:val="1"/>
+      <w:numFmt w:val="bullet"/>
+      <w:lvlText w:val="o"/>
+      <w:lvlJc w:val="left"/>
+      <w:pPr>
+        <w:tabs>
+          <w:tab w:val="num" w:pos="1440"/>
+        </w:tabs>
+        <w:ind w:left="1440" w:hanging="360"/>
+      </w:pPr>
+      <w:rPr>
+        <w:rFonts w:ascii="Courier New" w:hAnsi="Courier New" w:hint="default"/>
+        <w:sz w:val="20"/>
+      </w:rPr>
+    </w:lvl>
+    <w:lvl w:ilvl="2" w:tentative="1">
+      <w:start w:val="1"/>
+      <w:numFmt w:val="decimal"/>
+      <w:lvlText w:val="%3."/>
+      <w:lvlJc w:val="left"/>
+      <w:pPr>
+        <w:tabs>
+          <w:tab w:val="num" w:pos="2160"/>
+        </w:tabs>
+        <w:ind w:left="2160" w:hanging="360"/>
+      </w:pPr>
+    </w:lvl>
+    <w:lvl w:ilvl="3" w:tentative="1">
+      <w:start w:val="1"/>
+      <w:numFmt w:val="decimal"/>
+      <w:lvlText w:val="%4."/>
+      <w:lvlJc w:val="left"/>
+      <w:pPr>
+        <w:tabs>
+          <w:tab w:val="num" w:pos="2880"/>
+        </w:tabs>
+        <w:ind w:left="2880" w:hanging="360"/>
+      </w:pPr>
+    </w:lvl>
+    <w:lvl w:ilvl="4" w:tentative="1">
+      <w:start w:val="1"/>
+      <w:numFmt w:val="decimal"/>
+      <w:lvlText w:val="%5."/>
+      <w:lvlJc w:val="left"/>
+      <w:pPr>
+        <w:tabs>
+          <w:tab w:val="num" w:pos="3600"/>
+        </w:tabs>
+        <w:ind w:left="3600" w:hanging="360"/>
+      </w:pPr>
+    </w:lvl>
+    <w:lvl w:ilvl="5" w:tentative="1">
+      <w:start w:val="1"/>
+      <w:numFmt w:val="decimal"/>
+      <w:lvlText w:val="%6."/>
+      <w:lvlJc w:val="left"/>
+      <w:pPr>
+        <w:tabs>
+          <w:tab w:val="num" w:pos="4320"/>
+        </w:tabs>
+        <w:ind w:left="4320" w:hanging="360"/>
+      </w:pPr>
+    </w:lvl>
+    <w:lvl w:ilvl="6" w:tentative="1">
+      <w:start w:val="1"/>
+      <w:numFmt w:val="decimal"/>
+      <w:lvlText w:val="%7."/>
+      <w:lvlJc w:val="left"/>
+      <w:pPr>
+        <w:tabs>
+          <w:tab w:val="num" w:pos="5040"/>
+        </w:tabs>
+        <w:ind w:left="5040" w:hanging="360"/>
+      </w:pPr>
+    </w:lvl>
+    <w:lvl w:ilvl="7" w:tentative="1">
+      <w:start w:val="1"/>
+      <w:numFmt w:val="decimal"/>
+      <w:lvlText w:val="%8."/>
+      <w:lvlJc w:val="left"/>
+      <w:pPr>
+        <w:tabs>
+          <w:tab w:val="num" w:pos="5760"/>
+        </w:tabs>
+        <w:ind w:left="5760" w:hanging="360"/>
+      </w:pPr>
+    </w:lvl>
+    <w:lvl w:ilvl="8" w:tentative="1">
+      <w:start w:val="1"/>
+      <w:numFmt w:val="decimal"/>
+      <w:lvlText w:val="%9."/>
+      <w:lvlJc w:val="left"/>
+      <w:pPr>
+        <w:tabs>
+          <w:tab w:val="num" w:pos="6480"/>
+        </w:tabs>
+        <w:ind w:left="6480" w:hanging="360"/>
+      </w:pPr>
+    </w:lvl>
+  </w:abstractNum>
+  <w:abstractNum w:abstractNumId="40" w15:restartNumberingAfterBreak="0">
     <w:nsid w:val="70D60C21"/>
     <w:multiLevelType w:val="multilevel"/>
     <w:tmpl w:val="1A3E22D8"/>
@@ -9085,7 +10826,7 @@
       </w:rPr>
     </w:lvl>
   </w:abstractNum>
-  <w:abstractNum w:abstractNumId="34" w15:restartNumberingAfterBreak="0">
+  <w:abstractNum w:abstractNumId="41" w15:restartNumberingAfterBreak="0">
     <w:nsid w:val="76F56DF5"/>
     <w:multiLevelType w:val="hybridMultilevel"/>
     <w:tmpl w:val="2E1C6DBA"/>
@@ -9198,7 +10939,7 @@
       </w:rPr>
     </w:lvl>
   </w:abstractNum>
-  <w:abstractNum w:abstractNumId="35" w15:restartNumberingAfterBreak="0">
+  <w:abstractNum w:abstractNumId="42" w15:restartNumberingAfterBreak="0">
     <w:nsid w:val="79C07DC7"/>
     <w:multiLevelType w:val="multilevel"/>
     <w:tmpl w:val="1696C6BA"/>
@@ -9347,7 +11088,7 @@
       </w:rPr>
     </w:lvl>
   </w:abstractNum>
-  <w:abstractNum w:abstractNumId="36" w15:restartNumberingAfterBreak="0">
+  <w:abstractNum w:abstractNumId="43" w15:restartNumberingAfterBreak="0">
     <w:nsid w:val="79D53C70"/>
     <w:multiLevelType w:val="hybridMultilevel"/>
     <w:tmpl w:val="B2CCD9C6"/>
@@ -9460,7 +11201,156 @@
       </w:rPr>
     </w:lvl>
   </w:abstractNum>
-  <w:abstractNum w:abstractNumId="37" w15:restartNumberingAfterBreak="0">
+  <w:abstractNum w:abstractNumId="44" w15:restartNumberingAfterBreak="0">
+    <w:nsid w:val="7B4F547E"/>
+    <w:multiLevelType w:val="multilevel"/>
+    <w:tmpl w:val="4D88F026"/>
+    <w:lvl w:ilvl="0">
+      <w:start w:val="1"/>
+      <w:numFmt w:val="bullet"/>
+      <w:lvlText w:val=""/>
+      <w:lvlJc w:val="left"/>
+      <w:pPr>
+        <w:tabs>
+          <w:tab w:val="num" w:pos="720"/>
+        </w:tabs>
+        <w:ind w:left="720" w:hanging="360"/>
+      </w:pPr>
+      <w:rPr>
+        <w:rFonts w:ascii="Symbol" w:hAnsi="Symbol" w:hint="default"/>
+        <w:sz w:val="20"/>
+      </w:rPr>
+    </w:lvl>
+    <w:lvl w:ilvl="1" w:tentative="1">
+      <w:start w:val="1"/>
+      <w:numFmt w:val="bullet"/>
+      <w:lvlText w:val="o"/>
+      <w:lvlJc w:val="left"/>
+      <w:pPr>
+        <w:tabs>
+          <w:tab w:val="num" w:pos="1440"/>
+        </w:tabs>
+        <w:ind w:left="1440" w:hanging="360"/>
+      </w:pPr>
+      <w:rPr>
+        <w:rFonts w:ascii="Courier New" w:hAnsi="Courier New" w:hint="default"/>
+        <w:sz w:val="20"/>
+      </w:rPr>
+    </w:lvl>
+    <w:lvl w:ilvl="2" w:tentative="1">
+      <w:start w:val="1"/>
+      <w:numFmt w:val="bullet"/>
+      <w:lvlText w:val=""/>
+      <w:lvlJc w:val="left"/>
+      <w:pPr>
+        <w:tabs>
+          <w:tab w:val="num" w:pos="2160"/>
+        </w:tabs>
+        <w:ind w:left="2160" w:hanging="360"/>
+      </w:pPr>
+      <w:rPr>
+        <w:rFonts w:ascii="Wingdings" w:hAnsi="Wingdings" w:hint="default"/>
+        <w:sz w:val="20"/>
+      </w:rPr>
+    </w:lvl>
+    <w:lvl w:ilvl="3" w:tentative="1">
+      <w:start w:val="1"/>
+      <w:numFmt w:val="bullet"/>
+      <w:lvlText w:val=""/>
+      <w:lvlJc w:val="left"/>
+      <w:pPr>
+        <w:tabs>
+          <w:tab w:val="num" w:pos="2880"/>
+        </w:tabs>
+        <w:ind w:left="2880" w:hanging="360"/>
+      </w:pPr>
+      <w:rPr>
+        <w:rFonts w:ascii="Wingdings" w:hAnsi="Wingdings" w:hint="default"/>
+        <w:sz w:val="20"/>
+      </w:rPr>
+    </w:lvl>
+    <w:lvl w:ilvl="4" w:tentative="1">
+      <w:start w:val="1"/>
+      <w:numFmt w:val="bullet"/>
+      <w:lvlText w:val=""/>
+      <w:lvlJc w:val="left"/>
+      <w:pPr>
+        <w:tabs>
+          <w:tab w:val="num" w:pos="3600"/>
+        </w:tabs>
+        <w:ind w:left="3600" w:hanging="360"/>
+      </w:pPr>
+      <w:rPr>
+        <w:rFonts w:ascii="Wingdings" w:hAnsi="Wingdings" w:hint="default"/>
+        <w:sz w:val="20"/>
+      </w:rPr>
+    </w:lvl>
+    <w:lvl w:ilvl="5" w:tentative="1">
+      <w:start w:val="1"/>
+      <w:numFmt w:val="bullet"/>
+      <w:lvlText w:val=""/>
+      <w:lvlJc w:val="left"/>
+      <w:pPr>
+        <w:tabs>
+          <w:tab w:val="num" w:pos="4320"/>
+        </w:tabs>
+        <w:ind w:left="4320" w:hanging="360"/>
+      </w:pPr>
+      <w:rPr>
+        <w:rFonts w:ascii="Wingdings" w:hAnsi="Wingdings" w:hint="default"/>
+        <w:sz w:val="20"/>
+      </w:rPr>
+    </w:lvl>
+    <w:lvl w:ilvl="6" w:tentative="1">
+      <w:start w:val="1"/>
+      <w:numFmt w:val="bullet"/>
+      <w:lvlText w:val=""/>
+      <w:lvlJc w:val="left"/>
+      <w:pPr>
+        <w:tabs>
+          <w:tab w:val="num" w:pos="5040"/>
+        </w:tabs>
+        <w:ind w:left="5040" w:hanging="360"/>
+      </w:pPr>
+      <w:rPr>
+        <w:rFonts w:ascii="Wingdings" w:hAnsi="Wingdings" w:hint="default"/>
+        <w:sz w:val="20"/>
+      </w:rPr>
+    </w:lvl>
+    <w:lvl w:ilvl="7" w:tentative="1">
+      <w:start w:val="1"/>
+      <w:numFmt w:val="bullet"/>
+      <w:lvlText w:val=""/>
+      <w:lvlJc w:val="left"/>
+      <w:pPr>
+        <w:tabs>
+          <w:tab w:val="num" w:pos="5760"/>
+        </w:tabs>
+        <w:ind w:left="5760" w:hanging="360"/>
+      </w:pPr>
+      <w:rPr>
+        <w:rFonts w:ascii="Wingdings" w:hAnsi="Wingdings" w:hint="default"/>
+        <w:sz w:val="20"/>
+      </w:rPr>
+    </w:lvl>
+    <w:lvl w:ilvl="8" w:tentative="1">
+      <w:start w:val="1"/>
+      <w:numFmt w:val="bullet"/>
+      <w:lvlText w:val=""/>
+      <w:lvlJc w:val="left"/>
+      <w:pPr>
+        <w:tabs>
+          <w:tab w:val="num" w:pos="6480"/>
+        </w:tabs>
+        <w:ind w:left="6480" w:hanging="360"/>
+      </w:pPr>
+      <w:rPr>
+        <w:rFonts w:ascii="Wingdings" w:hAnsi="Wingdings" w:hint="default"/>
+        <w:sz w:val="20"/>
+      </w:rPr>
+    </w:lvl>
+  </w:abstractNum>
+  <w:abstractNum w:abstractNumId="45" w15:restartNumberingAfterBreak="0">
     <w:nsid w:val="7BFB2942"/>
     <w:multiLevelType w:val="multilevel"/>
     <w:tmpl w:val="E774E3D6"/>
@@ -9609,7 +11499,7 @@
       </w:rPr>
     </w:lvl>
   </w:abstractNum>
-  <w:abstractNum w:abstractNumId="38" w15:restartNumberingAfterBreak="0">
+  <w:abstractNum w:abstractNumId="46" w15:restartNumberingAfterBreak="0">
     <w:nsid w:val="7D9A5F78"/>
     <w:multiLevelType w:val="multilevel"/>
     <w:tmpl w:val="A08A3D58"/>
@@ -9759,121 +11649,145 @@
     </w:lvl>
   </w:abstractNum>
   <w:num w:numId="1" w16cid:durableId="1497528416">
-    <w:abstractNumId w:val="27"/>
+    <w:abstractNumId w:val="30"/>
   </w:num>
   <w:num w:numId="2" w16cid:durableId="642194905">
-    <w:abstractNumId w:val="16"/>
+    <w:abstractNumId w:val="17"/>
   </w:num>
   <w:num w:numId="3" w16cid:durableId="1153645097">
-    <w:abstractNumId w:val="34"/>
+    <w:abstractNumId w:val="41"/>
   </w:num>
   <w:num w:numId="4" w16cid:durableId="1730225447">
-    <w:abstractNumId w:val="6"/>
+    <w:abstractNumId w:val="7"/>
   </w:num>
   <w:num w:numId="5" w16cid:durableId="928540447">
-    <w:abstractNumId w:val="30"/>
+    <w:abstractNumId w:val="36"/>
   </w:num>
   <w:num w:numId="6" w16cid:durableId="1393697046">
-    <w:abstractNumId w:val="36"/>
+    <w:abstractNumId w:val="43"/>
   </w:num>
   <w:num w:numId="7" w16cid:durableId="1021669032">
     <w:abstractNumId w:val="0"/>
   </w:num>
   <w:num w:numId="8" w16cid:durableId="621115763">
-    <w:abstractNumId w:val="7"/>
+    <w:abstractNumId w:val="8"/>
   </w:num>
   <w:num w:numId="9" w16cid:durableId="1764758518">
-    <w:abstractNumId w:val="9"/>
+    <w:abstractNumId w:val="10"/>
   </w:num>
   <w:num w:numId="10" w16cid:durableId="1598782834">
-    <w:abstractNumId w:val="22"/>
+    <w:abstractNumId w:val="24"/>
   </w:num>
   <w:num w:numId="11" w16cid:durableId="1884706532">
-    <w:abstractNumId w:val="12"/>
+    <w:abstractNumId w:val="13"/>
   </w:num>
   <w:num w:numId="12" w16cid:durableId="1823425299">
-    <w:abstractNumId w:val="26"/>
+    <w:abstractNumId w:val="29"/>
   </w:num>
   <w:num w:numId="13" w16cid:durableId="939222942">
-    <w:abstractNumId w:val="32"/>
+    <w:abstractNumId w:val="38"/>
   </w:num>
   <w:num w:numId="14" w16cid:durableId="524683253">
-    <w:abstractNumId w:val="37"/>
+    <w:abstractNumId w:val="45"/>
   </w:num>
   <w:num w:numId="15" w16cid:durableId="1264071330">
     <w:abstractNumId w:val="2"/>
   </w:num>
   <w:num w:numId="16" w16cid:durableId="924806290">
-    <w:abstractNumId w:val="19"/>
+    <w:abstractNumId w:val="20"/>
   </w:num>
   <w:num w:numId="17" w16cid:durableId="166527295">
     <w:abstractNumId w:val="3"/>
   </w:num>
   <w:num w:numId="18" w16cid:durableId="644549019">
-    <w:abstractNumId w:val="35"/>
+    <w:abstractNumId w:val="42"/>
   </w:num>
   <w:num w:numId="19" w16cid:durableId="20713622">
-    <w:abstractNumId w:val="33"/>
+    <w:abstractNumId w:val="40"/>
   </w:num>
   <w:num w:numId="20" w16cid:durableId="1331830883">
-    <w:abstractNumId w:val="5"/>
+    <w:abstractNumId w:val="6"/>
   </w:num>
   <w:num w:numId="21" w16cid:durableId="205145470">
-    <w:abstractNumId w:val="20"/>
+    <w:abstractNumId w:val="21"/>
   </w:num>
   <w:num w:numId="22" w16cid:durableId="1165851853">
-    <w:abstractNumId w:val="25"/>
+    <w:abstractNumId w:val="28"/>
   </w:num>
   <w:num w:numId="23" w16cid:durableId="2127313723">
-    <w:abstractNumId w:val="11"/>
+    <w:abstractNumId w:val="12"/>
   </w:num>
   <w:num w:numId="24" w16cid:durableId="708065918">
     <w:abstractNumId w:val="1"/>
   </w:num>
   <w:num w:numId="25" w16cid:durableId="1797019266">
+    <w:abstractNumId w:val="25"/>
+  </w:num>
+  <w:num w:numId="26" w16cid:durableId="229510572">
+    <w:abstractNumId w:val="11"/>
+  </w:num>
+  <w:num w:numId="27" w16cid:durableId="707877494">
+    <w:abstractNumId w:val="14"/>
+  </w:num>
+  <w:num w:numId="28" w16cid:durableId="141894113">
+    <w:abstractNumId w:val="18"/>
+  </w:num>
+  <w:num w:numId="29" w16cid:durableId="1849830760">
+    <w:abstractNumId w:val="46"/>
+  </w:num>
+  <w:num w:numId="30" w16cid:durableId="901217393">
     <w:abstractNumId w:val="23"/>
   </w:num>
-  <w:num w:numId="26" w16cid:durableId="229510572">
-    <w:abstractNumId w:val="10"/>
-  </w:num>
-  <w:num w:numId="27" w16cid:durableId="707877494">
-    <w:abstractNumId w:val="13"/>
-  </w:num>
-  <w:num w:numId="28" w16cid:durableId="141894113">
-    <w:abstractNumId w:val="17"/>
-  </w:num>
-  <w:num w:numId="29" w16cid:durableId="1849830760">
-    <w:abstractNumId w:val="38"/>
-  </w:num>
-  <w:num w:numId="30" w16cid:durableId="901217393">
-    <w:abstractNumId w:val="21"/>
-  </w:num>
   <w:num w:numId="31" w16cid:durableId="30503076">
-    <w:abstractNumId w:val="31"/>
+    <w:abstractNumId w:val="37"/>
   </w:num>
   <w:num w:numId="32" w16cid:durableId="488595659">
-    <w:abstractNumId w:val="28"/>
+    <w:abstractNumId w:val="34"/>
   </w:num>
   <w:num w:numId="33" w16cid:durableId="682828768">
-    <w:abstractNumId w:val="14"/>
+    <w:abstractNumId w:val="15"/>
   </w:num>
   <w:num w:numId="34" w16cid:durableId="894584870">
     <w:abstractNumId w:val="4"/>
   </w:num>
   <w:num w:numId="35" w16cid:durableId="722556130">
-    <w:abstractNumId w:val="18"/>
+    <w:abstractNumId w:val="19"/>
   </w:num>
   <w:num w:numId="36" w16cid:durableId="993530180">
-    <w:abstractNumId w:val="15"/>
+    <w:abstractNumId w:val="16"/>
   </w:num>
   <w:num w:numId="37" w16cid:durableId="116488592">
-    <w:abstractNumId w:val="8"/>
+    <w:abstractNumId w:val="9"/>
   </w:num>
   <w:num w:numId="38" w16cid:durableId="1941910008">
-    <w:abstractNumId w:val="29"/>
+    <w:abstractNumId w:val="35"/>
   </w:num>
   <w:num w:numId="39" w16cid:durableId="1489513525">
-    <w:abstractNumId w:val="24"/>
+    <w:abstractNumId w:val="27"/>
+  </w:num>
+  <w:num w:numId="40" w16cid:durableId="1403141572">
+    <w:abstractNumId w:val="44"/>
+  </w:num>
+  <w:num w:numId="41" w16cid:durableId="905183935">
+    <w:abstractNumId w:val="31"/>
+  </w:num>
+  <w:num w:numId="42" w16cid:durableId="2050821">
+    <w:abstractNumId w:val="5"/>
+  </w:num>
+  <w:num w:numId="43" w16cid:durableId="1548369718">
+    <w:abstractNumId w:val="22"/>
+  </w:num>
+  <w:num w:numId="44" w16cid:durableId="126171748">
+    <w:abstractNumId w:val="26"/>
+  </w:num>
+  <w:num w:numId="45" w16cid:durableId="1308625728">
+    <w:abstractNumId w:val="33"/>
+  </w:num>
+  <w:num w:numId="46" w16cid:durableId="981230117">
+    <w:abstractNumId w:val="32"/>
+  </w:num>
+  <w:num w:numId="47" w16cid:durableId="307784741">
+    <w:abstractNumId w:val="39"/>
   </w:num>
 </w:numbering>
 </file>

--- a/netflix_insights.docx
+++ b/netflix_insights.docx
@@ -3872,7 +3872,7 @@
           <w:sz w:val="32"/>
           <w:szCs w:val="32"/>
         </w:rPr>
-        <w:t>:  Modeling &amp; Advanced Analysis</w:t>
+        <w:t xml:space="preserve">:  Modeling &amp; Advanced Analysis (Week </w:t>
       </w:r>
       <w:r>
         <w:rPr>
@@ -3881,7 +3881,7 @@
           <w:sz w:val="32"/>
           <w:szCs w:val="32"/>
         </w:rPr>
-        <w:t xml:space="preserve"> </w:t>
+        <w:t xml:space="preserve">4 </w:t>
       </w:r>
       <w:r>
         <w:rPr>
@@ -3890,7 +3890,7 @@
           <w:sz w:val="32"/>
           <w:szCs w:val="32"/>
         </w:rPr>
-        <w:t xml:space="preserve">(Week </w:t>
+        <w:t xml:space="preserve">&amp; </w:t>
       </w:r>
       <w:r>
         <w:rPr>
@@ -3899,7 +3899,7 @@
           <w:sz w:val="32"/>
           <w:szCs w:val="32"/>
         </w:rPr>
-        <w:t xml:space="preserve">4 </w:t>
+        <w:t>5</w:t>
       </w:r>
       <w:r>
         <w:rPr>
@@ -3908,97 +3908,70 @@
           <w:sz w:val="32"/>
           <w:szCs w:val="32"/>
         </w:rPr>
-        <w:t xml:space="preserve">&amp; </w:t>
-      </w:r>
-      <w:r>
+        <w:t>)</w:t>
+      </w:r>
+    </w:p>
+    <w:p>
+      <w:r>
+        <w:t>After cleaning, EDA, and feature engineering, the next phase focuses on applying machine learning techniques to group similar titles and classify content type.</w:t>
+      </w:r>
+      <w:r>
+        <w:br/>
+        <w:t>The two main objectives were:</w:t>
+      </w:r>
+    </w:p>
+    <w:p>
+      <w:pPr>
+        <w:numPr>
+          <w:ilvl w:val="0"/>
+          <w:numId w:val="40"/>
+        </w:numPr>
+      </w:pPr>
+      <w:r>
+        <w:lastRenderedPageBreak/>
+        <w:t>Clustering: Group Netflix titles with similar characteristics (genre, duration, rating).</w:t>
+      </w:r>
+    </w:p>
+    <w:p>
+      <w:pPr>
+        <w:numPr>
+          <w:ilvl w:val="0"/>
+          <w:numId w:val="40"/>
+        </w:numPr>
+      </w:pPr>
+      <w:r>
+        <w:t xml:space="preserve">Classification: Predict whether a title is a </w:t>
+      </w:r>
+      <w:r>
+        <w:rPr>
+          <w:i/>
+          <w:iCs/>
+        </w:rPr>
+        <w:t>Movie</w:t>
+      </w:r>
+      <w:r>
+        <w:t xml:space="preserve"> or </w:t>
+      </w:r>
+      <w:r>
+        <w:rPr>
+          <w:i/>
+          <w:iCs/>
+        </w:rPr>
+        <w:t>TV Show</w:t>
+      </w:r>
+      <w:r>
+        <w:t xml:space="preserve"> based on its features.</w:t>
+      </w:r>
+    </w:p>
+    <w:p>
+      <w:pPr>
         <w:rPr>
           <w:b/>
           <w:bCs/>
           <w:sz w:val="32"/>
           <w:szCs w:val="32"/>
         </w:rPr>
-        <w:t>5</w:t>
-      </w:r>
-      <w:r>
-        <w:rPr>
-          <w:b/>
-          <w:bCs/>
-          <w:sz w:val="32"/>
-          <w:szCs w:val="32"/>
-        </w:rPr>
-        <w:t>)</w:t>
-      </w:r>
-    </w:p>
-    <w:p>
-      <w:r>
-        <w:t>After cleaning, EDA, and feature engineering, the next phase focuses on applying machine learning techniques to group similar titles and classify content type.</w:t>
-      </w:r>
-      <w:r>
-        <w:br/>
-        <w:t>The two main objectives were:</w:t>
-      </w:r>
-    </w:p>
-    <w:p>
-      <w:pPr>
-        <w:numPr>
-          <w:ilvl w:val="0"/>
-          <w:numId w:val="40"/>
-        </w:numPr>
-      </w:pPr>
-      <w:r>
-        <w:lastRenderedPageBreak/>
-        <w:t>Clustering: Group Netflix titles with similar characteristics (genre, duration, rating).</w:t>
-      </w:r>
-    </w:p>
-    <w:p>
-      <w:pPr>
-        <w:numPr>
-          <w:ilvl w:val="0"/>
-          <w:numId w:val="40"/>
-        </w:numPr>
-      </w:pPr>
-      <w:r>
-        <w:t xml:space="preserve">Classification: Predict whether a title is a </w:t>
-      </w:r>
-      <w:r>
-        <w:rPr>
-          <w:i/>
-          <w:iCs/>
-        </w:rPr>
-        <w:t>Movie</w:t>
-      </w:r>
-      <w:r>
-        <w:t xml:space="preserve"> or </w:t>
-      </w:r>
-      <w:r>
-        <w:rPr>
-          <w:i/>
-          <w:iCs/>
-        </w:rPr>
-        <w:t>TV Show</w:t>
-      </w:r>
-      <w:r>
-        <w:t xml:space="preserve"> based on its features.</w:t>
-      </w:r>
-    </w:p>
-    <w:p>
-      <w:pPr>
-        <w:rPr>
-          <w:b/>
-          <w:bCs/>
-          <w:sz w:val="32"/>
-          <w:szCs w:val="32"/>
-        </w:rPr>
-      </w:pPr>
-      <w:r>
-        <w:rPr>
-          <w:b/>
-          <w:bCs/>
-          <w:sz w:val="32"/>
-          <w:szCs w:val="32"/>
-        </w:rPr>
-        <w:t xml:space="preserve"> </w:t>
-      </w:r>
+      </w:pPr>
       <w:r>
         <w:rPr>
           <w:b/>
@@ -4006,6 +3979,15 @@
           <w:sz w:val="28"/>
           <w:szCs w:val="28"/>
         </w:rPr>
+        <w:t>1.</w:t>
+      </w:r>
+      <w:r>
+        <w:rPr>
+          <w:b/>
+          <w:bCs/>
+          <w:sz w:val="28"/>
+          <w:szCs w:val="28"/>
+        </w:rPr>
         <w:t>Clustering Analysis (Unsupervised Learning)</w:t>
       </w:r>
     </w:p>
@@ -4148,7 +4130,7 @@
         </w:numPr>
       </w:pPr>
       <w:r>
-        <w:t>Model Implementation</w:t>
+        <w:t>Clustered the dataset into 5 groups representing similar content profiles.</w:t>
       </w:r>
     </w:p>
     <w:p>
@@ -4159,7 +4141,38 @@
         </w:numPr>
       </w:pPr>
       <w:r>
-        <w:t>from sklearn.cluster import KMeans</w:t>
+        <w:t>Visualization</w:t>
+      </w:r>
+    </w:p>
+    <w:p>
+      <w:pPr>
+        <w:numPr>
+          <w:ilvl w:val="1"/>
+          <w:numId w:val="42"/>
+        </w:numPr>
+      </w:pPr>
+      <w:r>
+        <w:t>Used PCA (Principal Component Analysis) to reduce high-dimensional features into 2D.</w:t>
+      </w:r>
+    </w:p>
+    <w:p>
+      <w:pPr>
+        <w:numPr>
+          <w:ilvl w:val="1"/>
+          <w:numId w:val="42"/>
+        </w:numPr>
+      </w:pPr>
+      <w:r>
+        <w:t xml:space="preserve">Created a scatter plot </w:t>
+      </w:r>
+      <w:r>
+        <w:t xml:space="preserve">with </w:t>
+      </w:r>
+      <w:r>
+        <w:t xml:space="preserve">cluster centroids </w:t>
+      </w:r>
+      <w:r>
+        <w:t>to visualize cluster separation:</w:t>
       </w:r>
     </w:p>
     <w:p>
@@ -4170,18 +4183,7 @@
         </w:numPr>
       </w:pPr>
       <w:r>
-        <w:t>kmeans = KMeans(n_clusters=5, random_state=42)</w:t>
-      </w:r>
-    </w:p>
-    <w:p>
-      <w:pPr>
-        <w:numPr>
-          <w:ilvl w:val="0"/>
-          <w:numId w:val="42"/>
-        </w:numPr>
-      </w:pPr>
-      <w:r>
-        <w:t>df_read['cluster'] = kmeans.fit_predict(X_scaled)</w:t>
+        <w:t>Interpretation</w:t>
       </w:r>
     </w:p>
     <w:p>
@@ -4192,18 +4194,7 @@
         </w:numPr>
       </w:pPr>
       <w:r>
-        <w:t>Clustered the dataset into 5 groups representing similar content profiles.</w:t>
-      </w:r>
-    </w:p>
-    <w:p>
-      <w:pPr>
-        <w:numPr>
-          <w:ilvl w:val="0"/>
-          <w:numId w:val="42"/>
-        </w:numPr>
-      </w:pPr>
-      <w:r>
-        <w:t>Visualization</w:t>
+        <w:t>Clusters grouped titles with similar duration, genres, and audience ratings.</w:t>
       </w:r>
     </w:p>
     <w:p>
@@ -4214,18 +4205,7 @@
         </w:numPr>
       </w:pPr>
       <w:r>
-        <w:t>Used PCA (Principal Component Analysis) to reduce high-dimensional features into 2D.</w:t>
-      </w:r>
-    </w:p>
-    <w:p>
-      <w:pPr>
-        <w:numPr>
-          <w:ilvl w:val="1"/>
-          <w:numId w:val="42"/>
-        </w:numPr>
-      </w:pPr>
-      <w:r>
-        <w:t>Created a scatter plot to visualize cluster separation:</w:t>
+        <w:t>Example insights:</w:t>
       </w:r>
     </w:p>
     <w:p>
@@ -4236,7 +4216,7 @@
         </w:numPr>
       </w:pPr>
       <w:r>
-        <w:t>Each point = one title.</w:t>
+        <w:t>Cluster 0 → Short-duration comedies and family shows</w:t>
       </w:r>
     </w:p>
     <w:p>
@@ -4248,51 +4228,7 @@
       </w:pPr>
       <w:r>
         <w:lastRenderedPageBreak/>
-        <w:t>Colors = different clusters.</w:t>
-      </w:r>
-    </w:p>
-    <w:p>
-      <w:pPr>
-        <w:numPr>
-          <w:ilvl w:val="1"/>
-          <w:numId w:val="42"/>
-        </w:numPr>
-      </w:pPr>
-      <w:r>
-        <w:t>Also plotted cluster centroids to identify cluster centers.</w:t>
-      </w:r>
-    </w:p>
-    <w:p>
-      <w:pPr>
-        <w:numPr>
-          <w:ilvl w:val="0"/>
-          <w:numId w:val="42"/>
-        </w:numPr>
-      </w:pPr>
-      <w:r>
-        <w:t>Interpretation</w:t>
-      </w:r>
-    </w:p>
-    <w:p>
-      <w:pPr>
-        <w:numPr>
-          <w:ilvl w:val="1"/>
-          <w:numId w:val="42"/>
-        </w:numPr>
-      </w:pPr>
-      <w:r>
-        <w:t>Clusters grouped titles with similar duration, genres, and audience ratings.</w:t>
-      </w:r>
-    </w:p>
-    <w:p>
-      <w:pPr>
-        <w:numPr>
-          <w:ilvl w:val="1"/>
-          <w:numId w:val="42"/>
-        </w:numPr>
-      </w:pPr>
-      <w:r>
-        <w:t>Example insights:</w:t>
+        <w:t>Cluster 1 → Action and thriller movies with mature ratings</w:t>
       </w:r>
     </w:p>
     <w:p>
@@ -4303,7 +4239,7 @@
         </w:numPr>
       </w:pPr>
       <w:r>
-        <w:t>Cluster 0 → Short-duration comedies and family shows</w:t>
+        <w:t>Cluster 2 → International dramas or long-duration content</w:t>
       </w:r>
     </w:p>
     <w:p>
@@ -4314,7 +4250,7 @@
         </w:numPr>
       </w:pPr>
       <w:r>
-        <w:t>Cluster 1 → Action and thriller movies with mature ratings</w:t>
+        <w:t>Cluster 3 → Animated or family-friendly content</w:t>
       </w:r>
     </w:p>
     <w:p>
@@ -4325,28 +4261,6 @@
         </w:numPr>
       </w:pPr>
       <w:r>
-        <w:t>Cluster 2 → International dramas or long-duration content</w:t>
-      </w:r>
-    </w:p>
-    <w:p>
-      <w:pPr>
-        <w:numPr>
-          <w:ilvl w:val="2"/>
-          <w:numId w:val="42"/>
-        </w:numPr>
-      </w:pPr>
-      <w:r>
-        <w:t>Cluster 3 → Animated or family-friendly content</w:t>
-      </w:r>
-    </w:p>
-    <w:p>
-      <w:pPr>
-        <w:numPr>
-          <w:ilvl w:val="2"/>
-          <w:numId w:val="42"/>
-        </w:numPr>
-      </w:pPr>
-      <w:r>
         <w:t>Cluster 4 → Documentaries and non-fiction series</w:t>
       </w:r>
     </w:p>
@@ -4418,7 +4332,16 @@
           <w:sz w:val="28"/>
           <w:szCs w:val="28"/>
         </w:rPr>
-        <w:t>3. Classification Analysis (Supervised Learning)</w:t>
+        <w:t>2</w:t>
+      </w:r>
+      <w:r>
+        <w:rPr>
+          <w:b/>
+          <w:bCs/>
+          <w:sz w:val="28"/>
+          <w:szCs w:val="28"/>
+        </w:rPr>
+        <w:t>. Classification Analysis (Supervised Learning)</w:t>
       </w:r>
     </w:p>
     <w:p>
@@ -4544,7 +4467,6 @@
         </w:numPr>
       </w:pPr>
       <w:r>
-        <w:lastRenderedPageBreak/>
         <w:t>Target Encoding</w:t>
       </w:r>
     </w:p>
@@ -4615,6 +4537,7 @@
         </w:numPr>
       </w:pPr>
       <w:r>
+        <w:lastRenderedPageBreak/>
         <w:t>from sklearn.ensemble import RandomForestClassifier</w:t>
       </w:r>
     </w:p>
@@ -4799,14 +4722,13 @@
         </w:numPr>
       </w:pPr>
       <w:r>
-        <w:lastRenderedPageBreak/>
         <w:t>Insights from feature importance can guide Netflix’s content categorization and recommendation strategies.</w:t>
       </w:r>
     </w:p>
     <w:p>
       <w:r>
         <w:pict w14:anchorId="4E751247">
-          <v:rect id="_x0000_i1046" style="width:0;height:1.5pt" o:hralign="center" o:hrstd="t" o:hr="t" fillcolor="#a0a0a0" stroked="f"/>
+          <v:rect id="_x0000_i1026" style="width:0;height:1.5pt" o:hralign="center" o:hrstd="t" o:hr="t" fillcolor="#a0a0a0" stroked="f"/>
         </w:pict>
       </w:r>
     </w:p>
@@ -4878,7 +4800,847 @@
         </w:numPr>
       </w:pPr>
       <w:r>
+        <w:lastRenderedPageBreak/>
         <w:t>Bar chart of feature importances ranking features’ influence on predictions.</w:t>
+      </w:r>
+    </w:p>
+    <w:p>
+      <w:pPr>
+        <w:rPr>
+          <w:b/>
+          <w:bCs/>
+          <w:sz w:val="28"/>
+          <w:szCs w:val="28"/>
+        </w:rPr>
+      </w:pPr>
+      <w:r>
+        <w:rPr>
+          <w:b/>
+          <w:bCs/>
+          <w:sz w:val="28"/>
+          <w:szCs w:val="28"/>
+        </w:rPr>
+        <w:t>3.</w:t>
+      </w:r>
+      <w:r>
+        <w:rPr>
+          <w:b/>
+          <w:bCs/>
+          <w:sz w:val="28"/>
+          <w:szCs w:val="28"/>
+        </w:rPr>
+        <w:t>Key Drivers Analysis</w:t>
+      </w:r>
+    </w:p>
+    <w:p>
+      <w:r>
+        <w:t>This analysis aims to understand which features — such as duration, rating, content age, and genre type — most strongly determine whether a title belongs to top-producing countries and popular genres.</w:t>
+      </w:r>
+    </w:p>
+    <w:p>
+      <w:pPr>
+        <w:rPr>
+          <w:b/>
+          <w:bCs/>
+        </w:rPr>
+      </w:pPr>
+      <w:r>
+        <w:rPr>
+          <w:b/>
+          <w:bCs/>
+        </w:rPr>
+        <w:t>1</w:t>
+      </w:r>
+      <w:r>
+        <w:rPr>
+          <w:b/>
+          <w:bCs/>
+        </w:rPr>
+        <w:t>. Data Preparation and Feature Engineering</w:t>
+      </w:r>
+    </w:p>
+    <w:p>
+      <w:r>
+        <w:t>To prepare the dataset for this analysis:</w:t>
+      </w:r>
+    </w:p>
+    <w:p>
+      <w:pPr>
+        <w:numPr>
+          <w:ilvl w:val="0"/>
+          <w:numId w:val="48"/>
+        </w:numPr>
+      </w:pPr>
+      <w:r>
+        <w:t xml:space="preserve">Multi-valued columns </w:t>
+      </w:r>
+      <w:r>
+        <w:rPr>
+          <w:b/>
+          <w:bCs/>
+        </w:rPr>
+        <w:t>country</w:t>
+      </w:r>
+      <w:r>
+        <w:t xml:space="preserve"> and </w:t>
+      </w:r>
+      <w:r>
+        <w:rPr>
+          <w:b/>
+          <w:bCs/>
+        </w:rPr>
+        <w:t>listed_in</w:t>
+      </w:r>
+      <w:r>
+        <w:t xml:space="preserve"> were split into lists and </w:t>
+      </w:r>
+      <w:r>
+        <w:rPr>
+          <w:b/>
+          <w:bCs/>
+        </w:rPr>
+        <w:t>expanded using explode()</w:t>
+      </w:r>
+      <w:r>
+        <w:t xml:space="preserve"> to create one record per (country, genre) pair.</w:t>
+      </w:r>
+    </w:p>
+    <w:p>
+      <w:pPr>
+        <w:numPr>
+          <w:ilvl w:val="0"/>
+          <w:numId w:val="48"/>
+        </w:numPr>
+      </w:pPr>
+      <w:r>
+        <w:t>Missing values were filled, and whitespace was standardized.</w:t>
+      </w:r>
+    </w:p>
+    <w:p>
+      <w:pPr>
+        <w:numPr>
+          <w:ilvl w:val="0"/>
+          <w:numId w:val="48"/>
+        </w:numPr>
+      </w:pPr>
+      <w:r>
+        <w:t>The number of titles per country and genre was calculated to identify:</w:t>
+      </w:r>
+    </w:p>
+    <w:p>
+      <w:pPr>
+        <w:numPr>
+          <w:ilvl w:val="1"/>
+          <w:numId w:val="48"/>
+        </w:numPr>
+      </w:pPr>
+      <w:r>
+        <w:rPr>
+          <w:b/>
+          <w:bCs/>
+        </w:rPr>
+        <w:t>Top 10 countries</w:t>
+      </w:r>
+      <w:r>
+        <w:t xml:space="preserve"> (e.g., United States, India, United Kingdom, Japan, Canada)</w:t>
+      </w:r>
+    </w:p>
+    <w:p>
+      <w:pPr>
+        <w:numPr>
+          <w:ilvl w:val="1"/>
+          <w:numId w:val="48"/>
+        </w:numPr>
+      </w:pPr>
+      <w:r>
+        <w:rPr>
+          <w:b/>
+          <w:bCs/>
+        </w:rPr>
+        <w:t>Top 10 genres</w:t>
+      </w:r>
+      <w:r>
+        <w:t xml:space="preserve"> (e.g., Drama, Comedy, Action, Documentary)</w:t>
+      </w:r>
+    </w:p>
+    <w:p>
+      <w:pPr>
+        <w:numPr>
+          <w:ilvl w:val="0"/>
+          <w:numId w:val="48"/>
+        </w:numPr>
+      </w:pPr>
+      <w:r>
+        <w:t>Two binary indicators were created:</w:t>
+      </w:r>
+    </w:p>
+    <w:p>
+      <w:pPr>
+        <w:numPr>
+          <w:ilvl w:val="1"/>
+          <w:numId w:val="48"/>
+        </w:numPr>
+      </w:pPr>
+      <w:r>
+        <w:t>is_top_country → 1 if a title belongs to a top country, else 0</w:t>
+      </w:r>
+    </w:p>
+    <w:p>
+      <w:pPr>
+        <w:numPr>
+          <w:ilvl w:val="1"/>
+          <w:numId w:val="48"/>
+        </w:numPr>
+      </w:pPr>
+      <w:r>
+        <w:t>is_top_genre → 1 if a title belongs to a top genre, else 0</w:t>
+      </w:r>
+    </w:p>
+    <w:p>
+      <w:r>
+        <w:t>This structure allows the model to analyze how features influence the likelihood of content belonging to a top country or genre category.</w:t>
+      </w:r>
+    </w:p>
+    <w:p>
+      <w:pPr>
+        <w:rPr>
+          <w:b/>
+          <w:bCs/>
+        </w:rPr>
+      </w:pPr>
+      <w:r>
+        <w:rPr>
+          <w:b/>
+          <w:bCs/>
+        </w:rPr>
+        <w:t>2</w:t>
+      </w:r>
+      <w:r>
+        <w:rPr>
+          <w:b/>
+          <w:bCs/>
+        </w:rPr>
+        <w:t>. Logistic Regression Model</w:t>
+      </w:r>
+    </w:p>
+    <w:p>
+      <w:r>
+        <w:t xml:space="preserve">A </w:t>
+      </w:r>
+      <w:r>
+        <w:rPr>
+          <w:b/>
+          <w:bCs/>
+        </w:rPr>
+        <w:t>Logistic Regression model</w:t>
+      </w:r>
+      <w:r>
+        <w:t xml:space="preserve"> was applied to measure the impact of each feature on the likelihood that a title comes from a top country.</w:t>
+      </w:r>
+    </w:p>
+    <w:p>
+      <w:r>
+        <w:rPr>
+          <w:b/>
+          <w:bCs/>
+        </w:rPr>
+        <w:t>Features used:</w:t>
+      </w:r>
+    </w:p>
+    <w:p>
+      <w:pPr>
+        <w:numPr>
+          <w:ilvl w:val="0"/>
+          <w:numId w:val="49"/>
+        </w:numPr>
+      </w:pPr>
+      <w:r>
+        <w:t>duration (numeric)</w:t>
+      </w:r>
+    </w:p>
+    <w:p>
+      <w:pPr>
+        <w:numPr>
+          <w:ilvl w:val="0"/>
+          <w:numId w:val="49"/>
+        </w:numPr>
+      </w:pPr>
+      <w:r>
+        <w:t>rating (encoded categorical)</w:t>
+      </w:r>
+    </w:p>
+    <w:p>
+      <w:pPr>
+        <w:numPr>
+          <w:ilvl w:val="0"/>
+          <w:numId w:val="49"/>
+        </w:numPr>
+      </w:pPr>
+      <w:r>
+        <w:t>content_age_years (numeric)</w:t>
+      </w:r>
+    </w:p>
+    <w:p>
+      <w:pPr>
+        <w:numPr>
+          <w:ilvl w:val="0"/>
+          <w:numId w:val="49"/>
+        </w:numPr>
+      </w:pPr>
+      <w:r>
+        <w:t>is_top_genre (binary)</w:t>
+      </w:r>
+    </w:p>
+    <w:p>
+      <w:r>
+        <w:rPr>
+          <w:b/>
+          <w:bCs/>
+        </w:rPr>
+        <w:t>Target variable:</w:t>
+      </w:r>
+    </w:p>
+    <w:p>
+      <w:pPr>
+        <w:numPr>
+          <w:ilvl w:val="0"/>
+          <w:numId w:val="50"/>
+        </w:numPr>
+      </w:pPr>
+      <w:r>
+        <w:t>is_top_country (1 = top country, 0 = non-top country)</w:t>
+      </w:r>
+    </w:p>
+    <w:p>
+      <w:r>
+        <w:lastRenderedPageBreak/>
+        <w:t>The model was trained using:</w:t>
+      </w:r>
+    </w:p>
+    <w:p>
+      <w:r>
+        <w:t>from sklearn.linear_model import LogisticRegression</w:t>
+      </w:r>
+    </w:p>
+    <w:p>
+      <w:r>
+        <w:t>clf = LogisticRegression(max_iter=200)</w:t>
+      </w:r>
+    </w:p>
+    <w:p>
+      <w:r>
+        <w:t>clf.fit(X, y)</w:t>
+      </w:r>
+    </w:p>
+    <w:p>
+      <w:r>
+        <w:t>This approach quantifies the effect (positive or negative) of each variable on content availability.</w:t>
+      </w:r>
+    </w:p>
+    <w:p>
+      <w:pPr>
+        <w:rPr>
+          <w:b/>
+          <w:bCs/>
+        </w:rPr>
+      </w:pPr>
+      <w:r>
+        <w:rPr>
+          <w:b/>
+          <w:bCs/>
+        </w:rPr>
+        <w:t>3</w:t>
+      </w:r>
+      <w:r>
+        <w:rPr>
+          <w:b/>
+          <w:bCs/>
+        </w:rPr>
+        <w:t>. Feature Importance and Key Drivers</w:t>
+      </w:r>
+    </w:p>
+    <w:p>
+      <w:r>
+        <w:t>The model coefficients indicate how each feature influences the probability of being available in top-producing countries:</w:t>
+      </w:r>
+    </w:p>
+    <w:tbl>
+      <w:tblPr>
+        <w:tblW w:w="0" w:type="auto"/>
+        <w:tblCellSpacing w:w="15" w:type="dxa"/>
+        <w:tblCellMar>
+          <w:top w:w="15" w:type="dxa"/>
+          <w:left w:w="15" w:type="dxa"/>
+          <w:bottom w:w="15" w:type="dxa"/>
+          <w:right w:w="15" w:type="dxa"/>
+        </w:tblCellMar>
+        <w:tblLook w:val="04A0" w:firstRow="1" w:lastRow="0" w:firstColumn="1" w:lastColumn="0" w:noHBand="0" w:noVBand="1"/>
+      </w:tblPr>
+      <w:tblGrid>
+        <w:gridCol w:w="2267"/>
+        <w:gridCol w:w="1493"/>
+        <w:gridCol w:w="5266"/>
+      </w:tblGrid>
+      <w:tr>
+        <w:trPr>
+          <w:tblHeader/>
+          <w:tblCellSpacing w:w="15" w:type="dxa"/>
+        </w:trPr>
+        <w:tc>
+          <w:tcPr>
+            <w:tcW w:w="0" w:type="auto"/>
+            <w:vAlign w:val="center"/>
+            <w:hideMark/>
+          </w:tcPr>
+          <w:p>
+            <w:pPr>
+              <w:rPr>
+                <w:b/>
+                <w:bCs/>
+              </w:rPr>
+            </w:pPr>
+            <w:r>
+              <w:rPr>
+                <w:b/>
+                <w:bCs/>
+              </w:rPr>
+              <w:t>Feature</w:t>
+            </w:r>
+          </w:p>
+        </w:tc>
+        <w:tc>
+          <w:tcPr>
+            <w:tcW w:w="0" w:type="auto"/>
+            <w:vAlign w:val="center"/>
+            <w:hideMark/>
+          </w:tcPr>
+          <w:p>
+            <w:pPr>
+              <w:rPr>
+                <w:b/>
+                <w:bCs/>
+              </w:rPr>
+            </w:pPr>
+            <w:r>
+              <w:rPr>
+                <w:b/>
+                <w:bCs/>
+              </w:rPr>
+              <w:t>Impact</w:t>
+            </w:r>
+          </w:p>
+        </w:tc>
+        <w:tc>
+          <w:tcPr>
+            <w:tcW w:w="0" w:type="auto"/>
+            <w:vAlign w:val="center"/>
+            <w:hideMark/>
+          </w:tcPr>
+          <w:p>
+            <w:pPr>
+              <w:rPr>
+                <w:b/>
+                <w:bCs/>
+              </w:rPr>
+            </w:pPr>
+            <w:r>
+              <w:rPr>
+                <w:b/>
+                <w:bCs/>
+              </w:rPr>
+              <w:t>Interpretation</w:t>
+            </w:r>
+          </w:p>
+        </w:tc>
+      </w:tr>
+      <w:tr>
+        <w:trPr>
+          <w:tblCellSpacing w:w="15" w:type="dxa"/>
+        </w:trPr>
+        <w:tc>
+          <w:tcPr>
+            <w:tcW w:w="0" w:type="auto"/>
+            <w:vAlign w:val="center"/>
+            <w:hideMark/>
+          </w:tcPr>
+          <w:p>
+            <w:r>
+              <w:rPr>
+                <w:b/>
+                <w:bCs/>
+              </w:rPr>
+              <w:t>is_top_genre (+)</w:t>
+            </w:r>
+          </w:p>
+        </w:tc>
+        <w:tc>
+          <w:tcPr>
+            <w:tcW w:w="0" w:type="auto"/>
+            <w:vAlign w:val="center"/>
+            <w:hideMark/>
+          </w:tcPr>
+          <w:p>
+            <w:r>
+              <w:t>Strong positive</w:t>
+            </w:r>
+          </w:p>
+        </w:tc>
+        <w:tc>
+          <w:tcPr>
+            <w:tcW w:w="0" w:type="auto"/>
+            <w:vAlign w:val="center"/>
+            <w:hideMark/>
+          </w:tcPr>
+          <w:p>
+            <w:r>
+              <w:t>Titles in popular genres (Drama, Comedy, Action) are more likely in top countries.</w:t>
+            </w:r>
+          </w:p>
+        </w:tc>
+      </w:tr>
+      <w:tr>
+        <w:trPr>
+          <w:tblCellSpacing w:w="15" w:type="dxa"/>
+        </w:trPr>
+        <w:tc>
+          <w:tcPr>
+            <w:tcW w:w="0" w:type="auto"/>
+            <w:vAlign w:val="center"/>
+            <w:hideMark/>
+          </w:tcPr>
+          <w:p>
+            <w:r>
+              <w:rPr>
+                <w:b/>
+                <w:bCs/>
+              </w:rPr>
+              <w:t>rating (+)</w:t>
+            </w:r>
+          </w:p>
+        </w:tc>
+        <w:tc>
+          <w:tcPr>
+            <w:tcW w:w="0" w:type="auto"/>
+            <w:vAlign w:val="center"/>
+            <w:hideMark/>
+          </w:tcPr>
+          <w:p>
+            <w:r>
+              <w:t>Positive</w:t>
+            </w:r>
+          </w:p>
+        </w:tc>
+        <w:tc>
+          <w:tcPr>
+            <w:tcW w:w="0" w:type="auto"/>
+            <w:vAlign w:val="center"/>
+            <w:hideMark/>
+          </w:tcPr>
+          <w:p>
+            <w:r>
+              <w:t>Mature or TV-specific ratings (TV-MA, TV-14) are common in globally available titles.</w:t>
+            </w:r>
+          </w:p>
+        </w:tc>
+      </w:tr>
+      <w:tr>
+        <w:trPr>
+          <w:tblCellSpacing w:w="15" w:type="dxa"/>
+        </w:trPr>
+        <w:tc>
+          <w:tcPr>
+            <w:tcW w:w="0" w:type="auto"/>
+            <w:vAlign w:val="center"/>
+            <w:hideMark/>
+          </w:tcPr>
+          <w:p>
+            <w:r>
+              <w:rPr>
+                <w:b/>
+                <w:bCs/>
+              </w:rPr>
+              <w:t>duration (+)</w:t>
+            </w:r>
+          </w:p>
+        </w:tc>
+        <w:tc>
+          <w:tcPr>
+            <w:tcW w:w="0" w:type="auto"/>
+            <w:vAlign w:val="center"/>
+            <w:hideMark/>
+          </w:tcPr>
+          <w:p>
+            <w:r>
+              <w:t>Moderate positive</w:t>
+            </w:r>
+          </w:p>
+        </w:tc>
+        <w:tc>
+          <w:tcPr>
+            <w:tcW w:w="0" w:type="auto"/>
+            <w:vAlign w:val="center"/>
+            <w:hideMark/>
+          </w:tcPr>
+          <w:p>
+            <w:r>
+              <w:t>Longer titles are more prevalent in top countries.</w:t>
+            </w:r>
+          </w:p>
+        </w:tc>
+      </w:tr>
+      <w:tr>
+        <w:trPr>
+          <w:tblCellSpacing w:w="15" w:type="dxa"/>
+        </w:trPr>
+        <w:tc>
+          <w:tcPr>
+            <w:tcW w:w="0" w:type="auto"/>
+            <w:vAlign w:val="center"/>
+            <w:hideMark/>
+          </w:tcPr>
+          <w:p>
+            <w:r>
+              <w:rPr>
+                <w:b/>
+                <w:bCs/>
+              </w:rPr>
+              <w:t>content_age_years (-)</w:t>
+            </w:r>
+          </w:p>
+        </w:tc>
+        <w:tc>
+          <w:tcPr>
+            <w:tcW w:w="0" w:type="auto"/>
+            <w:vAlign w:val="center"/>
+            <w:hideMark/>
+          </w:tcPr>
+          <w:p>
+            <w:r>
+              <w:t>Negative</w:t>
+            </w:r>
+          </w:p>
+        </w:tc>
+        <w:tc>
+          <w:tcPr>
+            <w:tcW w:w="0" w:type="auto"/>
+            <w:vAlign w:val="center"/>
+            <w:hideMark/>
+          </w:tcPr>
+          <w:p>
+            <w:r>
+              <w:t>Older titles are less likely to appear in leading country catalogs.</w:t>
+            </w:r>
+          </w:p>
+        </w:tc>
+      </w:tr>
+    </w:tbl>
+    <w:p/>
+    <w:p>
+      <w:pPr>
+        <w:rPr>
+          <w:b/>
+          <w:bCs/>
+        </w:rPr>
+      </w:pPr>
+      <w:r>
+        <w:rPr>
+          <w:b/>
+          <w:bCs/>
+        </w:rPr>
+        <w:t>4</w:t>
+      </w:r>
+      <w:r>
+        <w:rPr>
+          <w:b/>
+          <w:bCs/>
+        </w:rPr>
+        <w:t>. Visualization and Interpretation</w:t>
+      </w:r>
+    </w:p>
+    <w:p>
+      <w:r>
+        <w:t xml:space="preserve">A </w:t>
+      </w:r>
+      <w:r>
+        <w:rPr>
+          <w:b/>
+          <w:bCs/>
+        </w:rPr>
+        <w:t>bar chart</w:t>
+      </w:r>
+      <w:r>
+        <w:t xml:space="preserve"> of feature coefficients was plotted to visualize feature importance.</w:t>
+      </w:r>
+      <w:r>
+        <w:br/>
+        <w:t>It clearly showed:</w:t>
+      </w:r>
+    </w:p>
+    <w:p>
+      <w:pPr>
+        <w:numPr>
+          <w:ilvl w:val="0"/>
+          <w:numId w:val="51"/>
+        </w:numPr>
+      </w:pPr>
+      <w:r>
+        <w:t xml:space="preserve">is_top_genre and rating as the </w:t>
+      </w:r>
+      <w:r>
+        <w:rPr>
+          <w:b/>
+          <w:bCs/>
+        </w:rPr>
+        <w:t>strongest positive drivers</w:t>
+      </w:r>
+    </w:p>
+    <w:p>
+      <w:pPr>
+        <w:numPr>
+          <w:ilvl w:val="0"/>
+          <w:numId w:val="51"/>
+        </w:numPr>
+      </w:pPr>
+      <w:r>
+        <w:t xml:space="preserve">content_age_years as a </w:t>
+      </w:r>
+      <w:r>
+        <w:rPr>
+          <w:b/>
+          <w:bCs/>
+        </w:rPr>
+        <w:t>negative driver</w:t>
+      </w:r>
+      <w:r>
+        <w:t>, indicating newer content is more globally distributed</w:t>
+      </w:r>
+    </w:p>
+    <w:p>
+      <w:pPr>
+        <w:rPr>
+          <w:b/>
+          <w:bCs/>
+        </w:rPr>
+      </w:pPr>
+      <w:r>
+        <w:rPr>
+          <w:b/>
+          <w:bCs/>
+        </w:rPr>
+        <w:t>5</w:t>
+      </w:r>
+      <w:r>
+        <w:rPr>
+          <w:b/>
+          <w:bCs/>
+        </w:rPr>
+        <w:t>. Outcome</w:t>
+      </w:r>
+    </w:p>
+    <w:p>
+      <w:r>
+        <w:t>This analysis revealed the main factors influencing Netflix’s global content availability:</w:t>
+      </w:r>
+    </w:p>
+    <w:p>
+      <w:pPr>
+        <w:numPr>
+          <w:ilvl w:val="0"/>
+          <w:numId w:val="52"/>
+        </w:numPr>
+      </w:pPr>
+      <w:r>
+        <w:t xml:space="preserve">Titles from </w:t>
+      </w:r>
+      <w:r>
+        <w:rPr>
+          <w:b/>
+          <w:bCs/>
+        </w:rPr>
+        <w:t>popular genres</w:t>
+      </w:r>
+      <w:r>
+        <w:t xml:space="preserve"> with </w:t>
+      </w:r>
+      <w:r>
+        <w:rPr>
+          <w:b/>
+          <w:bCs/>
+        </w:rPr>
+        <w:t>modern ratings</w:t>
+      </w:r>
+      <w:r>
+        <w:t xml:space="preserve"> are more widely distributed.</w:t>
+      </w:r>
+    </w:p>
+    <w:p>
+      <w:pPr>
+        <w:numPr>
+          <w:ilvl w:val="0"/>
+          <w:numId w:val="52"/>
+        </w:numPr>
+      </w:pPr>
+      <w:r>
+        <w:rPr>
+          <w:b/>
+          <w:bCs/>
+        </w:rPr>
+        <w:t>Recent and longer-duration</w:t>
+      </w:r>
+      <w:r>
+        <w:t xml:space="preserve"> content tends to dominate the libraries of </w:t>
+      </w:r>
+      <w:r>
+        <w:rPr>
+          <w:b/>
+          <w:bCs/>
+        </w:rPr>
+        <w:t>top-producing countries</w:t>
+      </w:r>
+      <w:r>
+        <w:t xml:space="preserve"> such as the United States, India, and the United Kingdom.</w:t>
+      </w:r>
+    </w:p>
+    <w:p>
+      <w:pPr>
+        <w:numPr>
+          <w:ilvl w:val="0"/>
+          <w:numId w:val="52"/>
+        </w:numPr>
+      </w:pPr>
+      <w:r>
+        <w:lastRenderedPageBreak/>
+        <w:t xml:space="preserve">The results provide actionable insights for </w:t>
+      </w:r>
+      <w:r>
+        <w:rPr>
+          <w:b/>
+          <w:bCs/>
+        </w:rPr>
+        <w:t>regional content strategy</w:t>
+      </w:r>
+      <w:r>
+        <w:t xml:space="preserve">, </w:t>
+      </w:r>
+      <w:r>
+        <w:rPr>
+          <w:b/>
+          <w:bCs/>
+        </w:rPr>
+        <w:t>catalog optimization</w:t>
+      </w:r>
+      <w:r>
+        <w:t xml:space="preserve">, and </w:t>
+      </w:r>
+      <w:r>
+        <w:rPr>
+          <w:b/>
+          <w:bCs/>
+        </w:rPr>
+        <w:t>recommendation model improvement</w:t>
+      </w:r>
+      <w:r>
+        <w:t>.</w:t>
       </w:r>
     </w:p>
     <w:p/>
@@ -5514,6 +6276,155 @@
     </w:lvl>
   </w:abstractNum>
   <w:abstractNum w:abstractNumId="4" w15:restartNumberingAfterBreak="0">
+    <w:nsid w:val="0A324A13"/>
+    <w:multiLevelType w:val="multilevel"/>
+    <w:tmpl w:val="031479AE"/>
+    <w:lvl w:ilvl="0">
+      <w:start w:val="1"/>
+      <w:numFmt w:val="bullet"/>
+      <w:lvlText w:val=""/>
+      <w:lvlJc w:val="left"/>
+      <w:pPr>
+        <w:tabs>
+          <w:tab w:val="num" w:pos="720"/>
+        </w:tabs>
+        <w:ind w:left="720" w:hanging="360"/>
+      </w:pPr>
+      <w:rPr>
+        <w:rFonts w:ascii="Symbol" w:hAnsi="Symbol" w:hint="default"/>
+        <w:sz w:val="20"/>
+      </w:rPr>
+    </w:lvl>
+    <w:lvl w:ilvl="1" w:tentative="1">
+      <w:start w:val="1"/>
+      <w:numFmt w:val="bullet"/>
+      <w:lvlText w:val="o"/>
+      <w:lvlJc w:val="left"/>
+      <w:pPr>
+        <w:tabs>
+          <w:tab w:val="num" w:pos="1440"/>
+        </w:tabs>
+        <w:ind w:left="1440" w:hanging="360"/>
+      </w:pPr>
+      <w:rPr>
+        <w:rFonts w:ascii="Courier New" w:hAnsi="Courier New" w:hint="default"/>
+        <w:sz w:val="20"/>
+      </w:rPr>
+    </w:lvl>
+    <w:lvl w:ilvl="2" w:tentative="1">
+      <w:start w:val="1"/>
+      <w:numFmt w:val="bullet"/>
+      <w:lvlText w:val=""/>
+      <w:lvlJc w:val="left"/>
+      <w:pPr>
+        <w:tabs>
+          <w:tab w:val="num" w:pos="2160"/>
+        </w:tabs>
+        <w:ind w:left="2160" w:hanging="360"/>
+      </w:pPr>
+      <w:rPr>
+        <w:rFonts w:ascii="Wingdings" w:hAnsi="Wingdings" w:hint="default"/>
+        <w:sz w:val="20"/>
+      </w:rPr>
+    </w:lvl>
+    <w:lvl w:ilvl="3" w:tentative="1">
+      <w:start w:val="1"/>
+      <w:numFmt w:val="bullet"/>
+      <w:lvlText w:val=""/>
+      <w:lvlJc w:val="left"/>
+      <w:pPr>
+        <w:tabs>
+          <w:tab w:val="num" w:pos="2880"/>
+        </w:tabs>
+        <w:ind w:left="2880" w:hanging="360"/>
+      </w:pPr>
+      <w:rPr>
+        <w:rFonts w:ascii="Wingdings" w:hAnsi="Wingdings" w:hint="default"/>
+        <w:sz w:val="20"/>
+      </w:rPr>
+    </w:lvl>
+    <w:lvl w:ilvl="4" w:tentative="1">
+      <w:start w:val="1"/>
+      <w:numFmt w:val="bullet"/>
+      <w:lvlText w:val=""/>
+      <w:lvlJc w:val="left"/>
+      <w:pPr>
+        <w:tabs>
+          <w:tab w:val="num" w:pos="3600"/>
+        </w:tabs>
+        <w:ind w:left="3600" w:hanging="360"/>
+      </w:pPr>
+      <w:rPr>
+        <w:rFonts w:ascii="Wingdings" w:hAnsi="Wingdings" w:hint="default"/>
+        <w:sz w:val="20"/>
+      </w:rPr>
+    </w:lvl>
+    <w:lvl w:ilvl="5" w:tentative="1">
+      <w:start w:val="1"/>
+      <w:numFmt w:val="bullet"/>
+      <w:lvlText w:val=""/>
+      <w:lvlJc w:val="left"/>
+      <w:pPr>
+        <w:tabs>
+          <w:tab w:val="num" w:pos="4320"/>
+        </w:tabs>
+        <w:ind w:left="4320" w:hanging="360"/>
+      </w:pPr>
+      <w:rPr>
+        <w:rFonts w:ascii="Wingdings" w:hAnsi="Wingdings" w:hint="default"/>
+        <w:sz w:val="20"/>
+      </w:rPr>
+    </w:lvl>
+    <w:lvl w:ilvl="6" w:tentative="1">
+      <w:start w:val="1"/>
+      <w:numFmt w:val="bullet"/>
+      <w:lvlText w:val=""/>
+      <w:lvlJc w:val="left"/>
+      <w:pPr>
+        <w:tabs>
+          <w:tab w:val="num" w:pos="5040"/>
+        </w:tabs>
+        <w:ind w:left="5040" w:hanging="360"/>
+      </w:pPr>
+      <w:rPr>
+        <w:rFonts w:ascii="Wingdings" w:hAnsi="Wingdings" w:hint="default"/>
+        <w:sz w:val="20"/>
+      </w:rPr>
+    </w:lvl>
+    <w:lvl w:ilvl="7" w:tentative="1">
+      <w:start w:val="1"/>
+      <w:numFmt w:val="bullet"/>
+      <w:lvlText w:val=""/>
+      <w:lvlJc w:val="left"/>
+      <w:pPr>
+        <w:tabs>
+          <w:tab w:val="num" w:pos="5760"/>
+        </w:tabs>
+        <w:ind w:left="5760" w:hanging="360"/>
+      </w:pPr>
+      <w:rPr>
+        <w:rFonts w:ascii="Wingdings" w:hAnsi="Wingdings" w:hint="default"/>
+        <w:sz w:val="20"/>
+      </w:rPr>
+    </w:lvl>
+    <w:lvl w:ilvl="8" w:tentative="1">
+      <w:start w:val="1"/>
+      <w:numFmt w:val="bullet"/>
+      <w:lvlText w:val=""/>
+      <w:lvlJc w:val="left"/>
+      <w:pPr>
+        <w:tabs>
+          <w:tab w:val="num" w:pos="6480"/>
+        </w:tabs>
+        <w:ind w:left="6480" w:hanging="360"/>
+      </w:pPr>
+      <w:rPr>
+        <w:rFonts w:ascii="Wingdings" w:hAnsi="Wingdings" w:hint="default"/>
+        <w:sz w:val="20"/>
+      </w:rPr>
+    </w:lvl>
+  </w:abstractNum>
+  <w:abstractNum w:abstractNumId="5" w15:restartNumberingAfterBreak="0">
     <w:nsid w:val="0DDF4434"/>
     <w:multiLevelType w:val="multilevel"/>
     <w:tmpl w:val="9ACA9E6E"/>
@@ -5662,7 +6573,7 @@
       </w:rPr>
     </w:lvl>
   </w:abstractNum>
-  <w:abstractNum w:abstractNumId="5" w15:restartNumberingAfterBreak="0">
+  <w:abstractNum w:abstractNumId="6" w15:restartNumberingAfterBreak="0">
     <w:nsid w:val="0FD80F6F"/>
     <w:multiLevelType w:val="multilevel"/>
     <w:tmpl w:val="8D8A69DE"/>
@@ -5783,7 +6694,7 @@
       </w:pPr>
     </w:lvl>
   </w:abstractNum>
-  <w:abstractNum w:abstractNumId="6" w15:restartNumberingAfterBreak="0">
+  <w:abstractNum w:abstractNumId="7" w15:restartNumberingAfterBreak="0">
     <w:nsid w:val="117742E6"/>
     <w:multiLevelType w:val="multilevel"/>
     <w:tmpl w:val="61520260"/>
@@ -5932,7 +6843,7 @@
       </w:rPr>
     </w:lvl>
   </w:abstractNum>
-  <w:abstractNum w:abstractNumId="7" w15:restartNumberingAfterBreak="0">
+  <w:abstractNum w:abstractNumId="8" w15:restartNumberingAfterBreak="0">
     <w:nsid w:val="12447CEC"/>
     <w:multiLevelType w:val="hybridMultilevel"/>
     <w:tmpl w:val="7840CA74"/>
@@ -6045,7 +6956,7 @@
       </w:rPr>
     </w:lvl>
   </w:abstractNum>
-  <w:abstractNum w:abstractNumId="8" w15:restartNumberingAfterBreak="0">
+  <w:abstractNum w:abstractNumId="9" w15:restartNumberingAfterBreak="0">
     <w:nsid w:val="14FE0E45"/>
     <w:multiLevelType w:val="hybridMultilevel"/>
     <w:tmpl w:val="3C9EFE78"/>
@@ -6158,7 +7069,7 @@
       </w:rPr>
     </w:lvl>
   </w:abstractNum>
-  <w:abstractNum w:abstractNumId="9" w15:restartNumberingAfterBreak="0">
+  <w:abstractNum w:abstractNumId="10" w15:restartNumberingAfterBreak="0">
     <w:nsid w:val="150400E4"/>
     <w:multiLevelType w:val="multilevel"/>
     <w:tmpl w:val="AF06E42C"/>
@@ -6307,7 +7218,7 @@
       </w:rPr>
     </w:lvl>
   </w:abstractNum>
-  <w:abstractNum w:abstractNumId="10" w15:restartNumberingAfterBreak="0">
+  <w:abstractNum w:abstractNumId="11" w15:restartNumberingAfterBreak="0">
     <w:nsid w:val="15701AF8"/>
     <w:multiLevelType w:val="multilevel"/>
     <w:tmpl w:val="B23C4CC0"/>
@@ -6456,7 +7367,7 @@
       </w:rPr>
     </w:lvl>
   </w:abstractNum>
-  <w:abstractNum w:abstractNumId="11" w15:restartNumberingAfterBreak="0">
+  <w:abstractNum w:abstractNumId="12" w15:restartNumberingAfterBreak="0">
     <w:nsid w:val="1A3B096A"/>
     <w:multiLevelType w:val="multilevel"/>
     <w:tmpl w:val="A80C8872"/>
@@ -6605,7 +7516,7 @@
       </w:rPr>
     </w:lvl>
   </w:abstractNum>
-  <w:abstractNum w:abstractNumId="12" w15:restartNumberingAfterBreak="0">
+  <w:abstractNum w:abstractNumId="13" w15:restartNumberingAfterBreak="0">
     <w:nsid w:val="1B98417C"/>
     <w:multiLevelType w:val="multilevel"/>
     <w:tmpl w:val="FC34DDA8"/>
@@ -6754,7 +7665,7 @@
       </w:rPr>
     </w:lvl>
   </w:abstractNum>
-  <w:abstractNum w:abstractNumId="13" w15:restartNumberingAfterBreak="0">
+  <w:abstractNum w:abstractNumId="14" w15:restartNumberingAfterBreak="0">
     <w:nsid w:val="1EA722F6"/>
     <w:multiLevelType w:val="multilevel"/>
     <w:tmpl w:val="036A77A2"/>
@@ -6903,7 +7814,7 @@
       </w:rPr>
     </w:lvl>
   </w:abstractNum>
-  <w:abstractNum w:abstractNumId="14" w15:restartNumberingAfterBreak="0">
+  <w:abstractNum w:abstractNumId="15" w15:restartNumberingAfterBreak="0">
     <w:nsid w:val="22664E4B"/>
     <w:multiLevelType w:val="multilevel"/>
     <w:tmpl w:val="CC48785E"/>
@@ -7052,7 +7963,7 @@
       </w:rPr>
     </w:lvl>
   </w:abstractNum>
-  <w:abstractNum w:abstractNumId="15" w15:restartNumberingAfterBreak="0">
+  <w:abstractNum w:abstractNumId="16" w15:restartNumberingAfterBreak="0">
     <w:nsid w:val="230652E6"/>
     <w:multiLevelType w:val="multilevel"/>
     <w:tmpl w:val="2404FDA6"/>
@@ -7201,7 +8112,7 @@
       </w:rPr>
     </w:lvl>
   </w:abstractNum>
-  <w:abstractNum w:abstractNumId="16" w15:restartNumberingAfterBreak="0">
+  <w:abstractNum w:abstractNumId="17" w15:restartNumberingAfterBreak="0">
     <w:nsid w:val="239F36FB"/>
     <w:multiLevelType w:val="multilevel"/>
     <w:tmpl w:val="1512C3F8"/>
@@ -7350,7 +8261,156 @@
       </w:rPr>
     </w:lvl>
   </w:abstractNum>
-  <w:abstractNum w:abstractNumId="17" w15:restartNumberingAfterBreak="0">
+  <w:abstractNum w:abstractNumId="18" w15:restartNumberingAfterBreak="0">
+    <w:nsid w:val="23A076B5"/>
+    <w:multiLevelType w:val="multilevel"/>
+    <w:tmpl w:val="B7A6E4AE"/>
+    <w:lvl w:ilvl="0">
+      <w:start w:val="1"/>
+      <w:numFmt w:val="bullet"/>
+      <w:lvlText w:val=""/>
+      <w:lvlJc w:val="left"/>
+      <w:pPr>
+        <w:tabs>
+          <w:tab w:val="num" w:pos="720"/>
+        </w:tabs>
+        <w:ind w:left="720" w:hanging="360"/>
+      </w:pPr>
+      <w:rPr>
+        <w:rFonts w:ascii="Symbol" w:hAnsi="Symbol" w:hint="default"/>
+        <w:sz w:val="20"/>
+      </w:rPr>
+    </w:lvl>
+    <w:lvl w:ilvl="1" w:tentative="1">
+      <w:start w:val="1"/>
+      <w:numFmt w:val="bullet"/>
+      <w:lvlText w:val="o"/>
+      <w:lvlJc w:val="left"/>
+      <w:pPr>
+        <w:tabs>
+          <w:tab w:val="num" w:pos="1440"/>
+        </w:tabs>
+        <w:ind w:left="1440" w:hanging="360"/>
+      </w:pPr>
+      <w:rPr>
+        <w:rFonts w:ascii="Courier New" w:hAnsi="Courier New" w:hint="default"/>
+        <w:sz w:val="20"/>
+      </w:rPr>
+    </w:lvl>
+    <w:lvl w:ilvl="2" w:tentative="1">
+      <w:start w:val="1"/>
+      <w:numFmt w:val="bullet"/>
+      <w:lvlText w:val=""/>
+      <w:lvlJc w:val="left"/>
+      <w:pPr>
+        <w:tabs>
+          <w:tab w:val="num" w:pos="2160"/>
+        </w:tabs>
+        <w:ind w:left="2160" w:hanging="360"/>
+      </w:pPr>
+      <w:rPr>
+        <w:rFonts w:ascii="Wingdings" w:hAnsi="Wingdings" w:hint="default"/>
+        <w:sz w:val="20"/>
+      </w:rPr>
+    </w:lvl>
+    <w:lvl w:ilvl="3" w:tentative="1">
+      <w:start w:val="1"/>
+      <w:numFmt w:val="bullet"/>
+      <w:lvlText w:val=""/>
+      <w:lvlJc w:val="left"/>
+      <w:pPr>
+        <w:tabs>
+          <w:tab w:val="num" w:pos="2880"/>
+        </w:tabs>
+        <w:ind w:left="2880" w:hanging="360"/>
+      </w:pPr>
+      <w:rPr>
+        <w:rFonts w:ascii="Wingdings" w:hAnsi="Wingdings" w:hint="default"/>
+        <w:sz w:val="20"/>
+      </w:rPr>
+    </w:lvl>
+    <w:lvl w:ilvl="4" w:tentative="1">
+      <w:start w:val="1"/>
+      <w:numFmt w:val="bullet"/>
+      <w:lvlText w:val=""/>
+      <w:lvlJc w:val="left"/>
+      <w:pPr>
+        <w:tabs>
+          <w:tab w:val="num" w:pos="3600"/>
+        </w:tabs>
+        <w:ind w:left="3600" w:hanging="360"/>
+      </w:pPr>
+      <w:rPr>
+        <w:rFonts w:ascii="Wingdings" w:hAnsi="Wingdings" w:hint="default"/>
+        <w:sz w:val="20"/>
+      </w:rPr>
+    </w:lvl>
+    <w:lvl w:ilvl="5" w:tentative="1">
+      <w:start w:val="1"/>
+      <w:numFmt w:val="bullet"/>
+      <w:lvlText w:val=""/>
+      <w:lvlJc w:val="left"/>
+      <w:pPr>
+        <w:tabs>
+          <w:tab w:val="num" w:pos="4320"/>
+        </w:tabs>
+        <w:ind w:left="4320" w:hanging="360"/>
+      </w:pPr>
+      <w:rPr>
+        <w:rFonts w:ascii="Wingdings" w:hAnsi="Wingdings" w:hint="default"/>
+        <w:sz w:val="20"/>
+      </w:rPr>
+    </w:lvl>
+    <w:lvl w:ilvl="6" w:tentative="1">
+      <w:start w:val="1"/>
+      <w:numFmt w:val="bullet"/>
+      <w:lvlText w:val=""/>
+      <w:lvlJc w:val="left"/>
+      <w:pPr>
+        <w:tabs>
+          <w:tab w:val="num" w:pos="5040"/>
+        </w:tabs>
+        <w:ind w:left="5040" w:hanging="360"/>
+      </w:pPr>
+      <w:rPr>
+        <w:rFonts w:ascii="Wingdings" w:hAnsi="Wingdings" w:hint="default"/>
+        <w:sz w:val="20"/>
+      </w:rPr>
+    </w:lvl>
+    <w:lvl w:ilvl="7" w:tentative="1">
+      <w:start w:val="1"/>
+      <w:numFmt w:val="bullet"/>
+      <w:lvlText w:val=""/>
+      <w:lvlJc w:val="left"/>
+      <w:pPr>
+        <w:tabs>
+          <w:tab w:val="num" w:pos="5760"/>
+        </w:tabs>
+        <w:ind w:left="5760" w:hanging="360"/>
+      </w:pPr>
+      <w:rPr>
+        <w:rFonts w:ascii="Wingdings" w:hAnsi="Wingdings" w:hint="default"/>
+        <w:sz w:val="20"/>
+      </w:rPr>
+    </w:lvl>
+    <w:lvl w:ilvl="8" w:tentative="1">
+      <w:start w:val="1"/>
+      <w:numFmt w:val="bullet"/>
+      <w:lvlText w:val=""/>
+      <w:lvlJc w:val="left"/>
+      <w:pPr>
+        <w:tabs>
+          <w:tab w:val="num" w:pos="6480"/>
+        </w:tabs>
+        <w:ind w:left="6480" w:hanging="360"/>
+      </w:pPr>
+      <w:rPr>
+        <w:rFonts w:ascii="Wingdings" w:hAnsi="Wingdings" w:hint="default"/>
+        <w:sz w:val="20"/>
+      </w:rPr>
+    </w:lvl>
+  </w:abstractNum>
+  <w:abstractNum w:abstractNumId="19" w15:restartNumberingAfterBreak="0">
     <w:nsid w:val="24F5012D"/>
     <w:multiLevelType w:val="multilevel"/>
     <w:tmpl w:val="7AE2931E"/>
@@ -7499,7 +8559,7 @@
       </w:rPr>
     </w:lvl>
   </w:abstractNum>
-  <w:abstractNum w:abstractNumId="18" w15:restartNumberingAfterBreak="0">
+  <w:abstractNum w:abstractNumId="20" w15:restartNumberingAfterBreak="0">
     <w:nsid w:val="2A5410FB"/>
     <w:multiLevelType w:val="multilevel"/>
     <w:tmpl w:val="5C582190"/>
@@ -7648,7 +8708,7 @@
       </w:rPr>
     </w:lvl>
   </w:abstractNum>
-  <w:abstractNum w:abstractNumId="19" w15:restartNumberingAfterBreak="0">
+  <w:abstractNum w:abstractNumId="21" w15:restartNumberingAfterBreak="0">
     <w:nsid w:val="2B773537"/>
     <w:multiLevelType w:val="multilevel"/>
     <w:tmpl w:val="9CE6AF1C"/>
@@ -7797,7 +8857,7 @@
       </w:rPr>
     </w:lvl>
   </w:abstractNum>
-  <w:abstractNum w:abstractNumId="20" w15:restartNumberingAfterBreak="0">
+  <w:abstractNum w:abstractNumId="22" w15:restartNumberingAfterBreak="0">
     <w:nsid w:val="2F7C5425"/>
     <w:multiLevelType w:val="multilevel"/>
     <w:tmpl w:val="CDF827A6"/>
@@ -7946,7 +9006,7 @@
       </w:rPr>
     </w:lvl>
   </w:abstractNum>
-  <w:abstractNum w:abstractNumId="21" w15:restartNumberingAfterBreak="0">
+  <w:abstractNum w:abstractNumId="23" w15:restartNumberingAfterBreak="0">
     <w:nsid w:val="2F7E2278"/>
     <w:multiLevelType w:val="multilevel"/>
     <w:tmpl w:val="1F50BC80"/>
@@ -8095,7 +9155,7 @@
       </w:rPr>
     </w:lvl>
   </w:abstractNum>
-  <w:abstractNum w:abstractNumId="22" w15:restartNumberingAfterBreak="0">
+  <w:abstractNum w:abstractNumId="24" w15:restartNumberingAfterBreak="0">
     <w:nsid w:val="31610395"/>
     <w:multiLevelType w:val="multilevel"/>
     <w:tmpl w:val="12849C40"/>
@@ -8244,7 +9304,7 @@
       </w:rPr>
     </w:lvl>
   </w:abstractNum>
-  <w:abstractNum w:abstractNumId="23" w15:restartNumberingAfterBreak="0">
+  <w:abstractNum w:abstractNumId="25" w15:restartNumberingAfterBreak="0">
     <w:nsid w:val="31857957"/>
     <w:multiLevelType w:val="multilevel"/>
     <w:tmpl w:val="A0C67074"/>
@@ -8389,7 +9449,7 @@
       </w:rPr>
     </w:lvl>
   </w:abstractNum>
-  <w:abstractNum w:abstractNumId="24" w15:restartNumberingAfterBreak="0">
+  <w:abstractNum w:abstractNumId="26" w15:restartNumberingAfterBreak="0">
     <w:nsid w:val="34764D2C"/>
     <w:multiLevelType w:val="multilevel"/>
     <w:tmpl w:val="A84E577C"/>
@@ -8538,7 +9598,156 @@
       </w:rPr>
     </w:lvl>
   </w:abstractNum>
-  <w:abstractNum w:abstractNumId="25" w15:restartNumberingAfterBreak="0">
+  <w:abstractNum w:abstractNumId="27" w15:restartNumberingAfterBreak="0">
+    <w:nsid w:val="3E4B78DA"/>
+    <w:multiLevelType w:val="multilevel"/>
+    <w:tmpl w:val="42180586"/>
+    <w:lvl w:ilvl="0">
+      <w:start w:val="1"/>
+      <w:numFmt w:val="bullet"/>
+      <w:lvlText w:val=""/>
+      <w:lvlJc w:val="left"/>
+      <w:pPr>
+        <w:tabs>
+          <w:tab w:val="num" w:pos="720"/>
+        </w:tabs>
+        <w:ind w:left="720" w:hanging="360"/>
+      </w:pPr>
+      <w:rPr>
+        <w:rFonts w:ascii="Symbol" w:hAnsi="Symbol" w:hint="default"/>
+        <w:sz w:val="20"/>
+      </w:rPr>
+    </w:lvl>
+    <w:lvl w:ilvl="1" w:tentative="1">
+      <w:start w:val="1"/>
+      <w:numFmt w:val="bullet"/>
+      <w:lvlText w:val="o"/>
+      <w:lvlJc w:val="left"/>
+      <w:pPr>
+        <w:tabs>
+          <w:tab w:val="num" w:pos="1440"/>
+        </w:tabs>
+        <w:ind w:left="1440" w:hanging="360"/>
+      </w:pPr>
+      <w:rPr>
+        <w:rFonts w:ascii="Courier New" w:hAnsi="Courier New" w:hint="default"/>
+        <w:sz w:val="20"/>
+      </w:rPr>
+    </w:lvl>
+    <w:lvl w:ilvl="2" w:tentative="1">
+      <w:start w:val="1"/>
+      <w:numFmt w:val="bullet"/>
+      <w:lvlText w:val=""/>
+      <w:lvlJc w:val="left"/>
+      <w:pPr>
+        <w:tabs>
+          <w:tab w:val="num" w:pos="2160"/>
+        </w:tabs>
+        <w:ind w:left="2160" w:hanging="360"/>
+      </w:pPr>
+      <w:rPr>
+        <w:rFonts w:ascii="Wingdings" w:hAnsi="Wingdings" w:hint="default"/>
+        <w:sz w:val="20"/>
+      </w:rPr>
+    </w:lvl>
+    <w:lvl w:ilvl="3" w:tentative="1">
+      <w:start w:val="1"/>
+      <w:numFmt w:val="bullet"/>
+      <w:lvlText w:val=""/>
+      <w:lvlJc w:val="left"/>
+      <w:pPr>
+        <w:tabs>
+          <w:tab w:val="num" w:pos="2880"/>
+        </w:tabs>
+        <w:ind w:left="2880" w:hanging="360"/>
+      </w:pPr>
+      <w:rPr>
+        <w:rFonts w:ascii="Wingdings" w:hAnsi="Wingdings" w:hint="default"/>
+        <w:sz w:val="20"/>
+      </w:rPr>
+    </w:lvl>
+    <w:lvl w:ilvl="4" w:tentative="1">
+      <w:start w:val="1"/>
+      <w:numFmt w:val="bullet"/>
+      <w:lvlText w:val=""/>
+      <w:lvlJc w:val="left"/>
+      <w:pPr>
+        <w:tabs>
+          <w:tab w:val="num" w:pos="3600"/>
+        </w:tabs>
+        <w:ind w:left="3600" w:hanging="360"/>
+      </w:pPr>
+      <w:rPr>
+        <w:rFonts w:ascii="Wingdings" w:hAnsi="Wingdings" w:hint="default"/>
+        <w:sz w:val="20"/>
+      </w:rPr>
+    </w:lvl>
+    <w:lvl w:ilvl="5" w:tentative="1">
+      <w:start w:val="1"/>
+      <w:numFmt w:val="bullet"/>
+      <w:lvlText w:val=""/>
+      <w:lvlJc w:val="left"/>
+      <w:pPr>
+        <w:tabs>
+          <w:tab w:val="num" w:pos="4320"/>
+        </w:tabs>
+        <w:ind w:left="4320" w:hanging="360"/>
+      </w:pPr>
+      <w:rPr>
+        <w:rFonts w:ascii="Wingdings" w:hAnsi="Wingdings" w:hint="default"/>
+        <w:sz w:val="20"/>
+      </w:rPr>
+    </w:lvl>
+    <w:lvl w:ilvl="6" w:tentative="1">
+      <w:start w:val="1"/>
+      <w:numFmt w:val="bullet"/>
+      <w:lvlText w:val=""/>
+      <w:lvlJc w:val="left"/>
+      <w:pPr>
+        <w:tabs>
+          <w:tab w:val="num" w:pos="5040"/>
+        </w:tabs>
+        <w:ind w:left="5040" w:hanging="360"/>
+      </w:pPr>
+      <w:rPr>
+        <w:rFonts w:ascii="Wingdings" w:hAnsi="Wingdings" w:hint="default"/>
+        <w:sz w:val="20"/>
+      </w:rPr>
+    </w:lvl>
+    <w:lvl w:ilvl="7" w:tentative="1">
+      <w:start w:val="1"/>
+      <w:numFmt w:val="bullet"/>
+      <w:lvlText w:val=""/>
+      <w:lvlJc w:val="left"/>
+      <w:pPr>
+        <w:tabs>
+          <w:tab w:val="num" w:pos="5760"/>
+        </w:tabs>
+        <w:ind w:left="5760" w:hanging="360"/>
+      </w:pPr>
+      <w:rPr>
+        <w:rFonts w:ascii="Wingdings" w:hAnsi="Wingdings" w:hint="default"/>
+        <w:sz w:val="20"/>
+      </w:rPr>
+    </w:lvl>
+    <w:lvl w:ilvl="8" w:tentative="1">
+      <w:start w:val="1"/>
+      <w:numFmt w:val="bullet"/>
+      <w:lvlText w:val=""/>
+      <w:lvlJc w:val="left"/>
+      <w:pPr>
+        <w:tabs>
+          <w:tab w:val="num" w:pos="6480"/>
+        </w:tabs>
+        <w:ind w:left="6480" w:hanging="360"/>
+      </w:pPr>
+      <w:rPr>
+        <w:rFonts w:ascii="Wingdings" w:hAnsi="Wingdings" w:hint="default"/>
+        <w:sz w:val="20"/>
+      </w:rPr>
+    </w:lvl>
+  </w:abstractNum>
+  <w:abstractNum w:abstractNumId="28" w15:restartNumberingAfterBreak="0">
     <w:nsid w:val="3F5B5312"/>
     <w:multiLevelType w:val="multilevel"/>
     <w:tmpl w:val="50AEB3CA"/>
@@ -8687,7 +9896,7 @@
       </w:rPr>
     </w:lvl>
   </w:abstractNum>
-  <w:abstractNum w:abstractNumId="26" w15:restartNumberingAfterBreak="0">
+  <w:abstractNum w:abstractNumId="29" w15:restartNumberingAfterBreak="0">
     <w:nsid w:val="41396A0A"/>
     <w:multiLevelType w:val="multilevel"/>
     <w:tmpl w:val="99164EC4"/>
@@ -8836,7 +10045,7 @@
       </w:rPr>
     </w:lvl>
   </w:abstractNum>
-  <w:abstractNum w:abstractNumId="27" w15:restartNumberingAfterBreak="0">
+  <w:abstractNum w:abstractNumId="30" w15:restartNumberingAfterBreak="0">
     <w:nsid w:val="417E3086"/>
     <w:multiLevelType w:val="multilevel"/>
     <w:tmpl w:val="7D023FCA"/>
@@ -8985,7 +10194,7 @@
       </w:rPr>
     </w:lvl>
   </w:abstractNum>
-  <w:abstractNum w:abstractNumId="28" w15:restartNumberingAfterBreak="0">
+  <w:abstractNum w:abstractNumId="31" w15:restartNumberingAfterBreak="0">
     <w:nsid w:val="42F905A5"/>
     <w:multiLevelType w:val="multilevel"/>
     <w:tmpl w:val="876A5482"/>
@@ -9134,7 +10343,7 @@
       </w:rPr>
     </w:lvl>
   </w:abstractNum>
-  <w:abstractNum w:abstractNumId="29" w15:restartNumberingAfterBreak="0">
+  <w:abstractNum w:abstractNumId="32" w15:restartNumberingAfterBreak="0">
     <w:nsid w:val="4429220A"/>
     <w:multiLevelType w:val="multilevel"/>
     <w:tmpl w:val="27844386"/>
@@ -9283,7 +10492,7 @@
       </w:rPr>
     </w:lvl>
   </w:abstractNum>
-  <w:abstractNum w:abstractNumId="30" w15:restartNumberingAfterBreak="0">
+  <w:abstractNum w:abstractNumId="33" w15:restartNumberingAfterBreak="0">
     <w:nsid w:val="466318FB"/>
     <w:multiLevelType w:val="multilevel"/>
     <w:tmpl w:val="1DD8358E"/>
@@ -9432,7 +10641,156 @@
       </w:rPr>
     </w:lvl>
   </w:abstractNum>
-  <w:abstractNum w:abstractNumId="31" w15:restartNumberingAfterBreak="0">
+  <w:abstractNum w:abstractNumId="34" w15:restartNumberingAfterBreak="0">
+    <w:nsid w:val="47E84433"/>
+    <w:multiLevelType w:val="multilevel"/>
+    <w:tmpl w:val="5AB2CC34"/>
+    <w:lvl w:ilvl="0">
+      <w:start w:val="1"/>
+      <w:numFmt w:val="bullet"/>
+      <w:lvlText w:val=""/>
+      <w:lvlJc w:val="left"/>
+      <w:pPr>
+        <w:tabs>
+          <w:tab w:val="num" w:pos="720"/>
+        </w:tabs>
+        <w:ind w:left="720" w:hanging="360"/>
+      </w:pPr>
+      <w:rPr>
+        <w:rFonts w:ascii="Symbol" w:hAnsi="Symbol" w:hint="default"/>
+        <w:sz w:val="20"/>
+      </w:rPr>
+    </w:lvl>
+    <w:lvl w:ilvl="1" w:tentative="1">
+      <w:start w:val="1"/>
+      <w:numFmt w:val="bullet"/>
+      <w:lvlText w:val="o"/>
+      <w:lvlJc w:val="left"/>
+      <w:pPr>
+        <w:tabs>
+          <w:tab w:val="num" w:pos="1440"/>
+        </w:tabs>
+        <w:ind w:left="1440" w:hanging="360"/>
+      </w:pPr>
+      <w:rPr>
+        <w:rFonts w:ascii="Courier New" w:hAnsi="Courier New" w:hint="default"/>
+        <w:sz w:val="20"/>
+      </w:rPr>
+    </w:lvl>
+    <w:lvl w:ilvl="2" w:tentative="1">
+      <w:start w:val="1"/>
+      <w:numFmt w:val="bullet"/>
+      <w:lvlText w:val=""/>
+      <w:lvlJc w:val="left"/>
+      <w:pPr>
+        <w:tabs>
+          <w:tab w:val="num" w:pos="2160"/>
+        </w:tabs>
+        <w:ind w:left="2160" w:hanging="360"/>
+      </w:pPr>
+      <w:rPr>
+        <w:rFonts w:ascii="Wingdings" w:hAnsi="Wingdings" w:hint="default"/>
+        <w:sz w:val="20"/>
+      </w:rPr>
+    </w:lvl>
+    <w:lvl w:ilvl="3" w:tentative="1">
+      <w:start w:val="1"/>
+      <w:numFmt w:val="bullet"/>
+      <w:lvlText w:val=""/>
+      <w:lvlJc w:val="left"/>
+      <w:pPr>
+        <w:tabs>
+          <w:tab w:val="num" w:pos="2880"/>
+        </w:tabs>
+        <w:ind w:left="2880" w:hanging="360"/>
+      </w:pPr>
+      <w:rPr>
+        <w:rFonts w:ascii="Wingdings" w:hAnsi="Wingdings" w:hint="default"/>
+        <w:sz w:val="20"/>
+      </w:rPr>
+    </w:lvl>
+    <w:lvl w:ilvl="4" w:tentative="1">
+      <w:start w:val="1"/>
+      <w:numFmt w:val="bullet"/>
+      <w:lvlText w:val=""/>
+      <w:lvlJc w:val="left"/>
+      <w:pPr>
+        <w:tabs>
+          <w:tab w:val="num" w:pos="3600"/>
+        </w:tabs>
+        <w:ind w:left="3600" w:hanging="360"/>
+      </w:pPr>
+      <w:rPr>
+        <w:rFonts w:ascii="Wingdings" w:hAnsi="Wingdings" w:hint="default"/>
+        <w:sz w:val="20"/>
+      </w:rPr>
+    </w:lvl>
+    <w:lvl w:ilvl="5" w:tentative="1">
+      <w:start w:val="1"/>
+      <w:numFmt w:val="bullet"/>
+      <w:lvlText w:val=""/>
+      <w:lvlJc w:val="left"/>
+      <w:pPr>
+        <w:tabs>
+          <w:tab w:val="num" w:pos="4320"/>
+        </w:tabs>
+        <w:ind w:left="4320" w:hanging="360"/>
+      </w:pPr>
+      <w:rPr>
+        <w:rFonts w:ascii="Wingdings" w:hAnsi="Wingdings" w:hint="default"/>
+        <w:sz w:val="20"/>
+      </w:rPr>
+    </w:lvl>
+    <w:lvl w:ilvl="6" w:tentative="1">
+      <w:start w:val="1"/>
+      <w:numFmt w:val="bullet"/>
+      <w:lvlText w:val=""/>
+      <w:lvlJc w:val="left"/>
+      <w:pPr>
+        <w:tabs>
+          <w:tab w:val="num" w:pos="5040"/>
+        </w:tabs>
+        <w:ind w:left="5040" w:hanging="360"/>
+      </w:pPr>
+      <w:rPr>
+        <w:rFonts w:ascii="Wingdings" w:hAnsi="Wingdings" w:hint="default"/>
+        <w:sz w:val="20"/>
+      </w:rPr>
+    </w:lvl>
+    <w:lvl w:ilvl="7" w:tentative="1">
+      <w:start w:val="1"/>
+      <w:numFmt w:val="bullet"/>
+      <w:lvlText w:val=""/>
+      <w:lvlJc w:val="left"/>
+      <w:pPr>
+        <w:tabs>
+          <w:tab w:val="num" w:pos="5760"/>
+        </w:tabs>
+        <w:ind w:left="5760" w:hanging="360"/>
+      </w:pPr>
+      <w:rPr>
+        <w:rFonts w:ascii="Wingdings" w:hAnsi="Wingdings" w:hint="default"/>
+        <w:sz w:val="20"/>
+      </w:rPr>
+    </w:lvl>
+    <w:lvl w:ilvl="8" w:tentative="1">
+      <w:start w:val="1"/>
+      <w:numFmt w:val="bullet"/>
+      <w:lvlText w:val=""/>
+      <w:lvlJc w:val="left"/>
+      <w:pPr>
+        <w:tabs>
+          <w:tab w:val="num" w:pos="6480"/>
+        </w:tabs>
+        <w:ind w:left="6480" w:hanging="360"/>
+      </w:pPr>
+      <w:rPr>
+        <w:rFonts w:ascii="Wingdings" w:hAnsi="Wingdings" w:hint="default"/>
+        <w:sz w:val="20"/>
+      </w:rPr>
+    </w:lvl>
+  </w:abstractNum>
+  <w:abstractNum w:abstractNumId="35" w15:restartNumberingAfterBreak="0">
     <w:nsid w:val="487C09B3"/>
     <w:multiLevelType w:val="multilevel"/>
     <w:tmpl w:val="A320AFD8"/>
@@ -9581,7 +10939,7 @@
       </w:rPr>
     </w:lvl>
   </w:abstractNum>
-  <w:abstractNum w:abstractNumId="32" w15:restartNumberingAfterBreak="0">
+  <w:abstractNum w:abstractNumId="36" w15:restartNumberingAfterBreak="0">
     <w:nsid w:val="4AD87BA9"/>
     <w:multiLevelType w:val="multilevel"/>
     <w:tmpl w:val="B830C064"/>
@@ -9730,7 +11088,156 @@
       </w:rPr>
     </w:lvl>
   </w:abstractNum>
-  <w:abstractNum w:abstractNumId="33" w15:restartNumberingAfterBreak="0">
+  <w:abstractNum w:abstractNumId="37" w15:restartNumberingAfterBreak="0">
+    <w:nsid w:val="4C9D5F7F"/>
+    <w:multiLevelType w:val="multilevel"/>
+    <w:tmpl w:val="D0862D6A"/>
+    <w:lvl w:ilvl="0">
+      <w:start w:val="1"/>
+      <w:numFmt w:val="bullet"/>
+      <w:lvlText w:val=""/>
+      <w:lvlJc w:val="left"/>
+      <w:pPr>
+        <w:tabs>
+          <w:tab w:val="num" w:pos="720"/>
+        </w:tabs>
+        <w:ind w:left="720" w:hanging="360"/>
+      </w:pPr>
+      <w:rPr>
+        <w:rFonts w:ascii="Symbol" w:hAnsi="Symbol" w:hint="default"/>
+        <w:sz w:val="20"/>
+      </w:rPr>
+    </w:lvl>
+    <w:lvl w:ilvl="1">
+      <w:start w:val="1"/>
+      <w:numFmt w:val="bullet"/>
+      <w:lvlText w:val="o"/>
+      <w:lvlJc w:val="left"/>
+      <w:pPr>
+        <w:tabs>
+          <w:tab w:val="num" w:pos="1440"/>
+        </w:tabs>
+        <w:ind w:left="1440" w:hanging="360"/>
+      </w:pPr>
+      <w:rPr>
+        <w:rFonts w:ascii="Courier New" w:hAnsi="Courier New" w:hint="default"/>
+        <w:sz w:val="20"/>
+      </w:rPr>
+    </w:lvl>
+    <w:lvl w:ilvl="2" w:tentative="1">
+      <w:start w:val="1"/>
+      <w:numFmt w:val="bullet"/>
+      <w:lvlText w:val=""/>
+      <w:lvlJc w:val="left"/>
+      <w:pPr>
+        <w:tabs>
+          <w:tab w:val="num" w:pos="2160"/>
+        </w:tabs>
+        <w:ind w:left="2160" w:hanging="360"/>
+      </w:pPr>
+      <w:rPr>
+        <w:rFonts w:ascii="Wingdings" w:hAnsi="Wingdings" w:hint="default"/>
+        <w:sz w:val="20"/>
+      </w:rPr>
+    </w:lvl>
+    <w:lvl w:ilvl="3" w:tentative="1">
+      <w:start w:val="1"/>
+      <w:numFmt w:val="bullet"/>
+      <w:lvlText w:val=""/>
+      <w:lvlJc w:val="left"/>
+      <w:pPr>
+        <w:tabs>
+          <w:tab w:val="num" w:pos="2880"/>
+        </w:tabs>
+        <w:ind w:left="2880" w:hanging="360"/>
+      </w:pPr>
+      <w:rPr>
+        <w:rFonts w:ascii="Wingdings" w:hAnsi="Wingdings" w:hint="default"/>
+        <w:sz w:val="20"/>
+      </w:rPr>
+    </w:lvl>
+    <w:lvl w:ilvl="4" w:tentative="1">
+      <w:start w:val="1"/>
+      <w:numFmt w:val="bullet"/>
+      <w:lvlText w:val=""/>
+      <w:lvlJc w:val="left"/>
+      <w:pPr>
+        <w:tabs>
+          <w:tab w:val="num" w:pos="3600"/>
+        </w:tabs>
+        <w:ind w:left="3600" w:hanging="360"/>
+      </w:pPr>
+      <w:rPr>
+        <w:rFonts w:ascii="Wingdings" w:hAnsi="Wingdings" w:hint="default"/>
+        <w:sz w:val="20"/>
+      </w:rPr>
+    </w:lvl>
+    <w:lvl w:ilvl="5" w:tentative="1">
+      <w:start w:val="1"/>
+      <w:numFmt w:val="bullet"/>
+      <w:lvlText w:val=""/>
+      <w:lvlJc w:val="left"/>
+      <w:pPr>
+        <w:tabs>
+          <w:tab w:val="num" w:pos="4320"/>
+        </w:tabs>
+        <w:ind w:left="4320" w:hanging="360"/>
+      </w:pPr>
+      <w:rPr>
+        <w:rFonts w:ascii="Wingdings" w:hAnsi="Wingdings" w:hint="default"/>
+        <w:sz w:val="20"/>
+      </w:rPr>
+    </w:lvl>
+    <w:lvl w:ilvl="6" w:tentative="1">
+      <w:start w:val="1"/>
+      <w:numFmt w:val="bullet"/>
+      <w:lvlText w:val=""/>
+      <w:lvlJc w:val="left"/>
+      <w:pPr>
+        <w:tabs>
+          <w:tab w:val="num" w:pos="5040"/>
+        </w:tabs>
+        <w:ind w:left="5040" w:hanging="360"/>
+      </w:pPr>
+      <w:rPr>
+        <w:rFonts w:ascii="Wingdings" w:hAnsi="Wingdings" w:hint="default"/>
+        <w:sz w:val="20"/>
+      </w:rPr>
+    </w:lvl>
+    <w:lvl w:ilvl="7" w:tentative="1">
+      <w:start w:val="1"/>
+      <w:numFmt w:val="bullet"/>
+      <w:lvlText w:val=""/>
+      <w:lvlJc w:val="left"/>
+      <w:pPr>
+        <w:tabs>
+          <w:tab w:val="num" w:pos="5760"/>
+        </w:tabs>
+        <w:ind w:left="5760" w:hanging="360"/>
+      </w:pPr>
+      <w:rPr>
+        <w:rFonts w:ascii="Wingdings" w:hAnsi="Wingdings" w:hint="default"/>
+        <w:sz w:val="20"/>
+      </w:rPr>
+    </w:lvl>
+    <w:lvl w:ilvl="8" w:tentative="1">
+      <w:start w:val="1"/>
+      <w:numFmt w:val="bullet"/>
+      <w:lvlText w:val=""/>
+      <w:lvlJc w:val="left"/>
+      <w:pPr>
+        <w:tabs>
+          <w:tab w:val="num" w:pos="6480"/>
+        </w:tabs>
+        <w:ind w:left="6480" w:hanging="360"/>
+      </w:pPr>
+      <w:rPr>
+        <w:rFonts w:ascii="Wingdings" w:hAnsi="Wingdings" w:hint="default"/>
+        <w:sz w:val="20"/>
+      </w:rPr>
+    </w:lvl>
+  </w:abstractNum>
+  <w:abstractNum w:abstractNumId="38" w15:restartNumberingAfterBreak="0">
     <w:nsid w:val="4DCC601D"/>
     <w:multiLevelType w:val="multilevel"/>
     <w:tmpl w:val="F7CE210E"/>
@@ -9851,7 +11358,7 @@
       </w:pPr>
     </w:lvl>
   </w:abstractNum>
-  <w:abstractNum w:abstractNumId="34" w15:restartNumberingAfterBreak="0">
+  <w:abstractNum w:abstractNumId="39" w15:restartNumberingAfterBreak="0">
     <w:nsid w:val="52B938FC"/>
     <w:multiLevelType w:val="multilevel"/>
     <w:tmpl w:val="A4FE41C2"/>
@@ -10000,7 +11507,7 @@
       </w:rPr>
     </w:lvl>
   </w:abstractNum>
-  <w:abstractNum w:abstractNumId="35" w15:restartNumberingAfterBreak="0">
+  <w:abstractNum w:abstractNumId="40" w15:restartNumberingAfterBreak="0">
     <w:nsid w:val="536A41E4"/>
     <w:multiLevelType w:val="multilevel"/>
     <w:tmpl w:val="F04C227A"/>
@@ -10149,7 +11656,7 @@
       </w:rPr>
     </w:lvl>
   </w:abstractNum>
-  <w:abstractNum w:abstractNumId="36" w15:restartNumberingAfterBreak="0">
+  <w:abstractNum w:abstractNumId="41" w15:restartNumberingAfterBreak="0">
     <w:nsid w:val="556E237E"/>
     <w:multiLevelType w:val="hybridMultilevel"/>
     <w:tmpl w:val="BC0A4796"/>
@@ -10262,7 +11769,7 @@
       </w:rPr>
     </w:lvl>
   </w:abstractNum>
-  <w:abstractNum w:abstractNumId="37" w15:restartNumberingAfterBreak="0">
+  <w:abstractNum w:abstractNumId="42" w15:restartNumberingAfterBreak="0">
     <w:nsid w:val="59F84C4D"/>
     <w:multiLevelType w:val="multilevel"/>
     <w:tmpl w:val="D1C4D20E"/>
@@ -10411,7 +11918,7 @@
       </w:rPr>
     </w:lvl>
   </w:abstractNum>
-  <w:abstractNum w:abstractNumId="38" w15:restartNumberingAfterBreak="0">
+  <w:abstractNum w:abstractNumId="43" w15:restartNumberingAfterBreak="0">
     <w:nsid w:val="635C1B28"/>
     <w:multiLevelType w:val="multilevel"/>
     <w:tmpl w:val="E2B85182"/>
@@ -10560,7 +12067,7 @@
       </w:rPr>
     </w:lvl>
   </w:abstractNum>
-  <w:abstractNum w:abstractNumId="39" w15:restartNumberingAfterBreak="0">
+  <w:abstractNum w:abstractNumId="44" w15:restartNumberingAfterBreak="0">
     <w:nsid w:val="6C3A3B1E"/>
     <w:multiLevelType w:val="multilevel"/>
     <w:tmpl w:val="812017AA"/>
@@ -10677,7 +12184,7 @@
       </w:pPr>
     </w:lvl>
   </w:abstractNum>
-  <w:abstractNum w:abstractNumId="40" w15:restartNumberingAfterBreak="0">
+  <w:abstractNum w:abstractNumId="45" w15:restartNumberingAfterBreak="0">
     <w:nsid w:val="70D60C21"/>
     <w:multiLevelType w:val="multilevel"/>
     <w:tmpl w:val="1A3E22D8"/>
@@ -10826,7 +12333,7 @@
       </w:rPr>
     </w:lvl>
   </w:abstractNum>
-  <w:abstractNum w:abstractNumId="41" w15:restartNumberingAfterBreak="0">
+  <w:abstractNum w:abstractNumId="46" w15:restartNumberingAfterBreak="0">
     <w:nsid w:val="76F56DF5"/>
     <w:multiLevelType w:val="hybridMultilevel"/>
     <w:tmpl w:val="2E1C6DBA"/>
@@ -10939,7 +12446,7 @@
       </w:rPr>
     </w:lvl>
   </w:abstractNum>
-  <w:abstractNum w:abstractNumId="42" w15:restartNumberingAfterBreak="0">
+  <w:abstractNum w:abstractNumId="47" w15:restartNumberingAfterBreak="0">
     <w:nsid w:val="79C07DC7"/>
     <w:multiLevelType w:val="multilevel"/>
     <w:tmpl w:val="1696C6BA"/>
@@ -11088,7 +12595,7 @@
       </w:rPr>
     </w:lvl>
   </w:abstractNum>
-  <w:abstractNum w:abstractNumId="43" w15:restartNumberingAfterBreak="0">
+  <w:abstractNum w:abstractNumId="48" w15:restartNumberingAfterBreak="0">
     <w:nsid w:val="79D53C70"/>
     <w:multiLevelType w:val="hybridMultilevel"/>
     <w:tmpl w:val="B2CCD9C6"/>
@@ -11201,10 +12708,10 @@
       </w:rPr>
     </w:lvl>
   </w:abstractNum>
-  <w:abstractNum w:abstractNumId="44" w15:restartNumberingAfterBreak="0">
+  <w:abstractNum w:abstractNumId="49" w15:restartNumberingAfterBreak="0">
     <w:nsid w:val="7B4F547E"/>
     <w:multiLevelType w:val="multilevel"/>
-    <w:tmpl w:val="4D88F026"/>
+    <w:tmpl w:val="088AFF26"/>
     <w:lvl w:ilvl="0">
       <w:start w:val="1"/>
       <w:numFmt w:val="bullet"/>
@@ -11221,20 +12728,17 @@
         <w:sz w:val="20"/>
       </w:rPr>
     </w:lvl>
-    <w:lvl w:ilvl="1" w:tentative="1">
-      <w:start w:val="1"/>
-      <w:numFmt w:val="bullet"/>
-      <w:lvlText w:val="o"/>
-      <w:lvlJc w:val="left"/>
-      <w:pPr>
-        <w:tabs>
-          <w:tab w:val="num" w:pos="1440"/>
-        </w:tabs>
+    <w:lvl w:ilvl="1">
+      <w:start w:val="1"/>
+      <w:numFmt w:val="decimal"/>
+      <w:lvlText w:val="%2"/>
+      <w:lvlJc w:val="left"/>
+      <w:pPr>
         <w:ind w:left="1440" w:hanging="360"/>
       </w:pPr>
       <w:rPr>
-        <w:rFonts w:ascii="Courier New" w:hAnsi="Courier New" w:hint="default"/>
-        <w:sz w:val="20"/>
+        <w:rFonts w:hint="default"/>
+        <w:sz w:val="28"/>
       </w:rPr>
     </w:lvl>
     <w:lvl w:ilvl="2" w:tentative="1">
@@ -11350,7 +12854,7 @@
       </w:rPr>
     </w:lvl>
   </w:abstractNum>
-  <w:abstractNum w:abstractNumId="45" w15:restartNumberingAfterBreak="0">
+  <w:abstractNum w:abstractNumId="50" w15:restartNumberingAfterBreak="0">
     <w:nsid w:val="7BFB2942"/>
     <w:multiLevelType w:val="multilevel"/>
     <w:tmpl w:val="E774E3D6"/>
@@ -11499,7 +13003,7 @@
       </w:rPr>
     </w:lvl>
   </w:abstractNum>
-  <w:abstractNum w:abstractNumId="46" w15:restartNumberingAfterBreak="0">
+  <w:abstractNum w:abstractNumId="51" w15:restartNumberingAfterBreak="0">
     <w:nsid w:val="7D9A5F78"/>
     <w:multiLevelType w:val="multilevel"/>
     <w:tmpl w:val="A08A3D58"/>
@@ -11649,145 +13153,160 @@
     </w:lvl>
   </w:abstractNum>
   <w:num w:numId="1" w16cid:durableId="1497528416">
-    <w:abstractNumId w:val="30"/>
+    <w:abstractNumId w:val="33"/>
   </w:num>
   <w:num w:numId="2" w16cid:durableId="642194905">
-    <w:abstractNumId w:val="17"/>
+    <w:abstractNumId w:val="19"/>
   </w:num>
   <w:num w:numId="3" w16cid:durableId="1153645097">
+    <w:abstractNumId w:val="46"/>
+  </w:num>
+  <w:num w:numId="4" w16cid:durableId="1730225447">
+    <w:abstractNumId w:val="8"/>
+  </w:num>
+  <w:num w:numId="5" w16cid:durableId="928540447">
     <w:abstractNumId w:val="41"/>
   </w:num>
-  <w:num w:numId="4" w16cid:durableId="1730225447">
-    <w:abstractNumId w:val="7"/>
-  </w:num>
-  <w:num w:numId="5" w16cid:durableId="928540447">
-    <w:abstractNumId w:val="36"/>
-  </w:num>
   <w:num w:numId="6" w16cid:durableId="1393697046">
-    <w:abstractNumId w:val="43"/>
+    <w:abstractNumId w:val="48"/>
   </w:num>
   <w:num w:numId="7" w16cid:durableId="1021669032">
     <w:abstractNumId w:val="0"/>
   </w:num>
   <w:num w:numId="8" w16cid:durableId="621115763">
-    <w:abstractNumId w:val="8"/>
+    <w:abstractNumId w:val="9"/>
   </w:num>
   <w:num w:numId="9" w16cid:durableId="1764758518">
-    <w:abstractNumId w:val="10"/>
+    <w:abstractNumId w:val="11"/>
   </w:num>
   <w:num w:numId="10" w16cid:durableId="1598782834">
-    <w:abstractNumId w:val="24"/>
+    <w:abstractNumId w:val="26"/>
   </w:num>
   <w:num w:numId="11" w16cid:durableId="1884706532">
-    <w:abstractNumId w:val="13"/>
+    <w:abstractNumId w:val="14"/>
   </w:num>
   <w:num w:numId="12" w16cid:durableId="1823425299">
-    <w:abstractNumId w:val="29"/>
+    <w:abstractNumId w:val="32"/>
   </w:num>
   <w:num w:numId="13" w16cid:durableId="939222942">
-    <w:abstractNumId w:val="38"/>
+    <w:abstractNumId w:val="43"/>
   </w:num>
   <w:num w:numId="14" w16cid:durableId="524683253">
-    <w:abstractNumId w:val="45"/>
+    <w:abstractNumId w:val="50"/>
   </w:num>
   <w:num w:numId="15" w16cid:durableId="1264071330">
     <w:abstractNumId w:val="2"/>
   </w:num>
   <w:num w:numId="16" w16cid:durableId="924806290">
-    <w:abstractNumId w:val="20"/>
+    <w:abstractNumId w:val="22"/>
   </w:num>
   <w:num w:numId="17" w16cid:durableId="166527295">
     <w:abstractNumId w:val="3"/>
   </w:num>
   <w:num w:numId="18" w16cid:durableId="644549019">
-    <w:abstractNumId w:val="42"/>
+    <w:abstractNumId w:val="47"/>
   </w:num>
   <w:num w:numId="19" w16cid:durableId="20713622">
-    <w:abstractNumId w:val="40"/>
+    <w:abstractNumId w:val="45"/>
   </w:num>
   <w:num w:numId="20" w16cid:durableId="1331830883">
-    <w:abstractNumId w:val="6"/>
+    <w:abstractNumId w:val="7"/>
   </w:num>
   <w:num w:numId="21" w16cid:durableId="205145470">
-    <w:abstractNumId w:val="21"/>
+    <w:abstractNumId w:val="23"/>
   </w:num>
   <w:num w:numId="22" w16cid:durableId="1165851853">
-    <w:abstractNumId w:val="28"/>
+    <w:abstractNumId w:val="31"/>
   </w:num>
   <w:num w:numId="23" w16cid:durableId="2127313723">
-    <w:abstractNumId w:val="12"/>
+    <w:abstractNumId w:val="13"/>
   </w:num>
   <w:num w:numId="24" w16cid:durableId="708065918">
     <w:abstractNumId w:val="1"/>
   </w:num>
   <w:num w:numId="25" w16cid:durableId="1797019266">
+    <w:abstractNumId w:val="28"/>
+  </w:num>
+  <w:num w:numId="26" w16cid:durableId="229510572">
+    <w:abstractNumId w:val="12"/>
+  </w:num>
+  <w:num w:numId="27" w16cid:durableId="707877494">
+    <w:abstractNumId w:val="15"/>
+  </w:num>
+  <w:num w:numId="28" w16cid:durableId="141894113">
+    <w:abstractNumId w:val="20"/>
+  </w:num>
+  <w:num w:numId="29" w16cid:durableId="1849830760">
+    <w:abstractNumId w:val="51"/>
+  </w:num>
+  <w:num w:numId="30" w16cid:durableId="901217393">
     <w:abstractNumId w:val="25"/>
   </w:num>
-  <w:num w:numId="26" w16cid:durableId="229510572">
-    <w:abstractNumId w:val="11"/>
+  <w:num w:numId="31" w16cid:durableId="30503076">
+    <w:abstractNumId w:val="42"/>
   </w:num>
-  <w:num w:numId="27" w16cid:durableId="707877494">
-    <w:abstractNumId w:val="14"/>
+  <w:num w:numId="32" w16cid:durableId="488595659">
+    <w:abstractNumId w:val="39"/>
   </w:num>
-  <w:num w:numId="28" w16cid:durableId="141894113">
+  <w:num w:numId="33" w16cid:durableId="682828768">
+    <w:abstractNumId w:val="16"/>
+  </w:num>
+  <w:num w:numId="34" w16cid:durableId="894584870">
+    <w:abstractNumId w:val="5"/>
+  </w:num>
+  <w:num w:numId="35" w16cid:durableId="722556130">
+    <w:abstractNumId w:val="21"/>
+  </w:num>
+  <w:num w:numId="36" w16cid:durableId="993530180">
+    <w:abstractNumId w:val="17"/>
+  </w:num>
+  <w:num w:numId="37" w16cid:durableId="116488592">
+    <w:abstractNumId w:val="10"/>
+  </w:num>
+  <w:num w:numId="38" w16cid:durableId="1941910008">
+    <w:abstractNumId w:val="40"/>
+  </w:num>
+  <w:num w:numId="39" w16cid:durableId="1489513525">
+    <w:abstractNumId w:val="30"/>
+  </w:num>
+  <w:num w:numId="40" w16cid:durableId="1403141572">
+    <w:abstractNumId w:val="49"/>
+  </w:num>
+  <w:num w:numId="41" w16cid:durableId="905183935">
+    <w:abstractNumId w:val="35"/>
+  </w:num>
+  <w:num w:numId="42" w16cid:durableId="2050821">
+    <w:abstractNumId w:val="6"/>
+  </w:num>
+  <w:num w:numId="43" w16cid:durableId="1548369718">
+    <w:abstractNumId w:val="24"/>
+  </w:num>
+  <w:num w:numId="44" w16cid:durableId="126171748">
+    <w:abstractNumId w:val="29"/>
+  </w:num>
+  <w:num w:numId="45" w16cid:durableId="1308625728">
+    <w:abstractNumId w:val="38"/>
+  </w:num>
+  <w:num w:numId="46" w16cid:durableId="981230117">
+    <w:abstractNumId w:val="36"/>
+  </w:num>
+  <w:num w:numId="47" w16cid:durableId="307784741">
+    <w:abstractNumId w:val="44"/>
+  </w:num>
+  <w:num w:numId="48" w16cid:durableId="1302542543">
+    <w:abstractNumId w:val="37"/>
+  </w:num>
+  <w:num w:numId="49" w16cid:durableId="946159608">
     <w:abstractNumId w:val="18"/>
   </w:num>
-  <w:num w:numId="29" w16cid:durableId="1849830760">
-    <w:abstractNumId w:val="46"/>
-  </w:num>
-  <w:num w:numId="30" w16cid:durableId="901217393">
-    <w:abstractNumId w:val="23"/>
-  </w:num>
-  <w:num w:numId="31" w16cid:durableId="30503076">
-    <w:abstractNumId w:val="37"/>
-  </w:num>
-  <w:num w:numId="32" w16cid:durableId="488595659">
+  <w:num w:numId="50" w16cid:durableId="1205873643">
     <w:abstractNumId w:val="34"/>
   </w:num>
-  <w:num w:numId="33" w16cid:durableId="682828768">
-    <w:abstractNumId w:val="15"/>
-  </w:num>
-  <w:num w:numId="34" w16cid:durableId="894584870">
+  <w:num w:numId="51" w16cid:durableId="965312321">
     <w:abstractNumId w:val="4"/>
   </w:num>
-  <w:num w:numId="35" w16cid:durableId="722556130">
-    <w:abstractNumId w:val="19"/>
-  </w:num>
-  <w:num w:numId="36" w16cid:durableId="993530180">
-    <w:abstractNumId w:val="16"/>
-  </w:num>
-  <w:num w:numId="37" w16cid:durableId="116488592">
-    <w:abstractNumId w:val="9"/>
-  </w:num>
-  <w:num w:numId="38" w16cid:durableId="1941910008">
-    <w:abstractNumId w:val="35"/>
-  </w:num>
-  <w:num w:numId="39" w16cid:durableId="1489513525">
+  <w:num w:numId="52" w16cid:durableId="314797470">
     <w:abstractNumId w:val="27"/>
-  </w:num>
-  <w:num w:numId="40" w16cid:durableId="1403141572">
-    <w:abstractNumId w:val="44"/>
-  </w:num>
-  <w:num w:numId="41" w16cid:durableId="905183935">
-    <w:abstractNumId w:val="31"/>
-  </w:num>
-  <w:num w:numId="42" w16cid:durableId="2050821">
-    <w:abstractNumId w:val="5"/>
-  </w:num>
-  <w:num w:numId="43" w16cid:durableId="1548369718">
-    <w:abstractNumId w:val="22"/>
-  </w:num>
-  <w:num w:numId="44" w16cid:durableId="126171748">
-    <w:abstractNumId w:val="26"/>
-  </w:num>
-  <w:num w:numId="45" w16cid:durableId="1308625728">
-    <w:abstractNumId w:val="33"/>
-  </w:num>
-  <w:num w:numId="46" w16cid:durableId="981230117">
-    <w:abstractNumId w:val="32"/>
-  </w:num>
-  <w:num w:numId="47" w16cid:durableId="307784741">
-    <w:abstractNumId w:val="39"/>
   </w:num>
 </w:numbering>
 </file>
